--- a/docs/result/오이소창원_결과보고서_최종본_20261005.docx
+++ b/docs/result/오이소창원_결과보고서_최종본_20261005.docx
@@ -509,7 +509,7 @@
                 <w:sz w:val="17"/>
                 <w:szCs w:val="17"/>
               </w:rPr>
-              <w:t xml:space="preserve">AI 자동 12회 · 팀 자체 37회 · 실사용자 4회, 총 53회</w:t>
+              <w:t xml:space="preserve">AI 자동 12회 · 팀 자체 38회 · 실사용자 4회, 총 54회</w:t>
             </w:r>
             <w:r>
               <w:rPr>
@@ -577,7 +577,7 @@
             <w:pPr>
               <w:jc w:val="left"/>
             </w:pPr>
-            <w:hyperlink w:history="1" r:id="rId4kmyt85khsv-oro69gerl">
+            <w:hyperlink w:history="1" r:id="rId8itbspm5u0pfkmkvexroc">
               <w:r>
                 <w:rPr>
                   <w:rStyle w:val="Hyperlink"/>
@@ -646,7 +646,7 @@
             <w:pPr>
               <w:jc w:val="left"/>
             </w:pPr>
-            <w:hyperlink w:history="1" r:id="rIdzsgmvm5ly03vquygdmwly">
+            <w:hyperlink w:history="1" r:id="rIdi8yecmtp7oz90wdwuckbe">
               <w:r>
                 <w:rPr>
                   <w:rStyle w:val="Hyperlink"/>
@@ -1028,8 +1028,8 @@
       </w:tblPr>
       <w:tblGrid>
         <w:gridCol w:w="1860"/>
-        <w:gridCol w:w="3314"/>
-        <w:gridCol w:w="4370"/>
+        <w:gridCol w:w="3316"/>
+        <w:gridCol w:w="4368"/>
         <w:gridCol w:w="660"/>
       </w:tblGrid>
       <w:tr>
@@ -1073,7 +1073,7 @@
         </w:tc>
         <w:tc>
           <w:tcPr>
-            <w:tcW w:type="dxa" w:w="3314"/>
+            <w:tcW w:type="dxa" w:w="3316"/>
             <w:tcBorders>
               <w:top w:val="single" w:color="C9D3DF" w:sz="4"/>
               <w:left w:val="single" w:color="C9D3DF" w:sz="4"/>
@@ -1107,7 +1107,7 @@
         </w:tc>
         <w:tc>
           <w:tcPr>
-            <w:tcW w:type="dxa" w:w="4370"/>
+            <w:tcW w:type="dxa" w:w="4368"/>
             <w:tcBorders>
               <w:top w:val="single" w:color="C9D3DF" w:sz="4"/>
               <w:left w:val="single" w:color="C9D3DF" w:sz="4"/>
@@ -1211,7 +1211,7 @@
         </w:tc>
         <w:tc>
           <w:tcPr>
-            <w:tcW w:type="dxa" w:w="3314"/>
+            <w:tcW w:type="dxa" w:w="3316"/>
             <w:tcBorders>
               <w:top w:val="single" w:color="C9D3DF" w:sz="4"/>
               <w:left w:val="single" w:color="C9D3DF" w:sz="4"/>
@@ -1241,7 +1241,7 @@
         </w:tc>
         <w:tc>
           <w:tcPr>
-            <w:tcW w:type="dxa" w:w="4370"/>
+            <w:tcW w:type="dxa" w:w="4368"/>
             <w:tcBorders>
               <w:top w:val="single" w:color="C9D3DF" w:sz="4"/>
               <w:left w:val="single" w:color="C9D3DF" w:sz="4"/>
@@ -1337,7 +1337,7 @@
         </w:tc>
         <w:tc>
           <w:tcPr>
-            <w:tcW w:type="dxa" w:w="3314"/>
+            <w:tcW w:type="dxa" w:w="3316"/>
             <w:tcBorders>
               <w:top w:val="single" w:color="C9D3DF" w:sz="4"/>
               <w:left w:val="single" w:color="C9D3DF" w:sz="4"/>
@@ -1367,7 +1367,7 @@
         </w:tc>
         <w:tc>
           <w:tcPr>
-            <w:tcW w:type="dxa" w:w="4370"/>
+            <w:tcW w:type="dxa" w:w="4368"/>
             <w:tcBorders>
               <w:top w:val="single" w:color="C9D3DF" w:sz="4"/>
               <w:left w:val="single" w:color="C9D3DF" w:sz="4"/>
@@ -1463,7 +1463,7 @@
         </w:tc>
         <w:tc>
           <w:tcPr>
-            <w:tcW w:type="dxa" w:w="3314"/>
+            <w:tcW w:type="dxa" w:w="3316"/>
             <w:tcBorders>
               <w:top w:val="single" w:color="C9D3DF" w:sz="4"/>
               <w:left w:val="single" w:color="C9D3DF" w:sz="4"/>
@@ -1493,7 +1493,7 @@
         </w:tc>
         <w:tc>
           <w:tcPr>
-            <w:tcW w:type="dxa" w:w="4370"/>
+            <w:tcW w:type="dxa" w:w="4368"/>
             <w:tcBorders>
               <w:top w:val="single" w:color="C9D3DF" w:sz="4"/>
               <w:left w:val="single" w:color="C9D3DF" w:sz="4"/>
@@ -1589,7 +1589,7 @@
         </w:tc>
         <w:tc>
           <w:tcPr>
-            <w:tcW w:type="dxa" w:w="3314"/>
+            <w:tcW w:type="dxa" w:w="3316"/>
             <w:tcBorders>
               <w:top w:val="single" w:color="C9D3DF" w:sz="4"/>
               <w:left w:val="single" w:color="C9D3DF" w:sz="4"/>
@@ -1619,7 +1619,7 @@
         </w:tc>
         <w:tc>
           <w:tcPr>
-            <w:tcW w:type="dxa" w:w="4370"/>
+            <w:tcW w:type="dxa" w:w="4368"/>
             <w:tcBorders>
               <w:top w:val="single" w:color="C9D3DF" w:sz="4"/>
               <w:left w:val="single" w:color="C9D3DF" w:sz="4"/>
@@ -1715,7 +1715,7 @@
         </w:tc>
         <w:tc>
           <w:tcPr>
-            <w:tcW w:type="dxa" w:w="3314"/>
+            <w:tcW w:type="dxa" w:w="3316"/>
             <w:tcBorders>
               <w:top w:val="single" w:color="C9D3DF" w:sz="4"/>
               <w:left w:val="single" w:color="C9D3DF" w:sz="4"/>
@@ -1745,7 +1745,7 @@
         </w:tc>
         <w:tc>
           <w:tcPr>
-            <w:tcW w:type="dxa" w:w="4370"/>
+            <w:tcW w:type="dxa" w:w="4368"/>
             <w:tcBorders>
               <w:top w:val="single" w:color="C9D3DF" w:sz="4"/>
               <w:left w:val="single" w:color="C9D3DF" w:sz="4"/>
@@ -1841,7 +1841,7 @@
         </w:tc>
         <w:tc>
           <w:tcPr>
-            <w:tcW w:type="dxa" w:w="3314"/>
+            <w:tcW w:type="dxa" w:w="3316"/>
             <w:tcBorders>
               <w:top w:val="single" w:color="C9D3DF" w:sz="4"/>
               <w:left w:val="single" w:color="C9D3DF" w:sz="4"/>
@@ -1871,7 +1871,7 @@
         </w:tc>
         <w:tc>
           <w:tcPr>
-            <w:tcW w:type="dxa" w:w="4370"/>
+            <w:tcW w:type="dxa" w:w="4368"/>
             <w:tcBorders>
               <w:top w:val="single" w:color="C9D3DF" w:sz="4"/>
               <w:left w:val="single" w:color="C9D3DF" w:sz="4"/>
@@ -1967,7 +1967,7 @@
         </w:tc>
         <w:tc>
           <w:tcPr>
-            <w:tcW w:type="dxa" w:w="3314"/>
+            <w:tcW w:type="dxa" w:w="3316"/>
             <w:tcBorders>
               <w:top w:val="single" w:color="C9D3DF" w:sz="4"/>
               <w:left w:val="single" w:color="C9D3DF" w:sz="4"/>
@@ -1997,7 +1997,7 @@
         </w:tc>
         <w:tc>
           <w:tcPr>
-            <w:tcW w:type="dxa" w:w="4370"/>
+            <w:tcW w:type="dxa" w:w="4368"/>
             <w:tcBorders>
               <w:top w:val="single" w:color="C9D3DF" w:sz="4"/>
               <w:left w:val="single" w:color="C9D3DF" w:sz="4"/>
@@ -2093,7 +2093,7 @@
         </w:tc>
         <w:tc>
           <w:tcPr>
-            <w:tcW w:type="dxa" w:w="3314"/>
+            <w:tcW w:type="dxa" w:w="3316"/>
             <w:tcBorders>
               <w:top w:val="single" w:color="C9D3DF" w:sz="4"/>
               <w:left w:val="single" w:color="C9D3DF" w:sz="4"/>
@@ -2123,39 +2123,39 @@
         </w:tc>
         <w:tc>
           <w:tcPr>
-            <w:tcW w:type="dxa" w:w="4370"/>
-            <w:tcBorders>
-              <w:top w:val="single" w:color="C9D3DF" w:sz="4"/>
-              <w:left w:val="single" w:color="C9D3DF" w:sz="4"/>
-              <w:bottom w:val="single" w:color="C9D3DF" w:sz="4"/>
-              <w:right w:val="single" w:color="C9D3DF" w:sz="4"/>
-            </w:tcBorders>
-            <w:tcMar>
-              <w:top w:type="dxa" w:w="50"/>
-              <w:left w:type="dxa" w:w="80"/>
-              <w:bottom w:type="dxa" w:w="50"/>
-              <w:right w:type="dxa" w:w="80"/>
-            </w:tcMar>
-          </w:tcPr>
-          <w:p>
-            <w:pPr>
-              <w:jc w:val="left"/>
-            </w:pPr>
-            <w:r>
-              <w:rPr>
-                <w:rFonts w:ascii="Malgun Gothic" w:cs="Malgun Gothic" w:eastAsia="Malgun Gothic" w:hAnsi="Malgun Gothic"/>
-                <w:sz w:val="17"/>
-                <w:szCs w:val="17"/>
-              </w:rPr>
-              <w:t xml:space="preserve">AI 자동 12회 · 팀 자체 37회 · 실사용자 4회, </w:t>
-            </w:r>
-            <w:r>
-              <w:rPr>
-                <w:rFonts w:ascii="Malgun Gothic" w:cs="Malgun Gothic" w:eastAsia="Malgun Gothic" w:hAnsi="Malgun Gothic"/>
-                <w:sz w:val="17"/>
-                <w:szCs w:val="17"/>
-              </w:rPr>
-              <w:t xml:space="preserve">총 53회</w:t>
+            <w:tcW w:type="dxa" w:w="4368"/>
+            <w:tcBorders>
+              <w:top w:val="single" w:color="C9D3DF" w:sz="4"/>
+              <w:left w:val="single" w:color="C9D3DF" w:sz="4"/>
+              <w:bottom w:val="single" w:color="C9D3DF" w:sz="4"/>
+              <w:right w:val="single" w:color="C9D3DF" w:sz="4"/>
+            </w:tcBorders>
+            <w:tcMar>
+              <w:top w:type="dxa" w:w="50"/>
+              <w:left w:type="dxa" w:w="80"/>
+              <w:bottom w:type="dxa" w:w="50"/>
+              <w:right w:type="dxa" w:w="80"/>
+            </w:tcMar>
+          </w:tcPr>
+          <w:p>
+            <w:pPr>
+              <w:jc w:val="left"/>
+            </w:pPr>
+            <w:r>
+              <w:rPr>
+                <w:rFonts w:ascii="Malgun Gothic" w:cs="Malgun Gothic" w:eastAsia="Malgun Gothic" w:hAnsi="Malgun Gothic"/>
+                <w:sz w:val="17"/>
+                <w:szCs w:val="17"/>
+              </w:rPr>
+              <w:t xml:space="preserve">AI 자동 12회 · 팀 자체 38회 · 실사용자 4회, </w:t>
+            </w:r>
+            <w:r>
+              <w:rPr>
+                <w:rFonts w:ascii="Malgun Gothic" w:cs="Malgun Gothic" w:eastAsia="Malgun Gothic" w:hAnsi="Malgun Gothic"/>
+                <w:sz w:val="17"/>
+                <w:szCs w:val="17"/>
+              </w:rPr>
+              <w:t xml:space="preserve">총 54회</w:t>
             </w:r>
           </w:p>
         </w:tc>
@@ -2227,7 +2227,7 @@
         </w:tc>
         <w:tc>
           <w:tcPr>
-            <w:tcW w:type="dxa" w:w="3314"/>
+            <w:tcW w:type="dxa" w:w="3316"/>
             <w:tcBorders>
               <w:top w:val="single" w:color="C9D3DF" w:sz="4"/>
               <w:left w:val="single" w:color="C9D3DF" w:sz="4"/>
@@ -2257,31 +2257,31 @@
         </w:tc>
         <w:tc>
           <w:tcPr>
-            <w:tcW w:type="dxa" w:w="4370"/>
-            <w:tcBorders>
-              <w:top w:val="single" w:color="C9D3DF" w:sz="4"/>
-              <w:left w:val="single" w:color="C9D3DF" w:sz="4"/>
-              <w:bottom w:val="single" w:color="C9D3DF" w:sz="4"/>
-              <w:right w:val="single" w:color="C9D3DF" w:sz="4"/>
-            </w:tcBorders>
-            <w:tcMar>
-              <w:top w:type="dxa" w:w="50"/>
-              <w:left w:type="dxa" w:w="80"/>
-              <w:bottom w:type="dxa" w:w="50"/>
-              <w:right w:type="dxa" w:w="80"/>
-            </w:tcMar>
-          </w:tcPr>
-          <w:p>
-            <w:pPr>
-              <w:jc w:val="left"/>
-            </w:pPr>
-            <w:r>
-              <w:rPr>
-                <w:rFonts w:ascii="Malgun Gothic" w:cs="Malgun Gothic" w:eastAsia="Malgun Gothic" w:hAnsi="Malgun Gothic"/>
-                <w:sz w:val="17"/>
-                <w:szCs w:val="17"/>
-              </w:rPr>
-              <w:t xml:space="preserve">37회(B 25 · C 2 · A 10), 지적 87건 모두 반영</w:t>
+            <w:tcW w:type="dxa" w:w="4368"/>
+            <w:tcBorders>
+              <w:top w:val="single" w:color="C9D3DF" w:sz="4"/>
+              <w:left w:val="single" w:color="C9D3DF" w:sz="4"/>
+              <w:bottom w:val="single" w:color="C9D3DF" w:sz="4"/>
+              <w:right w:val="single" w:color="C9D3DF" w:sz="4"/>
+            </w:tcBorders>
+            <w:tcMar>
+              <w:top w:type="dxa" w:w="50"/>
+              <w:left w:type="dxa" w:w="80"/>
+              <w:bottom w:type="dxa" w:w="50"/>
+              <w:right w:type="dxa" w:w="80"/>
+            </w:tcMar>
+          </w:tcPr>
+          <w:p>
+            <w:pPr>
+              <w:jc w:val="left"/>
+            </w:pPr>
+            <w:r>
+              <w:rPr>
+                <w:rFonts w:ascii="Malgun Gothic" w:cs="Malgun Gothic" w:eastAsia="Malgun Gothic" w:hAnsi="Malgun Gothic"/>
+                <w:sz w:val="17"/>
+                <w:szCs w:val="17"/>
+              </w:rPr>
+              <w:t xml:space="preserve">38회(B 25 · C 2 · A 11), 지적 88건 모두 반영</w:t>
             </w:r>
           </w:p>
         </w:tc>
@@ -2353,61 +2353,61 @@
         </w:tc>
         <w:tc>
           <w:tcPr>
-            <w:tcW w:type="dxa" w:w="3314"/>
-            <w:tcBorders>
-              <w:top w:val="single" w:color="C9D3DF" w:sz="4"/>
-              <w:left w:val="single" w:color="C9D3DF" w:sz="4"/>
-              <w:bottom w:val="single" w:color="C9D3DF" w:sz="4"/>
-              <w:right w:val="single" w:color="C9D3DF" w:sz="4"/>
-            </w:tcBorders>
-            <w:tcMar>
-              <w:top w:type="dxa" w:w="50"/>
-              <w:left w:type="dxa" w:w="80"/>
-              <w:bottom w:type="dxa" w:w="50"/>
-              <w:right w:type="dxa" w:w="80"/>
-            </w:tcMar>
-          </w:tcPr>
-          <w:p>
-            <w:pPr>
-              <w:jc w:val="left"/>
-            </w:pPr>
-            <w:r>
-              <w:rPr>
-                <w:rFonts w:ascii="Malgun Gothic" w:cs="Malgun Gothic" w:eastAsia="Malgun Gothic" w:hAnsi="Malgun Gothic"/>
-                <w:sz w:val="17"/>
-                <w:szCs w:val="17"/>
-              </w:rPr>
-              <w:t xml:space="preserve">3명, 만족도 4점 이상</w:t>
-            </w:r>
-          </w:p>
-        </w:tc>
-        <w:tc>
-          <w:tcPr>
-            <w:tcW w:type="dxa" w:w="4370"/>
-            <w:tcBorders>
-              <w:top w:val="single" w:color="C9D3DF" w:sz="4"/>
-              <w:left w:val="single" w:color="C9D3DF" w:sz="4"/>
-              <w:bottom w:val="single" w:color="C9D3DF" w:sz="4"/>
-              <w:right w:val="single" w:color="C9D3DF" w:sz="4"/>
-            </w:tcBorders>
-            <w:tcMar>
-              <w:top w:type="dxa" w:w="50"/>
-              <w:left w:type="dxa" w:w="80"/>
-              <w:bottom w:type="dxa" w:w="50"/>
-              <w:right w:type="dxa" w:w="80"/>
-            </w:tcMar>
-          </w:tcPr>
-          <w:p>
-            <w:pPr>
-              <w:jc w:val="left"/>
-            </w:pPr>
-            <w:r>
-              <w:rPr>
-                <w:rFonts w:ascii="Malgun Gothic" w:cs="Malgun Gothic" w:eastAsia="Malgun Gothic" w:hAnsi="Malgun Gothic"/>
-                <w:sz w:val="17"/>
-                <w:szCs w:val="17"/>
-              </w:rPr>
-              <w:t xml:space="preserve">4명(이미영 섭외), 문항 평균 4.56 · 만족도 4.75 · 추천 4/4</w:t>
+            <w:tcW w:type="dxa" w:w="3316"/>
+            <w:tcBorders>
+              <w:top w:val="single" w:color="C9D3DF" w:sz="4"/>
+              <w:left w:val="single" w:color="C9D3DF" w:sz="4"/>
+              <w:bottom w:val="single" w:color="C9D3DF" w:sz="4"/>
+              <w:right w:val="single" w:color="C9D3DF" w:sz="4"/>
+            </w:tcBorders>
+            <w:tcMar>
+              <w:top w:type="dxa" w:w="50"/>
+              <w:left w:type="dxa" w:w="80"/>
+              <w:bottom w:type="dxa" w:w="50"/>
+              <w:right w:type="dxa" w:w="80"/>
+            </w:tcMar>
+          </w:tcPr>
+          <w:p>
+            <w:pPr>
+              <w:jc w:val="left"/>
+            </w:pPr>
+            <w:r>
+              <w:rPr>
+                <w:rFonts w:ascii="Malgun Gothic" w:cs="Malgun Gothic" w:eastAsia="Malgun Gothic" w:hAnsi="Malgun Gothic"/>
+                <w:sz w:val="17"/>
+                <w:szCs w:val="17"/>
+              </w:rPr>
+              <w:t xml:space="preserve">3명, 만족도 4.00/5 이상</w:t>
+            </w:r>
+          </w:p>
+        </w:tc>
+        <w:tc>
+          <w:tcPr>
+            <w:tcW w:type="dxa" w:w="4368"/>
+            <w:tcBorders>
+              <w:top w:val="single" w:color="C9D3DF" w:sz="4"/>
+              <w:left w:val="single" w:color="C9D3DF" w:sz="4"/>
+              <w:bottom w:val="single" w:color="C9D3DF" w:sz="4"/>
+              <w:right w:val="single" w:color="C9D3DF" w:sz="4"/>
+            </w:tcBorders>
+            <w:tcMar>
+              <w:top w:type="dxa" w:w="50"/>
+              <w:left w:type="dxa" w:w="80"/>
+              <w:bottom w:type="dxa" w:w="50"/>
+              <w:right w:type="dxa" w:w="80"/>
+            </w:tcMar>
+          </w:tcPr>
+          <w:p>
+            <w:pPr>
+              <w:jc w:val="left"/>
+            </w:pPr>
+            <w:r>
+              <w:rPr>
+                <w:rFonts w:ascii="Malgun Gothic" w:cs="Malgun Gothic" w:eastAsia="Malgun Gothic" w:hAnsi="Malgun Gothic"/>
+                <w:sz w:val="17"/>
+                <w:szCs w:val="17"/>
+              </w:rPr>
+              <w:t xml:space="preserve">4명(이미영 섭외), 문항 평균 4.56/5 · 전체 만족도 4.75/5 · 추천 4/4</w:t>
             </w:r>
           </w:p>
         </w:tc>
@@ -2479,7 +2479,7 @@
         </w:tc>
         <w:tc>
           <w:tcPr>
-            <w:tcW w:type="dxa" w:w="3314"/>
+            <w:tcW w:type="dxa" w:w="3316"/>
             <w:tcBorders>
               <w:top w:val="single" w:color="C9D3DF" w:sz="4"/>
               <w:left w:val="single" w:color="C9D3DF" w:sz="4"/>
@@ -2509,31 +2509,31 @@
         </w:tc>
         <w:tc>
           <w:tcPr>
-            <w:tcW w:type="dxa" w:w="4370"/>
-            <w:tcBorders>
-              <w:top w:val="single" w:color="C9D3DF" w:sz="4"/>
-              <w:left w:val="single" w:color="C9D3DF" w:sz="4"/>
-              <w:bottom w:val="single" w:color="C9D3DF" w:sz="4"/>
-              <w:right w:val="single" w:color="C9D3DF" w:sz="4"/>
-            </w:tcBorders>
-            <w:tcMar>
-              <w:top w:type="dxa" w:w="50"/>
-              <w:left w:type="dxa" w:w="80"/>
-              <w:bottom w:type="dxa" w:w="50"/>
-              <w:right w:type="dxa" w:w="80"/>
-            </w:tcMar>
-          </w:tcPr>
-          <w:p>
-            <w:pPr>
-              <w:jc w:val="left"/>
-            </w:pPr>
-            <w:r>
-              <w:rPr>
-                <w:rFonts w:ascii="Malgun Gothic" w:cs="Malgun Gothic" w:eastAsia="Malgun Gothic" w:hAnsi="Malgun Gothic"/>
-                <w:sz w:val="17"/>
-                <w:szCs w:val="17"/>
-              </w:rPr>
-              <w:t xml:space="preserve">10/4 새 디자인, 10/5 팀장 UX/UI 개선 4번(기능 변경 없음)</w:t>
+            <w:tcW w:type="dxa" w:w="4368"/>
+            <w:tcBorders>
+              <w:top w:val="single" w:color="C9D3DF" w:sz="4"/>
+              <w:left w:val="single" w:color="C9D3DF" w:sz="4"/>
+              <w:bottom w:val="single" w:color="C9D3DF" w:sz="4"/>
+              <w:right w:val="single" w:color="C9D3DF" w:sz="4"/>
+            </w:tcBorders>
+            <w:tcMar>
+              <w:top w:type="dxa" w:w="50"/>
+              <w:left w:type="dxa" w:w="80"/>
+              <w:bottom w:type="dxa" w:w="50"/>
+              <w:right w:type="dxa" w:w="80"/>
+            </w:tcMar>
+          </w:tcPr>
+          <w:p>
+            <w:pPr>
+              <w:jc w:val="left"/>
+            </w:pPr>
+            <w:r>
+              <w:rPr>
+                <w:rFonts w:ascii="Malgun Gothic" w:cs="Malgun Gothic" w:eastAsia="Malgun Gothic" w:hAnsi="Malgun Gothic"/>
+                <w:sz w:val="17"/>
+                <w:szCs w:val="17"/>
+              </w:rPr>
+              <w:t xml:space="preserve">10/4 새 디자인, 10/5 팀장 UX/UI 개선 5번(기능 변경 없음)</w:t>
             </w:r>
           </w:p>
         </w:tc>
@@ -3031,9 +3031,9 @@
         </w:tblBorders>
       </w:tblPr>
       <w:tblGrid>
-        <w:gridCol w:w="2832"/>
-        <w:gridCol w:w="4107"/>
-        <w:gridCol w:w="3265"/>
+        <w:gridCol w:w="2825"/>
+        <w:gridCol w:w="4097"/>
+        <w:gridCol w:w="3282"/>
       </w:tblGrid>
       <w:tr>
         <w:trPr>
@@ -3042,7 +3042,7 @@
         </w:trPr>
         <w:tc>
           <w:tcPr>
-            <w:tcW w:type="dxa" w:w="2832"/>
+            <w:tcW w:type="dxa" w:w="2825"/>
             <w:tcBorders>
               <w:top w:val="single" w:color="C9D3DF" w:sz="4"/>
               <w:left w:val="single" w:color="C9D3DF" w:sz="4"/>
@@ -3076,7 +3076,7 @@
         </w:tc>
         <w:tc>
           <w:tcPr>
-            <w:tcW w:type="dxa" w:w="4107"/>
+            <w:tcW w:type="dxa" w:w="4097"/>
             <w:tcBorders>
               <w:top w:val="single" w:color="C9D3DF" w:sz="4"/>
               <w:left w:val="single" w:color="C9D3DF" w:sz="4"/>
@@ -3110,7 +3110,7 @@
         </w:tc>
         <w:tc>
           <w:tcPr>
-            <w:tcW w:type="dxa" w:w="3265"/>
+            <w:tcW w:type="dxa" w:w="3282"/>
             <w:tcBorders>
               <w:top w:val="single" w:color="C9D3DF" w:sz="4"/>
               <w:left w:val="single" w:color="C9D3DF" w:sz="4"/>
@@ -3150,7 +3150,7 @@
         </w:trPr>
         <w:tc>
           <w:tcPr>
-            <w:tcW w:type="dxa" w:w="2832"/>
+            <w:tcW w:type="dxa" w:w="2825"/>
             <w:tcBorders>
               <w:top w:val="single" w:color="C9D3DF" w:sz="4"/>
               <w:left w:val="single" w:color="C9D3DF" w:sz="4"/>
@@ -3180,7 +3180,7 @@
         </w:tc>
         <w:tc>
           <w:tcPr>
-            <w:tcW w:type="dxa" w:w="4107"/>
+            <w:tcW w:type="dxa" w:w="4097"/>
             <w:tcBorders>
               <w:top w:val="single" w:color="C9D3DF" w:sz="4"/>
               <w:left w:val="single" w:color="C9D3DF" w:sz="4"/>
@@ -3210,7 +3210,7 @@
         </w:tc>
         <w:tc>
           <w:tcPr>
-            <w:tcW w:type="dxa" w:w="3265"/>
+            <w:tcW w:type="dxa" w:w="3282"/>
             <w:tcBorders>
               <w:top w:val="single" w:color="C9D3DF" w:sz="4"/>
               <w:left w:val="single" w:color="C9D3DF" w:sz="4"/>
@@ -3246,7 +3246,7 @@
         </w:trPr>
         <w:tc>
           <w:tcPr>
-            <w:tcW w:type="dxa" w:w="2832"/>
+            <w:tcW w:type="dxa" w:w="2825"/>
             <w:tcBorders>
               <w:top w:val="single" w:color="C9D3DF" w:sz="4"/>
               <w:left w:val="single" w:color="C9D3DF" w:sz="4"/>
@@ -3276,7 +3276,7 @@
         </w:tc>
         <w:tc>
           <w:tcPr>
-            <w:tcW w:type="dxa" w:w="4107"/>
+            <w:tcW w:type="dxa" w:w="4097"/>
             <w:tcBorders>
               <w:top w:val="single" w:color="C9D3DF" w:sz="4"/>
               <w:left w:val="single" w:color="C9D3DF" w:sz="4"/>
@@ -3306,31 +3306,31 @@
         </w:tc>
         <w:tc>
           <w:tcPr>
-            <w:tcW w:type="dxa" w:w="3265"/>
-            <w:tcBorders>
-              <w:top w:val="single" w:color="C9D3DF" w:sz="4"/>
-              <w:left w:val="single" w:color="C9D3DF" w:sz="4"/>
-              <w:bottom w:val="single" w:color="C9D3DF" w:sz="4"/>
-              <w:right w:val="single" w:color="C9D3DF" w:sz="4"/>
-            </w:tcBorders>
-            <w:tcMar>
-              <w:top w:type="dxa" w:w="50"/>
-              <w:left w:type="dxa" w:w="80"/>
-              <w:bottom w:type="dxa" w:w="50"/>
-              <w:right w:type="dxa" w:w="80"/>
-            </w:tcMar>
-          </w:tcPr>
-          <w:p>
-            <w:pPr>
-              <w:jc w:val="left"/>
-            </w:pPr>
-            <w:r>
-              <w:rPr>
-                <w:rFonts w:ascii="Malgun Gothic" w:cs="Malgun Gothic" w:eastAsia="Malgun Gothic" w:hAnsi="Malgun Gothic"/>
-                <w:sz w:val="17"/>
-                <w:szCs w:val="17"/>
-              </w:rPr>
-              <w:t xml:space="preserve">TC3 통과, 실사용자 ‘생활 정보 유용’ 4.75</w:t>
+            <w:tcW w:type="dxa" w:w="3282"/>
+            <w:tcBorders>
+              <w:top w:val="single" w:color="C9D3DF" w:sz="4"/>
+              <w:left w:val="single" w:color="C9D3DF" w:sz="4"/>
+              <w:bottom w:val="single" w:color="C9D3DF" w:sz="4"/>
+              <w:right w:val="single" w:color="C9D3DF" w:sz="4"/>
+            </w:tcBorders>
+            <w:tcMar>
+              <w:top w:type="dxa" w:w="50"/>
+              <w:left w:type="dxa" w:w="80"/>
+              <w:bottom w:type="dxa" w:w="50"/>
+              <w:right w:type="dxa" w:w="80"/>
+            </w:tcMar>
+          </w:tcPr>
+          <w:p>
+            <w:pPr>
+              <w:jc w:val="left"/>
+            </w:pPr>
+            <w:r>
+              <w:rPr>
+                <w:rFonts w:ascii="Malgun Gothic" w:cs="Malgun Gothic" w:eastAsia="Malgun Gothic" w:hAnsi="Malgun Gothic"/>
+                <w:sz w:val="17"/>
+                <w:szCs w:val="17"/>
+              </w:rPr>
+              <w:t xml:space="preserve">TC3 통과, 실사용자 ‘생활 정보 유용’ 4.75/5</w:t>
             </w:r>
           </w:p>
         </w:tc>
@@ -3342,7 +3342,7 @@
         </w:trPr>
         <w:tc>
           <w:tcPr>
-            <w:tcW w:type="dxa" w:w="2832"/>
+            <w:tcW w:type="dxa" w:w="2825"/>
             <w:tcBorders>
               <w:top w:val="single" w:color="C9D3DF" w:sz="4"/>
               <w:left w:val="single" w:color="C9D3DF" w:sz="4"/>
@@ -3372,7 +3372,7 @@
         </w:tc>
         <w:tc>
           <w:tcPr>
-            <w:tcW w:type="dxa" w:w="4107"/>
+            <w:tcW w:type="dxa" w:w="4097"/>
             <w:tcBorders>
               <w:top w:val="single" w:color="C9D3DF" w:sz="4"/>
               <w:left w:val="single" w:color="C9D3DF" w:sz="4"/>
@@ -3402,7 +3402,7 @@
         </w:tc>
         <w:tc>
           <w:tcPr>
-            <w:tcW w:type="dxa" w:w="3265"/>
+            <w:tcW w:type="dxa" w:w="3282"/>
             <w:tcBorders>
               <w:top w:val="single" w:color="C9D3DF" w:sz="4"/>
               <w:left w:val="single" w:color="C9D3DF" w:sz="4"/>
@@ -3438,7 +3438,7 @@
         </w:trPr>
         <w:tc>
           <w:tcPr>
-            <w:tcW w:type="dxa" w:w="2832"/>
+            <w:tcW w:type="dxa" w:w="2825"/>
             <w:tcBorders>
               <w:top w:val="single" w:color="C9D3DF" w:sz="4"/>
               <w:left w:val="single" w:color="C9D3DF" w:sz="4"/>
@@ -3468,7 +3468,7 @@
         </w:tc>
         <w:tc>
           <w:tcPr>
-            <w:tcW w:type="dxa" w:w="4107"/>
+            <w:tcW w:type="dxa" w:w="4097"/>
             <w:tcBorders>
               <w:top w:val="single" w:color="C9D3DF" w:sz="4"/>
               <w:left w:val="single" w:color="C9D3DF" w:sz="4"/>
@@ -3498,7 +3498,7 @@
         </w:tc>
         <w:tc>
           <w:tcPr>
-            <w:tcW w:type="dxa" w:w="3265"/>
+            <w:tcW w:type="dxa" w:w="3282"/>
             <w:tcBorders>
               <w:top w:val="single" w:color="C9D3DF" w:sz="4"/>
               <w:left w:val="single" w:color="C9D3DF" w:sz="4"/>
@@ -3631,9 +3631,9 @@
         </w:tblBorders>
       </w:tblPr>
       <w:tblGrid>
-        <w:gridCol w:w="2527"/>
-        <w:gridCol w:w="3667"/>
-        <w:gridCol w:w="4010"/>
+        <w:gridCol w:w="2514"/>
+        <w:gridCol w:w="3675"/>
+        <w:gridCol w:w="4015"/>
       </w:tblGrid>
       <w:tr>
         <w:trPr>
@@ -3642,7 +3642,7 @@
         </w:trPr>
         <w:tc>
           <w:tcPr>
-            <w:tcW w:type="dxa" w:w="2527"/>
+            <w:tcW w:type="dxa" w:w="2514"/>
             <w:tcBorders>
               <w:top w:val="single" w:color="C9D3DF" w:sz="4"/>
               <w:left w:val="single" w:color="C9D3DF" w:sz="4"/>
@@ -3676,7 +3676,7 @@
         </w:tc>
         <w:tc>
           <w:tcPr>
-            <w:tcW w:type="dxa" w:w="3667"/>
+            <w:tcW w:type="dxa" w:w="3675"/>
             <w:tcBorders>
               <w:top w:val="single" w:color="C9D3DF" w:sz="4"/>
               <w:left w:val="single" w:color="C9D3DF" w:sz="4"/>
@@ -3710,7 +3710,7 @@
         </w:tc>
         <w:tc>
           <w:tcPr>
-            <w:tcW w:type="dxa" w:w="4010"/>
+            <w:tcW w:type="dxa" w:w="4015"/>
             <w:tcBorders>
               <w:top w:val="single" w:color="C9D3DF" w:sz="4"/>
               <w:left w:val="single" w:color="C9D3DF" w:sz="4"/>
@@ -3750,7 +3750,7 @@
         </w:trPr>
         <w:tc>
           <w:tcPr>
-            <w:tcW w:type="dxa" w:w="2527"/>
+            <w:tcW w:type="dxa" w:w="2514"/>
             <w:tcBorders>
               <w:top w:val="single" w:color="C9D3DF" w:sz="4"/>
               <w:left w:val="single" w:color="C9D3DF" w:sz="4"/>
@@ -3780,7 +3780,7 @@
         </w:tc>
         <w:tc>
           <w:tcPr>
-            <w:tcW w:type="dxa" w:w="3667"/>
+            <w:tcW w:type="dxa" w:w="3675"/>
             <w:tcBorders>
               <w:top w:val="single" w:color="C9D3DF" w:sz="4"/>
               <w:left w:val="single" w:color="C9D3DF" w:sz="4"/>
@@ -3810,7 +3810,7 @@
         </w:tc>
         <w:tc>
           <w:tcPr>
-            <w:tcW w:type="dxa" w:w="4010"/>
+            <w:tcW w:type="dxa" w:w="4015"/>
             <w:tcBorders>
               <w:top w:val="single" w:color="C9D3DF" w:sz="4"/>
               <w:left w:val="single" w:color="C9D3DF" w:sz="4"/>
@@ -3846,7 +3846,7 @@
         </w:trPr>
         <w:tc>
           <w:tcPr>
-            <w:tcW w:type="dxa" w:w="2527"/>
+            <w:tcW w:type="dxa" w:w="2514"/>
             <w:tcBorders>
               <w:top w:val="single" w:color="C9D3DF" w:sz="4"/>
               <w:left w:val="single" w:color="C9D3DF" w:sz="4"/>
@@ -3876,7 +3876,7 @@
         </w:tc>
         <w:tc>
           <w:tcPr>
-            <w:tcW w:type="dxa" w:w="3667"/>
+            <w:tcW w:type="dxa" w:w="3675"/>
             <w:tcBorders>
               <w:top w:val="single" w:color="C9D3DF" w:sz="4"/>
               <w:left w:val="single" w:color="C9D3DF" w:sz="4"/>
@@ -3906,7 +3906,7 @@
         </w:tc>
         <w:tc>
           <w:tcPr>
-            <w:tcW w:type="dxa" w:w="4010"/>
+            <w:tcW w:type="dxa" w:w="4015"/>
             <w:tcBorders>
               <w:top w:val="single" w:color="C9D3DF" w:sz="4"/>
               <w:left w:val="single" w:color="C9D3DF" w:sz="4"/>
@@ -3942,7 +3942,7 @@
         </w:trPr>
         <w:tc>
           <w:tcPr>
-            <w:tcW w:type="dxa" w:w="2527"/>
+            <w:tcW w:type="dxa" w:w="2514"/>
             <w:tcBorders>
               <w:top w:val="single" w:color="C9D3DF" w:sz="4"/>
               <w:left w:val="single" w:color="C9D3DF" w:sz="4"/>
@@ -3972,7 +3972,7 @@
         </w:tc>
         <w:tc>
           <w:tcPr>
-            <w:tcW w:type="dxa" w:w="3667"/>
+            <w:tcW w:type="dxa" w:w="3675"/>
             <w:tcBorders>
               <w:top w:val="single" w:color="C9D3DF" w:sz="4"/>
               <w:left w:val="single" w:color="C9D3DF" w:sz="4"/>
@@ -4002,7 +4002,7 @@
         </w:tc>
         <w:tc>
           <w:tcPr>
-            <w:tcW w:type="dxa" w:w="4010"/>
+            <w:tcW w:type="dxa" w:w="4015"/>
             <w:tcBorders>
               <w:top w:val="single" w:color="C9D3DF" w:sz="4"/>
               <w:left w:val="single" w:color="C9D3DF" w:sz="4"/>
@@ -4038,7 +4038,7 @@
         </w:trPr>
         <w:tc>
           <w:tcPr>
-            <w:tcW w:type="dxa" w:w="2527"/>
+            <w:tcW w:type="dxa" w:w="2514"/>
             <w:tcBorders>
               <w:top w:val="single" w:color="C9D3DF" w:sz="4"/>
               <w:left w:val="single" w:color="C9D3DF" w:sz="4"/>
@@ -4068,7 +4068,7 @@
         </w:tc>
         <w:tc>
           <w:tcPr>
-            <w:tcW w:type="dxa" w:w="3667"/>
+            <w:tcW w:type="dxa" w:w="3675"/>
             <w:tcBorders>
               <w:top w:val="single" w:color="C9D3DF" w:sz="4"/>
               <w:left w:val="single" w:color="C9D3DF" w:sz="4"/>
@@ -4098,7 +4098,7 @@
         </w:tc>
         <w:tc>
           <w:tcPr>
-            <w:tcW w:type="dxa" w:w="4010"/>
+            <w:tcW w:type="dxa" w:w="4015"/>
             <w:tcBorders>
               <w:top w:val="single" w:color="C9D3DF" w:sz="4"/>
               <w:left w:val="single" w:color="C9D3DF" w:sz="4"/>
@@ -4134,7 +4134,7 @@
         </w:trPr>
         <w:tc>
           <w:tcPr>
-            <w:tcW w:type="dxa" w:w="2527"/>
+            <w:tcW w:type="dxa" w:w="2514"/>
             <w:tcBorders>
               <w:top w:val="single" w:color="C9D3DF" w:sz="4"/>
               <w:left w:val="single" w:color="C9D3DF" w:sz="4"/>
@@ -4164,61 +4164,61 @@
         </w:tc>
         <w:tc>
           <w:tcPr>
-            <w:tcW w:type="dxa" w:w="3667"/>
-            <w:tcBorders>
-              <w:top w:val="single" w:color="C9D3DF" w:sz="4"/>
-              <w:left w:val="single" w:color="C9D3DF" w:sz="4"/>
-              <w:bottom w:val="single" w:color="C9D3DF" w:sz="4"/>
-              <w:right w:val="single" w:color="C9D3DF" w:sz="4"/>
-            </w:tcBorders>
-            <w:tcMar>
-              <w:top w:type="dxa" w:w="50"/>
-              <w:left w:type="dxa" w:w="80"/>
-              <w:bottom w:type="dxa" w:w="50"/>
-              <w:right w:type="dxa" w:w="80"/>
-            </w:tcMar>
-          </w:tcPr>
-          <w:p>
-            <w:pPr>
-              <w:jc w:val="left"/>
-            </w:pPr>
-            <w:r>
-              <w:rPr>
-                <w:rFonts w:ascii="Malgun Gothic" w:cs="Malgun Gothic" w:eastAsia="Malgun Gothic" w:hAnsi="Malgun Gothic"/>
-                <w:sz w:val="17"/>
-                <w:szCs w:val="17"/>
-              </w:rPr>
-              <w:t xml:space="preserve">3명, 평균 4점 이상</w:t>
-            </w:r>
-          </w:p>
-        </w:tc>
-        <w:tc>
-          <w:tcPr>
-            <w:tcW w:type="dxa" w:w="4010"/>
-            <w:tcBorders>
-              <w:top w:val="single" w:color="C9D3DF" w:sz="4"/>
-              <w:left w:val="single" w:color="C9D3DF" w:sz="4"/>
-              <w:bottom w:val="single" w:color="C9D3DF" w:sz="4"/>
-              <w:right w:val="single" w:color="C9D3DF" w:sz="4"/>
-            </w:tcBorders>
-            <w:tcMar>
-              <w:top w:type="dxa" w:w="50"/>
-              <w:left w:type="dxa" w:w="80"/>
-              <w:bottom w:type="dxa" w:w="50"/>
-              <w:right w:type="dxa" w:w="80"/>
-            </w:tcMar>
-          </w:tcPr>
-          <w:p>
-            <w:pPr>
-              <w:jc w:val="left"/>
-            </w:pPr>
-            <w:r>
-              <w:rPr>
-                <w:rFonts w:ascii="Malgun Gothic" w:cs="Malgun Gothic" w:eastAsia="Malgun Gothic" w:hAnsi="Malgun Gothic"/>
-                <w:sz w:val="17"/>
-                <w:szCs w:val="17"/>
-              </w:rPr>
-              <w:t xml:space="preserve">4명, 문항 평균 4.56 · 전체 만족도 4.75</w:t>
+            <w:tcW w:type="dxa" w:w="3675"/>
+            <w:tcBorders>
+              <w:top w:val="single" w:color="C9D3DF" w:sz="4"/>
+              <w:left w:val="single" w:color="C9D3DF" w:sz="4"/>
+              <w:bottom w:val="single" w:color="C9D3DF" w:sz="4"/>
+              <w:right w:val="single" w:color="C9D3DF" w:sz="4"/>
+            </w:tcBorders>
+            <w:tcMar>
+              <w:top w:type="dxa" w:w="50"/>
+              <w:left w:type="dxa" w:w="80"/>
+              <w:bottom w:type="dxa" w:w="50"/>
+              <w:right w:type="dxa" w:w="80"/>
+            </w:tcMar>
+          </w:tcPr>
+          <w:p>
+            <w:pPr>
+              <w:jc w:val="left"/>
+            </w:pPr>
+            <w:r>
+              <w:rPr>
+                <w:rFonts w:ascii="Malgun Gothic" w:cs="Malgun Gothic" w:eastAsia="Malgun Gothic" w:hAnsi="Malgun Gothic"/>
+                <w:sz w:val="17"/>
+                <w:szCs w:val="17"/>
+              </w:rPr>
+              <w:t xml:space="preserve">3명, 평균 4.00/5 이상</w:t>
+            </w:r>
+          </w:p>
+        </w:tc>
+        <w:tc>
+          <w:tcPr>
+            <w:tcW w:type="dxa" w:w="4015"/>
+            <w:tcBorders>
+              <w:top w:val="single" w:color="C9D3DF" w:sz="4"/>
+              <w:left w:val="single" w:color="C9D3DF" w:sz="4"/>
+              <w:bottom w:val="single" w:color="C9D3DF" w:sz="4"/>
+              <w:right w:val="single" w:color="C9D3DF" w:sz="4"/>
+            </w:tcBorders>
+            <w:tcMar>
+              <w:top w:type="dxa" w:w="50"/>
+              <w:left w:type="dxa" w:w="80"/>
+              <w:bottom w:type="dxa" w:w="50"/>
+              <w:right w:type="dxa" w:w="80"/>
+            </w:tcMar>
+          </w:tcPr>
+          <w:p>
+            <w:pPr>
+              <w:jc w:val="left"/>
+            </w:pPr>
+            <w:r>
+              <w:rPr>
+                <w:rFonts w:ascii="Malgun Gothic" w:cs="Malgun Gothic" w:eastAsia="Malgun Gothic" w:hAnsi="Malgun Gothic"/>
+                <w:sz w:val="17"/>
+                <w:szCs w:val="17"/>
+              </w:rPr>
+              <w:t xml:space="preserve">4명, 문항 평균 4.56/5 · 전체 만족도 4.75/5</w:t>
             </w:r>
           </w:p>
         </w:tc>
@@ -4805,7 +4805,7 @@
       <w:r>
         <w:drawing>
           <wp:inline distT="0" distB="0" distL="0" distR="0">
-            <wp:extent cx="6096000" cy="3190875"/>
+            <wp:extent cx="6096000" cy="3228975"/>
             <wp:effectExtent t="0" r="0" b="0" l="0"/>
             <wp:docPr id="1" name="" descr="" title=""/>
             <wp:cNvGraphicFramePr>
@@ -4830,7 +4830,7 @@
                   <pic:spPr bwMode="auto">
                     <a:xfrm>
                       <a:off x="0" y="0"/>
-                      <a:ext cx="6096000" cy="3190875"/>
+                      <a:ext cx="6096000" cy="3228975"/>
                     </a:xfrm>
                     <a:prstGeom prst="rect">
                       <a:avLst/>
@@ -5773,15 +5773,15 @@
                 <w:sz w:val="17"/>
                 <w:szCs w:val="17"/>
               </w:rPr>
-              <w:t xml:space="preserve">팀 자체 테스트 10회(UX·UI 개선 요청·기능 체크, AI 인증 오류 확인·키 교체, 배포 앱 기능 확인, 휴대폰 검수, 이메일 알림 점검, </w:t>
-            </w:r>
-            <w:r>
-              <w:rPr>
-                <w:rFonts w:ascii="Malgun Gothic" w:cs="Malgun Gothic" w:eastAsia="Malgun Gothic" w:hAnsi="Malgun Gothic"/>
-                <w:sz w:val="17"/>
-                <w:szCs w:val="17"/>
-              </w:rPr>
-              <w:t xml:space="preserve">10/5 노트북·휴대폰 전체 검수 후 OpenAI Codex로 UX/UI 개선 4번</w:t>
+              <w:t xml:space="preserve">팀 자체 테스트 11회(UX·UI 개선 요청·기능 체크, AI 인증 오류 확인·키 교체, 배포 앱 기능 확인, 휴대폰 검수, 이메일 알림 점검, </w:t>
+            </w:r>
+            <w:r>
+              <w:rPr>
+                <w:rFonts w:ascii="Malgun Gothic" w:cs="Malgun Gothic" w:eastAsia="Malgun Gothic" w:hAnsi="Malgun Gothic"/>
+                <w:sz w:val="17"/>
+                <w:szCs w:val="17"/>
+              </w:rPr>
+              <w:t xml:space="preserve">10/5 노트북·휴대폰 전체 검수 후 OpenAI Codex로 UX/UI 개선 5번</w:t>
             </w:r>
             <w:r>
               <w:rPr>
@@ -6275,8 +6275,8 @@
       </w:tblPr>
       <w:tblGrid>
         <w:gridCol w:w="2260"/>
-        <w:gridCol w:w="3040"/>
-        <w:gridCol w:w="4904"/>
+        <w:gridCol w:w="3034"/>
+        <w:gridCol w:w="4910"/>
       </w:tblGrid>
       <w:tr>
         <w:trPr>
@@ -6319,7 +6319,7 @@
         </w:tc>
         <w:tc>
           <w:tcPr>
-            <w:tcW w:type="dxa" w:w="3040"/>
+            <w:tcW w:type="dxa" w:w="3034"/>
             <w:tcBorders>
               <w:top w:val="single" w:color="C9D3DF" w:sz="4"/>
               <w:left w:val="single" w:color="C9D3DF" w:sz="4"/>
@@ -6353,7 +6353,7 @@
         </w:tc>
         <w:tc>
           <w:tcPr>
-            <w:tcW w:type="dxa" w:w="4904"/>
+            <w:tcW w:type="dxa" w:w="4910"/>
             <w:tcBorders>
               <w:top w:val="single" w:color="C9D3DF" w:sz="4"/>
               <w:left w:val="single" w:color="C9D3DF" w:sz="4"/>
@@ -6423,7 +6423,7 @@
         </w:tc>
         <w:tc>
           <w:tcPr>
-            <w:tcW w:type="dxa" w:w="3040"/>
+            <w:tcW w:type="dxa" w:w="3034"/>
             <w:tcBorders>
               <w:top w:val="single" w:color="C9D3DF" w:sz="4"/>
               <w:left w:val="single" w:color="C9D3DF" w:sz="4"/>
@@ -6453,7 +6453,7 @@
         </w:tc>
         <w:tc>
           <w:tcPr>
-            <w:tcW w:type="dxa" w:w="4904"/>
+            <w:tcW w:type="dxa" w:w="4910"/>
             <w:tcBorders>
               <w:top w:val="single" w:color="C9D3DF" w:sz="4"/>
               <w:left w:val="single" w:color="C9D3DF" w:sz="4"/>
@@ -6519,7 +6519,7 @@
         </w:tc>
         <w:tc>
           <w:tcPr>
-            <w:tcW w:type="dxa" w:w="3040"/>
+            <w:tcW w:type="dxa" w:w="3034"/>
             <w:tcBorders>
               <w:top w:val="single" w:color="C9D3DF" w:sz="4"/>
               <w:left w:val="single" w:color="C9D3DF" w:sz="4"/>
@@ -6549,7 +6549,7 @@
         </w:tc>
         <w:tc>
           <w:tcPr>
-            <w:tcW w:type="dxa" w:w="4904"/>
+            <w:tcW w:type="dxa" w:w="4910"/>
             <w:tcBorders>
               <w:top w:val="single" w:color="C9D3DF" w:sz="4"/>
               <w:left w:val="single" w:color="C9D3DF" w:sz="4"/>
@@ -6615,7 +6615,7 @@
         </w:tc>
         <w:tc>
           <w:tcPr>
-            <w:tcW w:type="dxa" w:w="3040"/>
+            <w:tcW w:type="dxa" w:w="3034"/>
             <w:tcBorders>
               <w:top w:val="single" w:color="C9D3DF" w:sz="4"/>
               <w:left w:val="single" w:color="C9D3DF" w:sz="4"/>
@@ -6645,7 +6645,7 @@
         </w:tc>
         <w:tc>
           <w:tcPr>
-            <w:tcW w:type="dxa" w:w="4904"/>
+            <w:tcW w:type="dxa" w:w="4910"/>
             <w:tcBorders>
               <w:top w:val="single" w:color="C9D3DF" w:sz="4"/>
               <w:left w:val="single" w:color="C9D3DF" w:sz="4"/>
@@ -6711,7 +6711,7 @@
         </w:tc>
         <w:tc>
           <w:tcPr>
-            <w:tcW w:type="dxa" w:w="3040"/>
+            <w:tcW w:type="dxa" w:w="3034"/>
             <w:tcBorders>
               <w:top w:val="single" w:color="C9D3DF" w:sz="4"/>
               <w:left w:val="single" w:color="C9D3DF" w:sz="4"/>
@@ -6741,7 +6741,7 @@
         </w:tc>
         <w:tc>
           <w:tcPr>
-            <w:tcW w:type="dxa" w:w="4904"/>
+            <w:tcW w:type="dxa" w:w="4910"/>
             <w:tcBorders>
               <w:top w:val="single" w:color="C9D3DF" w:sz="4"/>
               <w:left w:val="single" w:color="C9D3DF" w:sz="4"/>
@@ -6807,7 +6807,7 @@
         </w:tc>
         <w:tc>
           <w:tcPr>
-            <w:tcW w:type="dxa" w:w="3040"/>
+            <w:tcW w:type="dxa" w:w="3034"/>
             <w:tcBorders>
               <w:top w:val="single" w:color="C9D3DF" w:sz="4"/>
               <w:left w:val="single" w:color="C9D3DF" w:sz="4"/>
@@ -6837,7 +6837,7 @@
         </w:tc>
         <w:tc>
           <w:tcPr>
-            <w:tcW w:type="dxa" w:w="4904"/>
+            <w:tcW w:type="dxa" w:w="4910"/>
             <w:tcBorders>
               <w:top w:val="single" w:color="C9D3DF" w:sz="4"/>
               <w:left w:val="single" w:color="C9D3DF" w:sz="4"/>
@@ -6903,7 +6903,7 @@
         </w:tc>
         <w:tc>
           <w:tcPr>
-            <w:tcW w:type="dxa" w:w="3040"/>
+            <w:tcW w:type="dxa" w:w="3034"/>
             <w:tcBorders>
               <w:top w:val="single" w:color="C9D3DF" w:sz="4"/>
               <w:left w:val="single" w:color="C9D3DF" w:sz="4"/>
@@ -6933,7 +6933,7 @@
         </w:tc>
         <w:tc>
           <w:tcPr>
-            <w:tcW w:type="dxa" w:w="4904"/>
+            <w:tcW w:type="dxa" w:w="4910"/>
             <w:tcBorders>
               <w:top w:val="single" w:color="C9D3DF" w:sz="4"/>
               <w:left w:val="single" w:color="C9D3DF" w:sz="4"/>
@@ -6999,7 +6999,7 @@
         </w:tc>
         <w:tc>
           <w:tcPr>
-            <w:tcW w:type="dxa" w:w="3040"/>
+            <w:tcW w:type="dxa" w:w="3034"/>
             <w:tcBorders>
               <w:top w:val="single" w:color="C9D3DF" w:sz="4"/>
               <w:left w:val="single" w:color="C9D3DF" w:sz="4"/>
@@ -7029,31 +7029,31 @@
         </w:tc>
         <w:tc>
           <w:tcPr>
-            <w:tcW w:type="dxa" w:w="4904"/>
-            <w:tcBorders>
-              <w:top w:val="single" w:color="C9D3DF" w:sz="4"/>
-              <w:left w:val="single" w:color="C9D3DF" w:sz="4"/>
-              <w:bottom w:val="single" w:color="C9D3DF" w:sz="4"/>
-              <w:right w:val="single" w:color="C9D3DF" w:sz="4"/>
-            </w:tcBorders>
-            <w:tcMar>
-              <w:top w:type="dxa" w:w="50"/>
-              <w:left w:type="dxa" w:w="80"/>
-              <w:bottom w:type="dxa" w:w="50"/>
-              <w:right w:type="dxa" w:w="80"/>
-            </w:tcMar>
-          </w:tcPr>
-          <w:p>
-            <w:pPr>
-              <w:jc w:val="left"/>
-            </w:pPr>
-            <w:r>
-              <w:rPr>
-                <w:rFonts w:ascii="Malgun Gothic" w:cs="Malgun Gothic" w:eastAsia="Malgun Gothic" w:hAnsi="Malgun Gothic"/>
-                <w:sz w:val="17"/>
-                <w:szCs w:val="17"/>
-              </w:rPr>
-              <w:t xml:space="preserve">팀장 노트북·휴대폰 전체 검수 후 UX/UI 개선 4번(10:07·10:16·15:17·16:11, 기능 변경 없음·자동 테스트 127개 통과), 시연동영상(웹·모바일)·발표자료 10장 제작, 문서 최종 갱신</w:t>
+            <w:tcW w:type="dxa" w:w="4910"/>
+            <w:tcBorders>
+              <w:top w:val="single" w:color="C9D3DF" w:sz="4"/>
+              <w:left w:val="single" w:color="C9D3DF" w:sz="4"/>
+              <w:bottom w:val="single" w:color="C9D3DF" w:sz="4"/>
+              <w:right w:val="single" w:color="C9D3DF" w:sz="4"/>
+            </w:tcBorders>
+            <w:tcMar>
+              <w:top w:type="dxa" w:w="50"/>
+              <w:left w:type="dxa" w:w="80"/>
+              <w:bottom w:type="dxa" w:w="50"/>
+              <w:right w:type="dxa" w:w="80"/>
+            </w:tcMar>
+          </w:tcPr>
+          <w:p>
+            <w:pPr>
+              <w:jc w:val="left"/>
+            </w:pPr>
+            <w:r>
+              <w:rPr>
+                <w:rFonts w:ascii="Malgun Gothic" w:cs="Malgun Gothic" w:eastAsia="Malgun Gothic" w:hAnsi="Malgun Gothic"/>
+                <w:sz w:val="17"/>
+                <w:szCs w:val="17"/>
+              </w:rPr>
+              <w:t xml:space="preserve">팀장 노트북·휴대폰 전체 검수 후 UX/UI 개선 5번(10:07·10:16·15:17·16:11·16:34, 기능 변경 없음·자동 테스트 127개 통과), 시연동영상(웹·모바일)·발표자료 10장 제작, 문서 최종 갱신</w:t>
             </w:r>
           </w:p>
         </w:tc>
@@ -7095,7 +7095,7 @@
         </w:tc>
         <w:tc>
           <w:tcPr>
-            <w:tcW w:type="dxa" w:w="3040"/>
+            <w:tcW w:type="dxa" w:w="3034"/>
             <w:tcBorders>
               <w:top w:val="single" w:color="C9D3DF" w:sz="4"/>
               <w:left w:val="single" w:color="C9D3DF" w:sz="4"/>
@@ -7125,7 +7125,7 @@
         </w:tc>
         <w:tc>
           <w:tcPr>
-            <w:tcW w:type="dxa" w:w="4904"/>
+            <w:tcW w:type="dxa" w:w="4910"/>
             <w:tcBorders>
               <w:top w:val="single" w:color="C9D3DF" w:sz="4"/>
               <w:left w:val="single" w:color="C9D3DF" w:sz="4"/>
@@ -14110,7 +14110,7 @@
           <w:sz w:val="19"/>
           <w:szCs w:val="19"/>
         </w:rPr>
-        <w:t xml:space="preserve">AI 자동 12회 · 팀 자체 37회 · 실사용자 4회, 총 53회</w:t>
+        <w:t xml:space="preserve">AI 자동 12회 · 팀 자체 38회 · 실사용자 4회, 총 54회</w:t>
       </w:r>
       <w:r>
         <w:rPr>
@@ -14468,7 +14468,7 @@
                 <w:sz w:val="17"/>
                 <w:szCs w:val="17"/>
               </w:rPr>
-              <w:t xml:space="preserve">B 이혜경 25회 · C 이미영 2회 · A 조준수 10회</w:t>
+              <w:t xml:space="preserve">B 이혜경 25회 · C 이미영 2회 · A 조준수 11회</w:t>
             </w:r>
           </w:p>
         </w:tc>
@@ -14498,7 +14498,7 @@
                 <w:sz w:val="17"/>
                 <w:szCs w:val="17"/>
               </w:rPr>
-              <w:t xml:space="preserve">37회</w:t>
+              <w:t xml:space="preserve">38회</w:t>
             </w:r>
           </w:p>
         </w:tc>
@@ -14528,7 +14528,7 @@
                 <w:sz w:val="17"/>
                 <w:szCs w:val="17"/>
               </w:rPr>
-              <w:t xml:space="preserve">지적 87건(B 68 · C 9 · A 10) 모두 반영</w:t>
+              <w:t xml:space="preserve">지적 88건(B 68 · C 9 · A 11) 모두 반영</w:t>
             </w:r>
           </w:p>
         </w:tc>
@@ -14742,7 +14742,7 @@
                 <w:sz w:val="17"/>
                 <w:szCs w:val="17"/>
               </w:rPr>
-              <w:t xml:space="preserve">53회</w:t>
+              <w:t xml:space="preserve">54회</w:t>
             </w:r>
           </w:p>
         </w:tc>
@@ -14863,7 +14863,7 @@
           <w:sz w:val="19"/>
           <w:szCs w:val="19"/>
         </w:rPr>
-        <w:t xml:space="preserve"> 가장 유용한 기능 ① 맞춤 혜택(4명), 가장 개선이 필요한 기능 ② 생활 정보 둘러보기(4명), 가장 낮은 항목 ‘화면 보기 편함’(4.25).</w:t>
+        <w:t xml:space="preserve"> 가장 유용한 기능 ① 맞춤 혜택(4명), 가장 개선이 필요한 기능 ② 생활 정보 둘러보기(4명), 가장 낮은 항목 ‘화면 보기 편함’(4.25/5).</w:t>
       </w:r>
     </w:p>
     <w:p>
@@ -14942,7 +14942,7 @@
           <w:sz w:val="19"/>
           <w:szCs w:val="19"/>
         </w:rPr>
-        <w:t xml:space="preserve"> Level 3 MVP, 대표 흐름 정상 실행(TC1 자동 실행·팀 자체 테스트 37회), Test Case 기록·스크린샷, 실사용자 3명 이상 피드백(4명), 정책 출처·확인일 100%, 치명적 오류 0건(발견된 오류는 모두 수정·재확인) — 모두 달성.</w:t>
+        <w:t xml:space="preserve"> Level 3 MVP, 대표 흐름 정상 실행(TC1 자동 실행·팀 자체 테스트 38회), Test Case 기록·스크린샷, 실사용자 3명 이상 피드백(4명), 정책 출처·확인일 100%, 치명적 오류 0건(발견된 오류는 모두 수정·재확인) — 모두 달성.</w:t>
       </w:r>
     </w:p>
     <w:p>
@@ -15755,7 +15755,7 @@
                 <w:sz w:val="17"/>
                 <w:szCs w:val="17"/>
               </w:rPr>
-              <w:t xml:space="preserve">완료 — 6건, 테스트 3종 총 53회</w:t>
+              <w:t xml:space="preserve">완료 — 6건, 테스트 3종 총 54회</w:t>
             </w:r>
           </w:p>
         </w:tc>
@@ -16259,7 +16259,7 @@
                 <w:sz w:val="17"/>
                 <w:szCs w:val="17"/>
               </w:rPr>
-              <w:t xml:space="preserve">팀장 UX/UI 개선 4번(기능 변경 없음), 시연동영상·발표자료, 문서 최종 갱신</w:t>
+              <w:t xml:space="preserve">팀장 UX/UI 개선 5번(기능 변경 없음), 시연동영상·발표자료, 문서 최종 갱신</w:t>
             </w:r>
           </w:p>
         </w:tc>
@@ -16880,7 +16880,7 @@
                 <w:sz w:val="17"/>
                 <w:szCs w:val="17"/>
               </w:rPr>
-              <w:t xml:space="preserve">AI 자동·팀 자체·실사용자, 총 53회</w:t>
+              <w:t xml:space="preserve">AI 자동·팀 자체·실사용자, 총 54회</w:t>
             </w:r>
           </w:p>
         </w:tc>
@@ -17575,7 +17575,7 @@
                 <w:sz w:val="17"/>
                 <w:szCs w:val="17"/>
               </w:rPr>
-              <w:t xml:space="preserve">테스트 3종 총 53회, TC 6건, 실사용자 4명</w:t>
+              <w:t xml:space="preserve">테스트 3종 총 54회, TC 6건, 실사용자 4명</w:t>
             </w:r>
           </w:p>
         </w:tc>
@@ -17713,8 +17713,8 @@
         </w:tblBorders>
       </w:tblPr>
       <w:tblGrid>
-        <w:gridCol w:w="5123"/>
-        <w:gridCol w:w="5081"/>
+        <w:gridCol w:w="5137"/>
+        <w:gridCol w:w="5067"/>
       </w:tblGrid>
       <w:tr>
         <w:trPr>
@@ -17723,7 +17723,7 @@
         </w:trPr>
         <w:tc>
           <w:tcPr>
-            <w:tcW w:type="dxa" w:w="5123"/>
+            <w:tcW w:type="dxa" w:w="5137"/>
             <w:tcBorders>
               <w:top w:val="single" w:color="C9D3DF" w:sz="4"/>
               <w:left w:val="single" w:color="C9D3DF" w:sz="4"/>
@@ -17757,7 +17757,7 @@
         </w:tc>
         <w:tc>
           <w:tcPr>
-            <w:tcW w:type="dxa" w:w="5081"/>
+            <w:tcW w:type="dxa" w:w="5067"/>
             <w:tcBorders>
               <w:top w:val="single" w:color="C9D3DF" w:sz="4"/>
               <w:left w:val="single" w:color="C9D3DF" w:sz="4"/>
@@ -17797,7 +17797,7 @@
         </w:trPr>
         <w:tc>
           <w:tcPr>
-            <w:tcW w:type="dxa" w:w="5123"/>
+            <w:tcW w:type="dxa" w:w="5137"/>
             <w:tcBorders>
               <w:top w:val="single" w:color="C9D3DF" w:sz="4"/>
               <w:left w:val="single" w:color="C9D3DF" w:sz="4"/>
@@ -17827,7 +17827,7 @@
         </w:tc>
         <w:tc>
           <w:tcPr>
-            <w:tcW w:type="dxa" w:w="5081"/>
+            <w:tcW w:type="dxa" w:w="5067"/>
             <w:tcBorders>
               <w:top w:val="single" w:color="C9D3DF" w:sz="4"/>
               <w:left w:val="single" w:color="C9D3DF" w:sz="4"/>
@@ -17863,7 +17863,7 @@
         </w:trPr>
         <w:tc>
           <w:tcPr>
-            <w:tcW w:type="dxa" w:w="5123"/>
+            <w:tcW w:type="dxa" w:w="5137"/>
             <w:tcBorders>
               <w:top w:val="single" w:color="C9D3DF" w:sz="4"/>
               <w:left w:val="single" w:color="C9D3DF" w:sz="4"/>
@@ -17893,7 +17893,7 @@
         </w:tc>
         <w:tc>
           <w:tcPr>
-            <w:tcW w:type="dxa" w:w="5081"/>
+            <w:tcW w:type="dxa" w:w="5067"/>
             <w:tcBorders>
               <w:top w:val="single" w:color="C9D3DF" w:sz="4"/>
               <w:left w:val="single" w:color="C9D3DF" w:sz="4"/>
@@ -17929,7 +17929,7 @@
         </w:trPr>
         <w:tc>
           <w:tcPr>
-            <w:tcW w:type="dxa" w:w="5123"/>
+            <w:tcW w:type="dxa" w:w="5137"/>
             <w:tcBorders>
               <w:top w:val="single" w:color="C9D3DF" w:sz="4"/>
               <w:left w:val="single" w:color="C9D3DF" w:sz="4"/>
@@ -17959,7 +17959,7 @@
         </w:tc>
         <w:tc>
           <w:tcPr>
-            <w:tcW w:type="dxa" w:w="5081"/>
+            <w:tcW w:type="dxa" w:w="5067"/>
             <w:tcBorders>
               <w:top w:val="single" w:color="C9D3DF" w:sz="4"/>
               <w:left w:val="single" w:color="C9D3DF" w:sz="4"/>
@@ -17995,37 +17995,37 @@
         </w:trPr>
         <w:tc>
           <w:tcPr>
-            <w:tcW w:type="dxa" w:w="5123"/>
-            <w:tcBorders>
-              <w:top w:val="single" w:color="C9D3DF" w:sz="4"/>
-              <w:left w:val="single" w:color="C9D3DF" w:sz="4"/>
-              <w:bottom w:val="single" w:color="C9D3DF" w:sz="4"/>
-              <w:right w:val="single" w:color="C9D3DF" w:sz="4"/>
-            </w:tcBorders>
-            <w:tcMar>
-              <w:top w:type="dxa" w:w="50"/>
-              <w:left w:type="dxa" w:w="80"/>
-              <w:bottom w:type="dxa" w:w="50"/>
-              <w:right w:type="dxa" w:w="80"/>
-            </w:tcMar>
-          </w:tcPr>
-          <w:p>
-            <w:pPr>
-              <w:jc w:val="left"/>
-            </w:pPr>
-            <w:r>
-              <w:rPr>
-                <w:rFonts w:ascii="Malgun Gothic" w:cs="Malgun Gothic" w:eastAsia="Malgun Gothic" w:hAnsi="Malgun Gothic"/>
-                <w:sz w:val="17"/>
-                <w:szCs w:val="17"/>
-              </w:rPr>
-              <w:t xml:space="preserve">실사용자 4명은 작은 표본, ‘화면 보기 편함’ 4.25로 가장 낮음</w:t>
-            </w:r>
-          </w:p>
-        </w:tc>
-        <w:tc>
-          <w:tcPr>
-            <w:tcW w:type="dxa" w:w="5081"/>
+            <w:tcW w:type="dxa" w:w="5137"/>
+            <w:tcBorders>
+              <w:top w:val="single" w:color="C9D3DF" w:sz="4"/>
+              <w:left w:val="single" w:color="C9D3DF" w:sz="4"/>
+              <w:bottom w:val="single" w:color="C9D3DF" w:sz="4"/>
+              <w:right w:val="single" w:color="C9D3DF" w:sz="4"/>
+            </w:tcBorders>
+            <w:tcMar>
+              <w:top w:type="dxa" w:w="50"/>
+              <w:left w:type="dxa" w:w="80"/>
+              <w:bottom w:type="dxa" w:w="50"/>
+              <w:right w:type="dxa" w:w="80"/>
+            </w:tcMar>
+          </w:tcPr>
+          <w:p>
+            <w:pPr>
+              <w:jc w:val="left"/>
+            </w:pPr>
+            <w:r>
+              <w:rPr>
+                <w:rFonts w:ascii="Malgun Gothic" w:cs="Malgun Gothic" w:eastAsia="Malgun Gothic" w:hAnsi="Malgun Gothic"/>
+                <w:sz w:val="17"/>
+                <w:szCs w:val="17"/>
+              </w:rPr>
+              <w:t xml:space="preserve">실사용자 4명은 작은 표본, ‘화면 보기 편함’ 4.25/5로 가장 낮음</w:t>
+            </w:r>
+          </w:p>
+        </w:tc>
+        <w:tc>
+          <w:tcPr>
+            <w:tcW w:type="dxa" w:w="5067"/>
             <w:tcBorders>
               <w:top w:val="single" w:color="C9D3DF" w:sz="4"/>
               <w:left w:val="single" w:color="C9D3DF" w:sz="4"/>

--- a/docs/result/오이소창원_결과보고서_최종본_20261005.docx
+++ b/docs/result/오이소창원_결과보고서_최종본_20261005.docx
@@ -577,7 +577,7 @@
             <w:pPr>
               <w:jc w:val="left"/>
             </w:pPr>
-            <w:hyperlink w:history="1" r:id="rId8itbspm5u0pfkmkvexroc">
+            <w:hyperlink w:history="1" r:id="rIdmkg5v3zaazy8eozvmbb7b">
               <w:r>
                 <w:rPr>
                   <w:rStyle w:val="Hyperlink"/>
@@ -646,7 +646,7 @@
             <w:pPr>
               <w:jc w:val="left"/>
             </w:pPr>
-            <w:hyperlink w:history="1" r:id="rIdi8yecmtp7oz90wdwuckbe">
+            <w:hyperlink w:history="1" r:id="rIdnvacuww49o6wvchldnbnv">
               <w:r>
                 <w:rPr>
                   <w:rStyle w:val="Hyperlink"/>
@@ -5518,8 +5518,8 @@
       <w:tblGrid>
         <w:gridCol w:w="660"/>
         <w:gridCol w:w="1660"/>
-        <w:gridCol w:w="2839"/>
-        <w:gridCol w:w="5045"/>
+        <w:gridCol w:w="2899"/>
+        <w:gridCol w:w="4985"/>
       </w:tblGrid>
       <w:tr>
         <w:trPr>
@@ -5585,7 +5585,7 @@
         </w:tc>
         <w:tc>
           <w:tcPr>
-            <w:tcW w:type="dxa" w:w="2839"/>
+            <w:tcW w:type="dxa" w:w="2899"/>
             <w:tcBorders>
               <w:top w:val="single" w:color="C9D3DF" w:sz="4"/>
               <w:left w:val="single" w:color="C9D3DF" w:sz="4"/>
@@ -5619,7 +5619,7 @@
         </w:tc>
         <w:tc>
           <w:tcPr>
-            <w:tcW w:type="dxa" w:w="5045"/>
+            <w:tcW w:type="dxa" w:w="4985"/>
             <w:tcBorders>
               <w:top w:val="single" w:color="C9D3DF" w:sz="4"/>
               <w:left w:val="single" w:color="C9D3DF" w:sz="4"/>
@@ -5719,7 +5719,7 @@
         </w:tc>
         <w:tc>
           <w:tcPr>
-            <w:tcW w:type="dxa" w:w="2839"/>
+            <w:tcW w:type="dxa" w:w="2899"/>
             <w:tcBorders>
               <w:top w:val="single" w:color="C9D3DF" w:sz="4"/>
               <w:left w:val="single" w:color="C9D3DF" w:sz="4"/>
@@ -5749,7 +5749,7 @@
         </w:tc>
         <w:tc>
           <w:tcPr>
-            <w:tcW w:type="dxa" w:w="5045"/>
+            <w:tcW w:type="dxa" w:w="4985"/>
             <w:tcBorders>
               <w:top w:val="single" w:color="C9D3DF" w:sz="4"/>
               <w:left w:val="single" w:color="C9D3DF" w:sz="4"/>
@@ -5789,7 +5789,7 @@
                 <w:sz w:val="17"/>
                 <w:szCs w:val="17"/>
               </w:rPr>
-              <w:t xml:space="preserve"> — 기능 변경 없음), Streamlit Secrets 관리, 시연동영상 편집(10/5), 전체 검수</w:t>
+              <w:t xml:space="preserve"> — 기능 변경 없음), Streamlit Secrets 관리, 시연동영상 편집·발표자료 10장 제작(10/5), 전체 검수</w:t>
             </w:r>
           </w:p>
         </w:tc>
@@ -5861,7 +5861,7 @@
         </w:tc>
         <w:tc>
           <w:tcPr>
-            <w:tcW w:type="dxa" w:w="2839"/>
+            <w:tcW w:type="dxa" w:w="2899"/>
             <w:tcBorders>
               <w:top w:val="single" w:color="C9D3DF" w:sz="4"/>
               <w:left w:val="single" w:color="C9D3DF" w:sz="4"/>
@@ -5891,7 +5891,7 @@
         </w:tc>
         <w:tc>
           <w:tcPr>
-            <w:tcW w:type="dxa" w:w="5045"/>
+            <w:tcW w:type="dxa" w:w="4985"/>
             <w:tcBorders>
               <w:top w:val="single" w:color="C9D3DF" w:sz="4"/>
               <w:left w:val="single" w:color="C9D3DF" w:sz="4"/>
@@ -5987,7 +5987,7 @@
         </w:tc>
         <w:tc>
           <w:tcPr>
-            <w:tcW w:type="dxa" w:w="2839"/>
+            <w:tcW w:type="dxa" w:w="2899"/>
             <w:tcBorders>
               <w:top w:val="single" w:color="C9D3DF" w:sz="4"/>
               <w:left w:val="single" w:color="C9D3DF" w:sz="4"/>
@@ -6017,7 +6017,7 @@
         </w:tc>
         <w:tc>
           <w:tcPr>
-            <w:tcW w:type="dxa" w:w="5045"/>
+            <w:tcW w:type="dxa" w:w="4985"/>
             <w:tcBorders>
               <w:top w:val="single" w:color="C9D3DF" w:sz="4"/>
               <w:left w:val="single" w:color="C9D3DF" w:sz="4"/>
@@ -6050,14 +6050,6 @@
                 <w:szCs w:val="17"/>
               </w:rPr>
               <w:t xml:space="preserve">실사용자 섭외(4명)</w:t>
-            </w:r>
-            <w:r>
-              <w:rPr>
-                <w:rFonts w:ascii="Malgun Gothic" w:cs="Malgun Gothic" w:eastAsia="Malgun Gothic" w:hAnsi="Malgun Gothic"/>
-                <w:sz w:val="17"/>
-                <w:szCs w:val="17"/>
-              </w:rPr>
-              <w:t xml:space="preserve">, 발표자료 10장(10/5, GPT로 초안·팀 검수)</w:t>
             </w:r>
           </w:p>
         </w:tc>
@@ -6129,7 +6121,7 @@
         </w:tc>
         <w:tc>
           <w:tcPr>
-            <w:tcW w:type="dxa" w:w="2839"/>
+            <w:tcW w:type="dxa" w:w="2899"/>
             <w:tcBorders>
               <w:top w:val="single" w:color="C9D3DF" w:sz="4"/>
               <w:left w:val="single" w:color="C9D3DF" w:sz="4"/>
@@ -6159,7 +6151,7 @@
         </w:tc>
         <w:tc>
           <w:tcPr>
-            <w:tcW w:type="dxa" w:w="5045"/>
+            <w:tcW w:type="dxa" w:w="4985"/>
             <w:tcBorders>
               <w:top w:val="single" w:color="C9D3DF" w:sz="4"/>
               <w:left w:val="single" w:color="C9D3DF" w:sz="4"/>
@@ -7241,8 +7233,8 @@
       </w:tblPr>
       <w:tblGrid>
         <w:gridCol w:w="1860"/>
-        <w:gridCol w:w="3733"/>
-        <w:gridCol w:w="4611"/>
+        <w:gridCol w:w="3719"/>
+        <w:gridCol w:w="4625"/>
       </w:tblGrid>
       <w:tr>
         <w:trPr>
@@ -7285,7 +7277,7 @@
         </w:tc>
         <w:tc>
           <w:tcPr>
-            <w:tcW w:type="dxa" w:w="3733"/>
+            <w:tcW w:type="dxa" w:w="3719"/>
             <w:tcBorders>
               <w:top w:val="single" w:color="C9D3DF" w:sz="4"/>
               <w:left w:val="single" w:color="C9D3DF" w:sz="4"/>
@@ -7319,7 +7311,7 @@
         </w:tc>
         <w:tc>
           <w:tcPr>
-            <w:tcW w:type="dxa" w:w="4611"/>
+            <w:tcW w:type="dxa" w:w="4625"/>
             <w:tcBorders>
               <w:top w:val="single" w:color="C9D3DF" w:sz="4"/>
               <w:left w:val="single" w:color="C9D3DF" w:sz="4"/>
@@ -7389,7 +7381,7 @@
         </w:tc>
         <w:tc>
           <w:tcPr>
-            <w:tcW w:type="dxa" w:w="3733"/>
+            <w:tcW w:type="dxa" w:w="3719"/>
             <w:tcBorders>
               <w:top w:val="single" w:color="C9D3DF" w:sz="4"/>
               <w:left w:val="single" w:color="C9D3DF" w:sz="4"/>
@@ -7419,7 +7411,7 @@
         </w:tc>
         <w:tc>
           <w:tcPr>
-            <w:tcW w:type="dxa" w:w="4611"/>
+            <w:tcW w:type="dxa" w:w="4625"/>
             <w:tcBorders>
               <w:top w:val="single" w:color="C9D3DF" w:sz="4"/>
               <w:left w:val="single" w:color="C9D3DF" w:sz="4"/>
@@ -7485,7 +7477,7 @@
         </w:tc>
         <w:tc>
           <w:tcPr>
-            <w:tcW w:type="dxa" w:w="3733"/>
+            <w:tcW w:type="dxa" w:w="3719"/>
             <w:tcBorders>
               <w:top w:val="single" w:color="C9D3DF" w:sz="4"/>
               <w:left w:val="single" w:color="C9D3DF" w:sz="4"/>
@@ -7515,31 +7507,31 @@
         </w:tc>
         <w:tc>
           <w:tcPr>
-            <w:tcW w:type="dxa" w:w="4611"/>
-            <w:tcBorders>
-              <w:top w:val="single" w:color="C9D3DF" w:sz="4"/>
-              <w:left w:val="single" w:color="C9D3DF" w:sz="4"/>
-              <w:bottom w:val="single" w:color="C9D3DF" w:sz="4"/>
-              <w:right w:val="single" w:color="C9D3DF" w:sz="4"/>
-            </w:tcBorders>
-            <w:tcMar>
-              <w:top w:type="dxa" w:w="50"/>
-              <w:left w:type="dxa" w:w="80"/>
-              <w:bottom w:type="dxa" w:w="50"/>
-              <w:right w:type="dxa" w:w="80"/>
-            </w:tcMar>
-          </w:tcPr>
-          <w:p>
-            <w:pPr>
-              <w:jc w:val="left"/>
-            </w:pPr>
-            <w:r>
-              <w:rPr>
-                <w:rFonts w:ascii="Malgun Gothic" w:cs="Malgun Gothic" w:eastAsia="Malgun Gothic" w:hAnsi="Malgun Gothic"/>
-                <w:sz w:val="17"/>
-                <w:szCs w:val="17"/>
-              </w:rPr>
-              <w:t xml:space="preserve">Claude Opus 5.5(추론 수준 중간)·GPT(B), ChatGPT(GPT-5.6 Sol)·OpenAI Codex(A, 10/5 UX/UI 개선), GPT(C, 발표자료) — 「출처·AI 활용 신고서」</w:t>
+            <w:tcW w:type="dxa" w:w="4625"/>
+            <w:tcBorders>
+              <w:top w:val="single" w:color="C9D3DF" w:sz="4"/>
+              <w:left w:val="single" w:color="C9D3DF" w:sz="4"/>
+              <w:bottom w:val="single" w:color="C9D3DF" w:sz="4"/>
+              <w:right w:val="single" w:color="C9D3DF" w:sz="4"/>
+            </w:tcBorders>
+            <w:tcMar>
+              <w:top w:type="dxa" w:w="50"/>
+              <w:left w:type="dxa" w:w="80"/>
+              <w:bottom w:type="dxa" w:w="50"/>
+              <w:right w:type="dxa" w:w="80"/>
+            </w:tcMar>
+          </w:tcPr>
+          <w:p>
+            <w:pPr>
+              <w:jc w:val="left"/>
+            </w:pPr>
+            <w:r>
+              <w:rPr>
+                <w:rFonts w:ascii="Malgun Gothic" w:cs="Malgun Gothic" w:eastAsia="Malgun Gothic" w:hAnsi="Malgun Gothic"/>
+                <w:sz w:val="17"/>
+                <w:szCs w:val="17"/>
+              </w:rPr>
+              <w:t xml:space="preserve">Claude Opus 5.5(추론 수준 중간)·GPT(B), ChatGPT(GPT-5.6 Sol)·OpenAI Codex(A, 10/5 UX/UI 개선), [팀 확인](A, 발표자료·시연동영상) — 「출처·AI 활용 신고서」</w:t>
             </w:r>
           </w:p>
         </w:tc>
@@ -7581,7 +7573,7 @@
         </w:tc>
         <w:tc>
           <w:tcPr>
-            <w:tcW w:type="dxa" w:w="3733"/>
+            <w:tcW w:type="dxa" w:w="3719"/>
             <w:tcBorders>
               <w:top w:val="single" w:color="C9D3DF" w:sz="4"/>
               <w:left w:val="single" w:color="C9D3DF" w:sz="4"/>
@@ -7611,7 +7603,7 @@
         </w:tc>
         <w:tc>
           <w:tcPr>
-            <w:tcW w:type="dxa" w:w="4611"/>
+            <w:tcW w:type="dxa" w:w="4625"/>
             <w:tcBorders>
               <w:top w:val="single" w:color="C9D3DF" w:sz="4"/>
               <w:left w:val="single" w:color="C9D3DF" w:sz="4"/>
@@ -7677,7 +7669,7 @@
         </w:tc>
         <w:tc>
           <w:tcPr>
-            <w:tcW w:type="dxa" w:w="3733"/>
+            <w:tcW w:type="dxa" w:w="3719"/>
             <w:tcBorders>
               <w:top w:val="single" w:color="C9D3DF" w:sz="4"/>
               <w:left w:val="single" w:color="C9D3DF" w:sz="4"/>
@@ -7707,7 +7699,7 @@
         </w:tc>
         <w:tc>
           <w:tcPr>
-            <w:tcW w:type="dxa" w:w="4611"/>
+            <w:tcW w:type="dxa" w:w="4625"/>
             <w:tcBorders>
               <w:top w:val="single" w:color="C9D3DF" w:sz="4"/>
               <w:left w:val="single" w:color="C9D3DF" w:sz="4"/>
@@ -12048,7 +12040,7 @@
                 <w:sz w:val="17"/>
                 <w:szCs w:val="17"/>
               </w:rPr>
-              <w:t xml:space="preserve">C</w:t>
+              <w:t xml:space="preserve">A</w:t>
             </w:r>
           </w:p>
         </w:tc>

--- a/docs/result/오이소창원_결과보고서_최종본_20261005.docx
+++ b/docs/result/오이소창원_결과보고서_최종본_20261005.docx
@@ -577,7 +577,7 @@
             <w:pPr>
               <w:jc w:val="left"/>
             </w:pPr>
-            <w:hyperlink w:history="1" r:id="rIdmkg5v3zaazy8eozvmbb7b">
+            <w:hyperlink w:history="1" r:id="rIdqchji8vvkicnwcxfukptp">
               <w:r>
                 <w:rPr>
                   <w:rStyle w:val="Hyperlink"/>
@@ -646,7 +646,7 @@
             <w:pPr>
               <w:jc w:val="left"/>
             </w:pPr>
-            <w:hyperlink w:history="1" r:id="rIdnvacuww49o6wvchldnbnv">
+            <w:hyperlink w:history="1" r:id="rIdxqlm84-7sn2g4yemnbrij">
               <w:r>
                 <w:rPr>
                   <w:rStyle w:val="Hyperlink"/>
@@ -5518,8 +5518,8 @@
       <w:tblGrid>
         <w:gridCol w:w="660"/>
         <w:gridCol w:w="1660"/>
-        <w:gridCol w:w="2899"/>
-        <w:gridCol w:w="4985"/>
+        <w:gridCol w:w="2829"/>
+        <w:gridCol w:w="5055"/>
       </w:tblGrid>
       <w:tr>
         <w:trPr>
@@ -5585,7 +5585,7 @@
         </w:tc>
         <w:tc>
           <w:tcPr>
-            <w:tcW w:type="dxa" w:w="2899"/>
+            <w:tcW w:type="dxa" w:w="2829"/>
             <w:tcBorders>
               <w:top w:val="single" w:color="C9D3DF" w:sz="4"/>
               <w:left w:val="single" w:color="C9D3DF" w:sz="4"/>
@@ -5619,7 +5619,7 @@
         </w:tc>
         <w:tc>
           <w:tcPr>
-            <w:tcW w:type="dxa" w:w="4985"/>
+            <w:tcW w:type="dxa" w:w="5055"/>
             <w:tcBorders>
               <w:top w:val="single" w:color="C9D3DF" w:sz="4"/>
               <w:left w:val="single" w:color="C9D3DF" w:sz="4"/>
@@ -5719,7 +5719,7 @@
         </w:tc>
         <w:tc>
           <w:tcPr>
-            <w:tcW w:type="dxa" w:w="2899"/>
+            <w:tcW w:type="dxa" w:w="2829"/>
             <w:tcBorders>
               <w:top w:val="single" w:color="C9D3DF" w:sz="4"/>
               <w:left w:val="single" w:color="C9D3DF" w:sz="4"/>
@@ -5749,7 +5749,7 @@
         </w:tc>
         <w:tc>
           <w:tcPr>
-            <w:tcW w:type="dxa" w:w="4985"/>
+            <w:tcW w:type="dxa" w:w="5055"/>
             <w:tcBorders>
               <w:top w:val="single" w:color="C9D3DF" w:sz="4"/>
               <w:left w:val="single" w:color="C9D3DF" w:sz="4"/>
@@ -5789,7 +5789,7 @@
                 <w:sz w:val="17"/>
                 <w:szCs w:val="17"/>
               </w:rPr>
-              <w:t xml:space="preserve"> — 기능 변경 없음), Streamlit Secrets 관리, 시연동영상 편집·발표자료 10장 제작(10/5), 전체 검수</w:t>
+              <w:t xml:space="preserve"> — 기능 변경 없음), Streamlit Secrets 관리, 시연동영상·발표자료 최종 편집(10/5), 전체 검수</w:t>
             </w:r>
           </w:p>
         </w:tc>
@@ -5861,7 +5861,7 @@
         </w:tc>
         <w:tc>
           <w:tcPr>
-            <w:tcW w:type="dxa" w:w="2899"/>
+            <w:tcW w:type="dxa" w:w="2829"/>
             <w:tcBorders>
               <w:top w:val="single" w:color="C9D3DF" w:sz="4"/>
               <w:left w:val="single" w:color="C9D3DF" w:sz="4"/>
@@ -5891,7 +5891,7 @@
         </w:tc>
         <w:tc>
           <w:tcPr>
-            <w:tcW w:type="dxa" w:w="4985"/>
+            <w:tcW w:type="dxa" w:w="5055"/>
             <w:tcBorders>
               <w:top w:val="single" w:color="C9D3DF" w:sz="4"/>
               <w:left w:val="single" w:color="C9D3DF" w:sz="4"/>
@@ -5987,7 +5987,7 @@
         </w:tc>
         <w:tc>
           <w:tcPr>
-            <w:tcW w:type="dxa" w:w="2899"/>
+            <w:tcW w:type="dxa" w:w="2829"/>
             <w:tcBorders>
               <w:top w:val="single" w:color="C9D3DF" w:sz="4"/>
               <w:left w:val="single" w:color="C9D3DF" w:sz="4"/>
@@ -6017,31 +6017,31 @@
         </w:tc>
         <w:tc>
           <w:tcPr>
-            <w:tcW w:type="dxa" w:w="4985"/>
-            <w:tcBorders>
-              <w:top w:val="single" w:color="C9D3DF" w:sz="4"/>
-              <w:left w:val="single" w:color="C9D3DF" w:sz="4"/>
-              <w:bottom w:val="single" w:color="C9D3DF" w:sz="4"/>
-              <w:right w:val="single" w:color="C9D3DF" w:sz="4"/>
-            </w:tcBorders>
-            <w:tcMar>
-              <w:top w:type="dxa" w:w="50"/>
-              <w:left w:type="dxa" w:w="80"/>
-              <w:bottom w:type="dxa" w:w="50"/>
-              <w:right w:type="dxa" w:w="80"/>
-            </w:tcMar>
-          </w:tcPr>
-          <w:p>
-            <w:pPr>
-              <w:jc w:val="left"/>
-            </w:pPr>
-            <w:r>
-              <w:rPr>
-                <w:rFonts w:ascii="Malgun Gothic" w:cs="Malgun Gothic" w:eastAsia="Malgun Gothic" w:hAnsi="Malgun Gothic"/>
-                <w:sz w:val="17"/>
-                <w:szCs w:val="17"/>
-              </w:rPr>
-              <w:t xml:space="preserve">팀 자체 테스트 2회(PC 5건·휴대폰 4건 모두 반영), 기능별 화면 개선 리포트, </w:t>
+            <w:tcW w:type="dxa" w:w="5055"/>
+            <w:tcBorders>
+              <w:top w:val="single" w:color="C9D3DF" w:sz="4"/>
+              <w:left w:val="single" w:color="C9D3DF" w:sz="4"/>
+              <w:bottom w:val="single" w:color="C9D3DF" w:sz="4"/>
+              <w:right w:val="single" w:color="C9D3DF" w:sz="4"/>
+            </w:tcBorders>
+            <w:tcMar>
+              <w:top w:type="dxa" w:w="50"/>
+              <w:left w:type="dxa" w:w="80"/>
+              <w:bottom w:type="dxa" w:w="50"/>
+              <w:right w:type="dxa" w:w="80"/>
+            </w:tcMar>
+          </w:tcPr>
+          <w:p>
+            <w:pPr>
+              <w:jc w:val="left"/>
+            </w:pPr>
+            <w:r>
+              <w:rPr>
+                <w:rFonts w:ascii="Malgun Gothic" w:cs="Malgun Gothic" w:eastAsia="Malgun Gothic" w:hAnsi="Malgun Gothic"/>
+                <w:sz w:val="17"/>
+                <w:szCs w:val="17"/>
+              </w:rPr>
+              <w:t xml:space="preserve">팀 자체 테스트 2회(PC 5건·휴대폰 4건 모두 반영, ChatGPT(GPT 솔라이트 6.1)로 테스트 리포트 작성 보조), 기능별 화면 개선 리포트, </w:t>
             </w:r>
             <w:r>
               <w:rPr>
@@ -6050,6 +6050,22 @@
                 <w:szCs w:val="17"/>
               </w:rPr>
               <w:t xml:space="preserve">실사용자 섭외(4명)</w:t>
+            </w:r>
+            <w:r>
+              <w:rPr>
+                <w:rFonts w:ascii="Malgun Gothic" w:cs="Malgun Gothic" w:eastAsia="Malgun Gothic" w:hAnsi="Malgun Gothic"/>
+                <w:sz w:val="17"/>
+                <w:szCs w:val="17"/>
+              </w:rPr>
+              <w:t xml:space="preserve">, </w:t>
+            </w:r>
+            <w:r>
+              <w:rPr>
+                <w:rFonts w:ascii="Malgun Gothic" w:cs="Malgun Gothic" w:eastAsia="Malgun Gothic" w:hAnsi="Malgun Gothic"/>
+                <w:sz w:val="17"/>
+                <w:szCs w:val="17"/>
+              </w:rPr>
+              <w:t xml:space="preserve">시연동영상 녹화·발표자료 10장 제작(10/5)</w:t>
             </w:r>
           </w:p>
         </w:tc>
@@ -6121,7 +6137,7 @@
         </w:tc>
         <w:tc>
           <w:tcPr>
-            <w:tcW w:type="dxa" w:w="2899"/>
+            <w:tcW w:type="dxa" w:w="2829"/>
             <w:tcBorders>
               <w:top w:val="single" w:color="C9D3DF" w:sz="4"/>
               <w:left w:val="single" w:color="C9D3DF" w:sz="4"/>
@@ -6151,31 +6167,31 @@
         </w:tc>
         <w:tc>
           <w:tcPr>
-            <w:tcW w:type="dxa" w:w="4985"/>
-            <w:tcBorders>
-              <w:top w:val="single" w:color="C9D3DF" w:sz="4"/>
-              <w:left w:val="single" w:color="C9D3DF" w:sz="4"/>
-              <w:bottom w:val="single" w:color="C9D3DF" w:sz="4"/>
-              <w:right w:val="single" w:color="C9D3DF" w:sz="4"/>
-            </w:tcBorders>
-            <w:tcMar>
-              <w:top w:type="dxa" w:w="50"/>
-              <w:left w:type="dxa" w:w="80"/>
-              <w:bottom w:type="dxa" w:w="50"/>
-              <w:right w:type="dxa" w:w="80"/>
-            </w:tcMar>
-          </w:tcPr>
-          <w:p>
-            <w:pPr>
-              <w:jc w:val="left"/>
-            </w:pPr>
-            <w:r>
-              <w:rPr>
-                <w:rFonts w:ascii="Malgun Gothic" w:cs="Malgun Gothic" w:eastAsia="Malgun Gothic" w:hAnsi="Malgun Gothic"/>
-                <w:sz w:val="17"/>
-                <w:szCs w:val="17"/>
-              </w:rPr>
-              <w:t xml:space="preserve">대표 Test Case 확인, 시연동영상 웹·모바일 촬영(10/5), 제출본 교차 검토</w:t>
+            <w:tcW w:type="dxa" w:w="5055"/>
+            <w:tcBorders>
+              <w:top w:val="single" w:color="C9D3DF" w:sz="4"/>
+              <w:left w:val="single" w:color="C9D3DF" w:sz="4"/>
+              <w:bottom w:val="single" w:color="C9D3DF" w:sz="4"/>
+              <w:right w:val="single" w:color="C9D3DF" w:sz="4"/>
+            </w:tcBorders>
+            <w:tcMar>
+              <w:top w:type="dxa" w:w="50"/>
+              <w:left w:type="dxa" w:w="80"/>
+              <w:bottom w:type="dxa" w:w="50"/>
+              <w:right w:type="dxa" w:w="80"/>
+            </w:tcMar>
+          </w:tcPr>
+          <w:p>
+            <w:pPr>
+              <w:jc w:val="left"/>
+            </w:pPr>
+            <w:r>
+              <w:rPr>
+                <w:rFonts w:ascii="Malgun Gothic" w:cs="Malgun Gothic" w:eastAsia="Malgun Gothic" w:hAnsi="Malgun Gothic"/>
+                <w:sz w:val="17"/>
+                <w:szCs w:val="17"/>
+              </w:rPr>
+              <w:t xml:space="preserve">대표 Test Case 확인, 제출본 교차 검토</w:t>
             </w:r>
           </w:p>
         </w:tc>
@@ -7045,7 +7061,7 @@
                 <w:sz w:val="17"/>
                 <w:szCs w:val="17"/>
               </w:rPr>
-              <w:t xml:space="preserve">팀장 노트북·휴대폰 전체 검수 후 UX/UI 개선 5번(10:07·10:16·15:17·16:11·16:34, 기능 변경 없음·자동 테스트 127개 통과), 시연동영상(웹·모바일)·발표자료 10장 제작, 문서 최종 갱신</w:t>
+              <w:t xml:space="preserve">팀장 노트북·휴대폰 전체 검수 후 UX/UI 개선 5번(10:07·10:16·15:17·16:11·16:34, 기능 변경 없음·자동 테스트 127개 통과), 시연동영상(웹·모바일) 녹화·발표자료 10장 제작(이미영) → 최종 편집(조준수), 문서 최종 갱신</w:t>
             </w:r>
           </w:p>
         </w:tc>
@@ -7531,7 +7547,7 @@
                 <w:sz w:val="17"/>
                 <w:szCs w:val="17"/>
               </w:rPr>
-              <w:t xml:space="preserve">Claude Opus 5.5(추론 수준 중간)·GPT(B), ChatGPT(GPT-5.6 Sol)·OpenAI Codex(A, 10/5 UX/UI 개선), [팀 확인](A, 발표자료·시연동영상) — 「출처·AI 활용 신고서」</w:t>
+              <w:t xml:space="preserve">Claude Opus 5.5(추론 수준 중간)·GPT(B), ChatGPT(GPT-5.6 Sol)·OpenAI Codex(A, 10/5 UX/UI 개선), ChatGPT(GPT 솔라이트 6.1)(C, 팀 자체 점검), [팀 확인](C 제작·A 편집, 발표자료·시연동영상) — 「출처·AI 활용 신고서」</w:t>
             </w:r>
           </w:p>
         </w:tc>
@@ -11914,7 +11930,7 @@
                 <w:sz w:val="17"/>
                 <w:szCs w:val="17"/>
               </w:rPr>
-              <w:t xml:space="preserve">촬영 A·B·C, 편집 A</w:t>
+              <w:t xml:space="preserve">녹화 C, 최종 편집 A</w:t>
             </w:r>
           </w:p>
         </w:tc>
@@ -12040,7 +12056,7 @@
                 <w:sz w:val="17"/>
                 <w:szCs w:val="17"/>
               </w:rPr>
-              <w:t xml:space="preserve">A</w:t>
+              <w:t xml:space="preserve">제작 C, 최종 편집 A</w:t>
             </w:r>
           </w:p>
         </w:tc>

--- a/docs/result/오이소창원_결과보고서_최종본_20261005.docx
+++ b/docs/result/오이소창원_결과보고서_최종본_20261005.docx
@@ -577,7 +577,7 @@
             <w:pPr>
               <w:jc w:val="left"/>
             </w:pPr>
-            <w:hyperlink w:history="1" r:id="rIdqchji8vvkicnwcxfukptp">
+            <w:hyperlink w:history="1" r:id="rIdsjfr-ptvulrawxeazprms">
               <w:r>
                 <w:rPr>
                   <w:rStyle w:val="Hyperlink"/>
@@ -646,7 +646,7 @@
             <w:pPr>
               <w:jc w:val="left"/>
             </w:pPr>
-            <w:hyperlink w:history="1" r:id="rIdxqlm84-7sn2g4yemnbrij">
+            <w:hyperlink w:history="1" r:id="rIdtneozinlh7t5ehe42af16">
               <w:r>
                 <w:rPr>
                   <w:rStyle w:val="Hyperlink"/>
@@ -1865,7 +1865,7 @@
                 <w:sz w:val="17"/>
                 <w:szCs w:val="17"/>
               </w:rPr>
-              <w:t xml:space="preserve">핵심 30 + 확장 2,223, 사전 밖 “별도 확인 필요”</w:t>
+              <w:t xml:space="preserve">핵심 30 + 확장 2,151, 사전 밖 “별도 확인 필요”</w:t>
             </w:r>
           </w:p>
         </w:tc>
@@ -1895,7 +1895,7 @@
                 <w:sz w:val="17"/>
                 <w:szCs w:val="17"/>
               </w:rPr>
-              <w:t xml:space="preserve">2,253개, 사전 밖은 짐작하지 않음(TC5 통과)</w:t>
+              <w:t xml:space="preserve">2,181개, 사전 밖은 짐작하지 않음(TC5 통과)</w:t>
             </w:r>
           </w:p>
         </w:tc>
@@ -3492,7 +3492,7 @@
                 <w:sz w:val="17"/>
                 <w:szCs w:val="17"/>
               </w:rPr>
-              <w:t xml:space="preserve">공식 출처 사전 2,253개로 뜻·쓰임·출처 안내</w:t>
+              <w:t xml:space="preserve">공식 출처 사전 2,181개로 뜻·쓰임·출처 안내</w:t>
             </w:r>
           </w:p>
         </w:tc>
@@ -4092,7 +4092,7 @@
                 <w:sz w:val="17"/>
                 <w:szCs w:val="17"/>
               </w:rPr>
-              <w:t xml:space="preserve">30 + 2,223개 뜻 안내 100%, 사전 밖 “별도 확인 필요” 100%</w:t>
+              <w:t xml:space="preserve">30 + 2,151개 뜻 안내 100%, 사전 밖 “별도 확인 필요” 100%</w:t>
             </w:r>
           </w:p>
         </w:tc>
@@ -4122,7 +4122,7 @@
                 <w:sz w:val="17"/>
                 <w:szCs w:val="17"/>
               </w:rPr>
-              <w:t xml:space="preserve">2,253개 “문헌 기준 뜻”·출처 표시, 사전 밖 짐작 없음(TC5)</w:t>
+              <w:t xml:space="preserve">2,181개 “문헌 기준 뜻”·출처 표시, 사전 밖 짐작 없음(TC5)</w:t>
             </w:r>
           </w:p>
         </w:tc>
@@ -4857,8 +4857,8 @@
       </w:tblPr>
       <w:tblGrid>
         <w:gridCol w:w="2860"/>
-        <w:gridCol w:w="3301"/>
-        <w:gridCol w:w="4043"/>
+        <w:gridCol w:w="3289"/>
+        <w:gridCol w:w="4055"/>
       </w:tblGrid>
       <w:tr>
         <w:trPr>
@@ -4901,7 +4901,7 @@
         </w:tc>
         <w:tc>
           <w:tcPr>
-            <w:tcW w:type="dxa" w:w="3301"/>
+            <w:tcW w:type="dxa" w:w="3289"/>
             <w:tcBorders>
               <w:top w:val="single" w:color="C9D3DF" w:sz="4"/>
               <w:left w:val="single" w:color="C9D3DF" w:sz="4"/>
@@ -4935,7 +4935,7 @@
         </w:tc>
         <w:tc>
           <w:tcPr>
-            <w:tcW w:type="dxa" w:w="4043"/>
+            <w:tcW w:type="dxa" w:w="4055"/>
             <w:tcBorders>
               <w:top w:val="single" w:color="C9D3DF" w:sz="4"/>
               <w:left w:val="single" w:color="C9D3DF" w:sz="4"/>
@@ -5005,7 +5005,7 @@
         </w:tc>
         <w:tc>
           <w:tcPr>
-            <w:tcW w:type="dxa" w:w="3301"/>
+            <w:tcW w:type="dxa" w:w="3289"/>
             <w:tcBorders>
               <w:top w:val="single" w:color="C9D3DF" w:sz="4"/>
               <w:left w:val="single" w:color="C9D3DF" w:sz="4"/>
@@ -5035,7 +5035,7 @@
         </w:tc>
         <w:tc>
           <w:tcPr>
-            <w:tcW w:type="dxa" w:w="4043"/>
+            <w:tcW w:type="dxa" w:w="4055"/>
             <w:tcBorders>
               <w:top w:val="single" w:color="C9D3DF" w:sz="4"/>
               <w:left w:val="single" w:color="C9D3DF" w:sz="4"/>
@@ -5101,7 +5101,7 @@
         </w:tc>
         <w:tc>
           <w:tcPr>
-            <w:tcW w:type="dxa" w:w="3301"/>
+            <w:tcW w:type="dxa" w:w="3289"/>
             <w:tcBorders>
               <w:top w:val="single" w:color="C9D3DF" w:sz="4"/>
               <w:left w:val="single" w:color="C9D3DF" w:sz="4"/>
@@ -5131,7 +5131,7 @@
         </w:tc>
         <w:tc>
           <w:tcPr>
-            <w:tcW w:type="dxa" w:w="4043"/>
+            <w:tcW w:type="dxa" w:w="4055"/>
             <w:tcBorders>
               <w:top w:val="single" w:color="C9D3DF" w:sz="4"/>
               <w:left w:val="single" w:color="C9D3DF" w:sz="4"/>
@@ -5197,7 +5197,7 @@
         </w:tc>
         <w:tc>
           <w:tcPr>
-            <w:tcW w:type="dxa" w:w="3301"/>
+            <w:tcW w:type="dxa" w:w="3289"/>
             <w:tcBorders>
               <w:top w:val="single" w:color="C9D3DF" w:sz="4"/>
               <w:left w:val="single" w:color="C9D3DF" w:sz="4"/>
@@ -5227,7 +5227,7 @@
         </w:tc>
         <w:tc>
           <w:tcPr>
-            <w:tcW w:type="dxa" w:w="4043"/>
+            <w:tcW w:type="dxa" w:w="4055"/>
             <w:tcBorders>
               <w:top w:val="single" w:color="C9D3DF" w:sz="4"/>
               <w:left w:val="single" w:color="C9D3DF" w:sz="4"/>
@@ -5293,7 +5293,7 @@
         </w:tc>
         <w:tc>
           <w:tcPr>
-            <w:tcW w:type="dxa" w:w="3301"/>
+            <w:tcW w:type="dxa" w:w="3289"/>
             <w:tcBorders>
               <w:top w:val="single" w:color="C9D3DF" w:sz="4"/>
               <w:left w:val="single" w:color="C9D3DF" w:sz="4"/>
@@ -5323,31 +5323,31 @@
         </w:tc>
         <w:tc>
           <w:tcPr>
-            <w:tcW w:type="dxa" w:w="4043"/>
-            <w:tcBorders>
-              <w:top w:val="single" w:color="C9D3DF" w:sz="4"/>
-              <w:left w:val="single" w:color="C9D3DF" w:sz="4"/>
-              <w:bottom w:val="single" w:color="C9D3DF" w:sz="4"/>
-              <w:right w:val="single" w:color="C9D3DF" w:sz="4"/>
-            </w:tcBorders>
-            <w:tcMar>
-              <w:top w:type="dxa" w:w="50"/>
-              <w:left w:type="dxa" w:w="80"/>
-              <w:bottom w:type="dxa" w:w="50"/>
-              <w:right w:type="dxa" w:w="80"/>
-            </w:tcMar>
-          </w:tcPr>
-          <w:p>
-            <w:pPr>
-              <w:jc w:val="left"/>
-            </w:pPr>
-            <w:r>
-              <w:rPr>
-                <w:rFonts w:ascii="Malgun Gothic" w:cs="Malgun Gothic" w:eastAsia="Malgun Gothic" w:hAnsi="Malgun Gothic"/>
-                <w:sz w:val="17"/>
-                <w:szCs w:val="17"/>
-              </w:rPr>
-              <w:t xml:space="preserve">뜻·쓰임·출처, 우리말샘 찾아보기 링크</w:t>
+            <w:tcW w:type="dxa" w:w="4055"/>
+            <w:tcBorders>
+              <w:top w:val="single" w:color="C9D3DF" w:sz="4"/>
+              <w:left w:val="single" w:color="C9D3DF" w:sz="4"/>
+              <w:bottom w:val="single" w:color="C9D3DF" w:sz="4"/>
+              <w:right w:val="single" w:color="C9D3DF" w:sz="4"/>
+            </w:tcBorders>
+            <w:tcMar>
+              <w:top w:type="dxa" w:w="50"/>
+              <w:left w:type="dxa" w:w="80"/>
+              <w:bottom w:type="dxa" w:w="50"/>
+              <w:right w:type="dxa" w:w="80"/>
+            </w:tcMar>
+          </w:tcPr>
+          <w:p>
+            <w:pPr>
+              <w:jc w:val="left"/>
+            </w:pPr>
+            <w:r>
+              <w:rPr>
+                <w:rFonts w:ascii="Malgun Gothic" w:cs="Malgun Gothic" w:eastAsia="Malgun Gothic" w:hAnsi="Malgun Gothic"/>
+                <w:sz w:val="17"/>
+                <w:szCs w:val="17"/>
+              </w:rPr>
+              <w:t xml:space="preserve">뜻·쓰임·출처, 사전 밖은 “별도 확인 필요”</w:t>
             </w:r>
           </w:p>
         </w:tc>
@@ -5389,7 +5389,7 @@
         </w:tc>
         <w:tc>
           <w:tcPr>
-            <w:tcW w:type="dxa" w:w="3301"/>
+            <w:tcW w:type="dxa" w:w="3289"/>
             <w:tcBorders>
               <w:top w:val="single" w:color="C9D3DF" w:sz="4"/>
               <w:left w:val="single" w:color="C9D3DF" w:sz="4"/>
@@ -5419,7 +5419,7 @@
         </w:tc>
         <w:tc>
           <w:tcPr>
-            <w:tcW w:type="dxa" w:w="4043"/>
+            <w:tcW w:type="dxa" w:w="4055"/>
             <w:tcBorders>
               <w:top w:val="single" w:color="C9D3DF" w:sz="4"/>
               <w:left w:val="single" w:color="C9D3DF" w:sz="4"/>
@@ -6773,7 +6773,7 @@
                 <w:sz w:val="17"/>
                 <w:szCs w:val="17"/>
               </w:rPr>
-              <w:t xml:space="preserve">기능 화면 4개, 정책 24건 4단계, LLM Agent(도구 5개·검증·실행 기록), 지역말 확장 2,223개, TC 6건 자동 실행 12회</w:t>
+              <w:t xml:space="preserve">기능 화면 4개, 정책 24건 4단계, LLM Agent(도구 5개·검증·실행 기록), 지역말 확장 2,151개, TC 6건 자동 실행 12회</w:t>
             </w:r>
           </w:p>
         </w:tc>
@@ -7858,8 +7858,8 @@
       </w:tblPr>
       <w:tblGrid>
         <w:gridCol w:w="1660"/>
-        <w:gridCol w:w="3787"/>
-        <w:gridCol w:w="4757"/>
+        <w:gridCol w:w="3775"/>
+        <w:gridCol w:w="4769"/>
       </w:tblGrid>
       <w:tr>
         <w:trPr>
@@ -7902,7 +7902,7 @@
         </w:tc>
         <w:tc>
           <w:tcPr>
-            <w:tcW w:type="dxa" w:w="3787"/>
+            <w:tcW w:type="dxa" w:w="3775"/>
             <w:tcBorders>
               <w:top w:val="single" w:color="C9D3DF" w:sz="4"/>
               <w:left w:val="single" w:color="C9D3DF" w:sz="4"/>
@@ -7936,7 +7936,7 @@
         </w:tc>
         <w:tc>
           <w:tcPr>
-            <w:tcW w:type="dxa" w:w="4757"/>
+            <w:tcW w:type="dxa" w:w="4769"/>
             <w:tcBorders>
               <w:top w:val="single" w:color="C9D3DF" w:sz="4"/>
               <w:left w:val="single" w:color="C9D3DF" w:sz="4"/>
@@ -8006,7 +8006,7 @@
         </w:tc>
         <w:tc>
           <w:tcPr>
-            <w:tcW w:type="dxa" w:w="3787"/>
+            <w:tcW w:type="dxa" w:w="3775"/>
             <w:tcBorders>
               <w:top w:val="single" w:color="C9D3DF" w:sz="4"/>
               <w:left w:val="single" w:color="C9D3DF" w:sz="4"/>
@@ -8036,7 +8036,7 @@
         </w:tc>
         <w:tc>
           <w:tcPr>
-            <w:tcW w:type="dxa" w:w="4757"/>
+            <w:tcW w:type="dxa" w:w="4769"/>
             <w:tcBorders>
               <w:top w:val="single" w:color="C9D3DF" w:sz="4"/>
               <w:left w:val="single" w:color="C9D3DF" w:sz="4"/>
@@ -8102,7 +8102,7 @@
         </w:tc>
         <w:tc>
           <w:tcPr>
-            <w:tcW w:type="dxa" w:w="3787"/>
+            <w:tcW w:type="dxa" w:w="3775"/>
             <w:tcBorders>
               <w:top w:val="single" w:color="C9D3DF" w:sz="4"/>
               <w:left w:val="single" w:color="C9D3DF" w:sz="4"/>
@@ -8132,7 +8132,7 @@
         </w:tc>
         <w:tc>
           <w:tcPr>
-            <w:tcW w:type="dxa" w:w="4757"/>
+            <w:tcW w:type="dxa" w:w="4769"/>
             <w:tcBorders>
               <w:top w:val="single" w:color="C9D3DF" w:sz="4"/>
               <w:left w:val="single" w:color="C9D3DF" w:sz="4"/>
@@ -8198,7 +8198,7 @@
         </w:tc>
         <w:tc>
           <w:tcPr>
-            <w:tcW w:type="dxa" w:w="3787"/>
+            <w:tcW w:type="dxa" w:w="3775"/>
             <w:tcBorders>
               <w:top w:val="single" w:color="C9D3DF" w:sz="4"/>
               <w:left w:val="single" w:color="C9D3DF" w:sz="4"/>
@@ -8228,7 +8228,7 @@
         </w:tc>
         <w:tc>
           <w:tcPr>
-            <w:tcW w:type="dxa" w:w="4757"/>
+            <w:tcW w:type="dxa" w:w="4769"/>
             <w:tcBorders>
               <w:top w:val="single" w:color="C9D3DF" w:sz="4"/>
               <w:left w:val="single" w:color="C9D3DF" w:sz="4"/>
@@ -8294,7 +8294,7 @@
         </w:tc>
         <w:tc>
           <w:tcPr>
-            <w:tcW w:type="dxa" w:w="3787"/>
+            <w:tcW w:type="dxa" w:w="3775"/>
             <w:tcBorders>
               <w:top w:val="single" w:color="C9D3DF" w:sz="4"/>
               <w:left w:val="single" w:color="C9D3DF" w:sz="4"/>
@@ -8324,31 +8324,31 @@
         </w:tc>
         <w:tc>
           <w:tcPr>
-            <w:tcW w:type="dxa" w:w="4757"/>
-            <w:tcBorders>
-              <w:top w:val="single" w:color="C9D3DF" w:sz="4"/>
-              <w:left w:val="single" w:color="C9D3DF" w:sz="4"/>
-              <w:bottom w:val="single" w:color="C9D3DF" w:sz="4"/>
-              <w:right w:val="single" w:color="C9D3DF" w:sz="4"/>
-            </w:tcBorders>
-            <w:tcMar>
-              <w:top w:type="dxa" w:w="50"/>
-              <w:left w:type="dxa" w:w="80"/>
-              <w:bottom w:type="dxa" w:w="50"/>
-              <w:right w:type="dxa" w:w="80"/>
-            </w:tcMar>
-          </w:tcPr>
-          <w:p>
-            <w:pPr>
-              <w:jc w:val="left"/>
-            </w:pPr>
-            <w:r>
-              <w:rPr>
-                <w:rFonts w:ascii="Malgun Gothic" w:cs="Malgun Gothic" w:eastAsia="Malgun Gothic" w:hAnsi="Malgun Gothic"/>
-                <w:sz w:val="17"/>
-                <w:szCs w:val="17"/>
-              </w:rPr>
-              <w:t xml:space="preserve">문헌 기준 뜻 / ‘부추’ / “별도 확인 필요” + 우리말샘 링크(TC5)</w:t>
+            <w:tcW w:type="dxa" w:w="4769"/>
+            <w:tcBorders>
+              <w:top w:val="single" w:color="C9D3DF" w:sz="4"/>
+              <w:left w:val="single" w:color="C9D3DF" w:sz="4"/>
+              <w:bottom w:val="single" w:color="C9D3DF" w:sz="4"/>
+              <w:right w:val="single" w:color="C9D3DF" w:sz="4"/>
+            </w:tcBorders>
+            <w:tcMar>
+              <w:top w:type="dxa" w:w="50"/>
+              <w:left w:type="dxa" w:w="80"/>
+              <w:bottom w:type="dxa" w:w="50"/>
+              <w:right w:type="dxa" w:w="80"/>
+            </w:tcMar>
+          </w:tcPr>
+          <w:p>
+            <w:pPr>
+              <w:jc w:val="left"/>
+            </w:pPr>
+            <w:r>
+              <w:rPr>
+                <w:rFonts w:ascii="Malgun Gothic" w:cs="Malgun Gothic" w:eastAsia="Malgun Gothic" w:hAnsi="Malgun Gothic"/>
+                <w:sz w:val="17"/>
+                <w:szCs w:val="17"/>
+              </w:rPr>
+              <w:t xml:space="preserve">문헌 기준 뜻 / ‘부추’ / “별도 확인 필요” (뜻을 짐작하지 않음)(TC5)</w:t>
             </w:r>
           </w:p>
         </w:tc>
@@ -10367,8 +10367,8 @@
       </w:tblPr>
       <w:tblGrid>
         <w:gridCol w:w="1260"/>
-        <w:gridCol w:w="3956"/>
-        <w:gridCol w:w="4988"/>
+        <w:gridCol w:w="3945"/>
+        <w:gridCol w:w="4999"/>
       </w:tblGrid>
       <w:tr>
         <w:trPr>
@@ -10411,7 +10411,7 @@
         </w:tc>
         <w:tc>
           <w:tcPr>
-            <w:tcW w:type="dxa" w:w="3956"/>
+            <w:tcW w:type="dxa" w:w="3945"/>
             <w:tcBorders>
               <w:top w:val="single" w:color="C9D3DF" w:sz="4"/>
               <w:left w:val="single" w:color="C9D3DF" w:sz="4"/>
@@ -10445,7 +10445,7 @@
         </w:tc>
         <w:tc>
           <w:tcPr>
-            <w:tcW w:type="dxa" w:w="4988"/>
+            <w:tcW w:type="dxa" w:w="4999"/>
             <w:tcBorders>
               <w:top w:val="single" w:color="C9D3DF" w:sz="4"/>
               <w:left w:val="single" w:color="C9D3DF" w:sz="4"/>
@@ -10515,7 +10515,7 @@
         </w:tc>
         <w:tc>
           <w:tcPr>
-            <w:tcW w:type="dxa" w:w="3956"/>
+            <w:tcW w:type="dxa" w:w="3945"/>
             <w:tcBorders>
               <w:top w:val="single" w:color="C9D3DF" w:sz="4"/>
               <w:left w:val="single" w:color="C9D3DF" w:sz="4"/>
@@ -10545,7 +10545,7 @@
         </w:tc>
         <w:tc>
           <w:tcPr>
-            <w:tcW w:type="dxa" w:w="4988"/>
+            <w:tcW w:type="dxa" w:w="4999"/>
             <w:tcBorders>
               <w:top w:val="single" w:color="C9D3DF" w:sz="4"/>
               <w:left w:val="single" w:color="C9D3DF" w:sz="4"/>
@@ -10611,7 +10611,7 @@
         </w:tc>
         <w:tc>
           <w:tcPr>
-            <w:tcW w:type="dxa" w:w="3956"/>
+            <w:tcW w:type="dxa" w:w="3945"/>
             <w:tcBorders>
               <w:top w:val="single" w:color="C9D3DF" w:sz="4"/>
               <w:left w:val="single" w:color="C9D3DF" w:sz="4"/>
@@ -10641,7 +10641,7 @@
         </w:tc>
         <w:tc>
           <w:tcPr>
-            <w:tcW w:type="dxa" w:w="4988"/>
+            <w:tcW w:type="dxa" w:w="4999"/>
             <w:tcBorders>
               <w:top w:val="single" w:color="C9D3DF" w:sz="4"/>
               <w:left w:val="single" w:color="C9D3DF" w:sz="4"/>
@@ -10707,7 +10707,7 @@
         </w:tc>
         <w:tc>
           <w:tcPr>
-            <w:tcW w:type="dxa" w:w="3956"/>
+            <w:tcW w:type="dxa" w:w="3945"/>
             <w:tcBorders>
               <w:top w:val="single" w:color="C9D3DF" w:sz="4"/>
               <w:left w:val="single" w:color="C9D3DF" w:sz="4"/>
@@ -10737,7 +10737,7 @@
         </w:tc>
         <w:tc>
           <w:tcPr>
-            <w:tcW w:type="dxa" w:w="4988"/>
+            <w:tcW w:type="dxa" w:w="4999"/>
             <w:tcBorders>
               <w:top w:val="single" w:color="C9D3DF" w:sz="4"/>
               <w:left w:val="single" w:color="C9D3DF" w:sz="4"/>
@@ -10803,7 +10803,7 @@
         </w:tc>
         <w:tc>
           <w:tcPr>
-            <w:tcW w:type="dxa" w:w="3956"/>
+            <w:tcW w:type="dxa" w:w="3945"/>
             <w:tcBorders>
               <w:top w:val="single" w:color="C9D3DF" w:sz="4"/>
               <w:left w:val="single" w:color="C9D3DF" w:sz="4"/>
@@ -10833,7 +10833,7 @@
         </w:tc>
         <w:tc>
           <w:tcPr>
-            <w:tcW w:type="dxa" w:w="4988"/>
+            <w:tcW w:type="dxa" w:w="4999"/>
             <w:tcBorders>
               <w:top w:val="single" w:color="C9D3DF" w:sz="4"/>
               <w:left w:val="single" w:color="C9D3DF" w:sz="4"/>
@@ -10899,7 +10899,7 @@
         </w:tc>
         <w:tc>
           <w:tcPr>
-            <w:tcW w:type="dxa" w:w="3956"/>
+            <w:tcW w:type="dxa" w:w="3945"/>
             <w:tcBorders>
               <w:top w:val="single" w:color="C9D3DF" w:sz="4"/>
               <w:left w:val="single" w:color="C9D3DF" w:sz="4"/>
@@ -10929,7 +10929,7 @@
         </w:tc>
         <w:tc>
           <w:tcPr>
-            <w:tcW w:type="dxa" w:w="4988"/>
+            <w:tcW w:type="dxa" w:w="4999"/>
             <w:tcBorders>
               <w:top w:val="single" w:color="C9D3DF" w:sz="4"/>
               <w:left w:val="single" w:color="C9D3DF" w:sz="4"/>
@@ -10995,7 +10995,7 @@
         </w:tc>
         <w:tc>
           <w:tcPr>
-            <w:tcW w:type="dxa" w:w="3956"/>
+            <w:tcW w:type="dxa" w:w="3945"/>
             <w:tcBorders>
               <w:top w:val="single" w:color="C9D3DF" w:sz="4"/>
               <w:left w:val="single" w:color="C9D3DF" w:sz="4"/>
@@ -11025,7 +11025,7 @@
         </w:tc>
         <w:tc>
           <w:tcPr>
-            <w:tcW w:type="dxa" w:w="4988"/>
+            <w:tcW w:type="dxa" w:w="4999"/>
             <w:tcBorders>
               <w:top w:val="single" w:color="C9D3DF" w:sz="4"/>
               <w:left w:val="single" w:color="C9D3DF" w:sz="4"/>
@@ -11091,7 +11091,7 @@
         </w:tc>
         <w:tc>
           <w:tcPr>
-            <w:tcW w:type="dxa" w:w="3956"/>
+            <w:tcW w:type="dxa" w:w="3945"/>
             <w:tcBorders>
               <w:top w:val="single" w:color="C9D3DF" w:sz="4"/>
               <w:left w:val="single" w:color="C9D3DF" w:sz="4"/>
@@ -11121,31 +11121,31 @@
         </w:tc>
         <w:tc>
           <w:tcPr>
-            <w:tcW w:type="dxa" w:w="4988"/>
-            <w:tcBorders>
-              <w:top w:val="single" w:color="C9D3DF" w:sz="4"/>
-              <w:left w:val="single" w:color="C9D3DF" w:sz="4"/>
-              <w:bottom w:val="single" w:color="C9D3DF" w:sz="4"/>
-              <w:right w:val="single" w:color="C9D3DF" w:sz="4"/>
-            </w:tcBorders>
-            <w:tcMar>
-              <w:top w:type="dxa" w:w="50"/>
-              <w:left w:type="dxa" w:w="80"/>
-              <w:bottom w:type="dxa" w:w="50"/>
-              <w:right w:type="dxa" w:w="80"/>
-            </w:tcMar>
-          </w:tcPr>
-          <w:p>
-            <w:pPr>
-              <w:jc w:val="left"/>
-            </w:pPr>
-            <w:r>
-              <w:rPr>
-                <w:rFonts w:ascii="Malgun Gothic" w:cs="Malgun Gothic" w:eastAsia="Malgun Gothic" w:hAnsi="Malgun Gothic"/>
-                <w:sz w:val="17"/>
-                <w:szCs w:val="17"/>
-              </w:rPr>
-              <w:t xml:space="preserve">“별도 확인 필요” + 우리말샘 링크</w:t>
+            <w:tcW w:type="dxa" w:w="4999"/>
+            <w:tcBorders>
+              <w:top w:val="single" w:color="C9D3DF" w:sz="4"/>
+              <w:left w:val="single" w:color="C9D3DF" w:sz="4"/>
+              <w:bottom w:val="single" w:color="C9D3DF" w:sz="4"/>
+              <w:right w:val="single" w:color="C9D3DF" w:sz="4"/>
+            </w:tcBorders>
+            <w:tcMar>
+              <w:top w:type="dxa" w:w="50"/>
+              <w:left w:type="dxa" w:w="80"/>
+              <w:bottom w:type="dxa" w:w="50"/>
+              <w:right w:type="dxa" w:w="80"/>
+            </w:tcMar>
+          </w:tcPr>
+          <w:p>
+            <w:pPr>
+              <w:jc w:val="left"/>
+            </w:pPr>
+            <w:r>
+              <w:rPr>
+                <w:rFonts w:ascii="Malgun Gothic" w:cs="Malgun Gothic" w:eastAsia="Malgun Gothic" w:hAnsi="Malgun Gothic"/>
+                <w:sz w:val="17"/>
+                <w:szCs w:val="17"/>
+              </w:rPr>
+              <w:t xml:space="preserve">“별도 확인 필요” (뜻을 짐작하지 않음)</w:t>
             </w:r>
           </w:p>
         </w:tc>
@@ -11187,7 +11187,7 @@
         </w:tc>
         <w:tc>
           <w:tcPr>
-            <w:tcW w:type="dxa" w:w="3956"/>
+            <w:tcW w:type="dxa" w:w="3945"/>
             <w:tcBorders>
               <w:top w:val="single" w:color="C9D3DF" w:sz="4"/>
               <w:left w:val="single" w:color="C9D3DF" w:sz="4"/>
@@ -11217,7 +11217,7 @@
         </w:tc>
         <w:tc>
           <w:tcPr>
-            <w:tcW w:type="dxa" w:w="4988"/>
+            <w:tcW w:type="dxa" w:w="4999"/>
             <w:tcBorders>
               <w:top w:val="single" w:color="C9D3DF" w:sz="4"/>
               <w:left w:val="single" w:color="C9D3DF" w:sz="4"/>
@@ -16420,8 +16420,8 @@
         </w:tblBorders>
       </w:tblPr>
       <w:tblGrid>
-        <w:gridCol w:w="5467"/>
-        <w:gridCol w:w="4737"/>
+        <w:gridCol w:w="4881"/>
+        <w:gridCol w:w="5323"/>
       </w:tblGrid>
       <w:tr>
         <w:trPr>
@@ -16430,7 +16430,7 @@
         </w:trPr>
         <w:tc>
           <w:tcPr>
-            <w:tcW w:type="dxa" w:w="5467"/>
+            <w:tcW w:type="dxa" w:w="4881"/>
             <w:tcBorders>
               <w:top w:val="single" w:color="C9D3DF" w:sz="4"/>
               <w:left w:val="single" w:color="C9D3DF" w:sz="4"/>
@@ -16464,7 +16464,7 @@
         </w:tc>
         <w:tc>
           <w:tcPr>
-            <w:tcW w:type="dxa" w:w="4737"/>
+            <w:tcW w:type="dxa" w:w="5323"/>
             <w:tcBorders>
               <w:top w:val="single" w:color="C9D3DF" w:sz="4"/>
               <w:left w:val="single" w:color="C9D3DF" w:sz="4"/>
@@ -16504,7 +16504,7 @@
         </w:trPr>
         <w:tc>
           <w:tcPr>
-            <w:tcW w:type="dxa" w:w="5467"/>
+            <w:tcW w:type="dxa" w:w="4881"/>
             <w:tcBorders>
               <w:top w:val="single" w:color="C9D3DF" w:sz="4"/>
               <w:left w:val="single" w:color="C9D3DF" w:sz="4"/>
@@ -16534,7 +16534,7 @@
         </w:tc>
         <w:tc>
           <w:tcPr>
-            <w:tcW w:type="dxa" w:w="4737"/>
+            <w:tcW w:type="dxa" w:w="5323"/>
             <w:tcBorders>
               <w:top w:val="single" w:color="C9D3DF" w:sz="4"/>
               <w:left w:val="single" w:color="C9D3DF" w:sz="4"/>
@@ -16570,7 +16570,7 @@
         </w:trPr>
         <w:tc>
           <w:tcPr>
-            <w:tcW w:type="dxa" w:w="5467"/>
+            <w:tcW w:type="dxa" w:w="4881"/>
             <w:tcBorders>
               <w:top w:val="single" w:color="C9D3DF" w:sz="4"/>
               <w:left w:val="single" w:color="C9D3DF" w:sz="4"/>
@@ -16600,7 +16600,7 @@
         </w:tc>
         <w:tc>
           <w:tcPr>
-            <w:tcW w:type="dxa" w:w="4737"/>
+            <w:tcW w:type="dxa" w:w="5323"/>
             <w:tcBorders>
               <w:top w:val="single" w:color="C9D3DF" w:sz="4"/>
               <w:left w:val="single" w:color="C9D3DF" w:sz="4"/>
@@ -16636,7 +16636,7 @@
         </w:trPr>
         <w:tc>
           <w:tcPr>
-            <w:tcW w:type="dxa" w:w="5467"/>
+            <w:tcW w:type="dxa" w:w="4881"/>
             <w:tcBorders>
               <w:top w:val="single" w:color="C9D3DF" w:sz="4"/>
               <w:left w:val="single" w:color="C9D3DF" w:sz="4"/>
@@ -16666,7 +16666,7 @@
         </w:tc>
         <w:tc>
           <w:tcPr>
-            <w:tcW w:type="dxa" w:w="4737"/>
+            <w:tcW w:type="dxa" w:w="5323"/>
             <w:tcBorders>
               <w:top w:val="single" w:color="C9D3DF" w:sz="4"/>
               <w:left w:val="single" w:color="C9D3DF" w:sz="4"/>
@@ -16702,7 +16702,7 @@
         </w:trPr>
         <w:tc>
           <w:tcPr>
-            <w:tcW w:type="dxa" w:w="5467"/>
+            <w:tcW w:type="dxa" w:w="4881"/>
             <w:tcBorders>
               <w:top w:val="single" w:color="C9D3DF" w:sz="4"/>
               <w:left w:val="single" w:color="C9D3DF" w:sz="4"/>
@@ -16732,7 +16732,7 @@
         </w:tc>
         <w:tc>
           <w:tcPr>
-            <w:tcW w:type="dxa" w:w="4737"/>
+            <w:tcW w:type="dxa" w:w="5323"/>
             <w:tcBorders>
               <w:top w:val="single" w:color="C9D3DF" w:sz="4"/>
               <w:left w:val="single" w:color="C9D3DF" w:sz="4"/>
@@ -16768,7 +16768,7 @@
         </w:trPr>
         <w:tc>
           <w:tcPr>
-            <w:tcW w:type="dxa" w:w="5467"/>
+            <w:tcW w:type="dxa" w:w="4881"/>
             <w:tcBorders>
               <w:top w:val="single" w:color="C9D3DF" w:sz="4"/>
               <w:left w:val="single" w:color="C9D3DF" w:sz="4"/>
@@ -16798,7 +16798,7 @@
         </w:tc>
         <w:tc>
           <w:tcPr>
-            <w:tcW w:type="dxa" w:w="4737"/>
+            <w:tcW w:type="dxa" w:w="5323"/>
             <w:tcBorders>
               <w:top w:val="single" w:color="C9D3DF" w:sz="4"/>
               <w:left w:val="single" w:color="C9D3DF" w:sz="4"/>
@@ -16834,7 +16834,7 @@
         </w:trPr>
         <w:tc>
           <w:tcPr>
-            <w:tcW w:type="dxa" w:w="5467"/>
+            <w:tcW w:type="dxa" w:w="4881"/>
             <w:tcBorders>
               <w:top w:val="single" w:color="C9D3DF" w:sz="4"/>
               <w:left w:val="single" w:color="C9D3DF" w:sz="4"/>
@@ -16864,7 +16864,7 @@
         </w:tc>
         <w:tc>
           <w:tcPr>
-            <w:tcW w:type="dxa" w:w="4737"/>
+            <w:tcW w:type="dxa" w:w="5323"/>
             <w:tcBorders>
               <w:top w:val="single" w:color="C9D3DF" w:sz="4"/>
               <w:left w:val="single" w:color="C9D3DF" w:sz="4"/>
@@ -16900,7 +16900,7 @@
         </w:trPr>
         <w:tc>
           <w:tcPr>
-            <w:tcW w:type="dxa" w:w="5467"/>
+            <w:tcW w:type="dxa" w:w="4881"/>
             <w:tcBorders>
               <w:top w:val="single" w:color="C9D3DF" w:sz="4"/>
               <w:left w:val="single" w:color="C9D3DF" w:sz="4"/>
@@ -16930,7 +16930,7 @@
         </w:tc>
         <w:tc>
           <w:tcPr>
-            <w:tcW w:type="dxa" w:w="4737"/>
+            <w:tcW w:type="dxa" w:w="5323"/>
             <w:tcBorders>
               <w:top w:val="single" w:color="C9D3DF" w:sz="4"/>
               <w:left w:val="single" w:color="C9D3DF" w:sz="4"/>
@@ -16955,6 +16955,72 @@
                 <w:szCs w:val="17"/>
               </w:rPr>
               <w:t xml:space="preserve">이미영 섭외, 4명</w:t>
+            </w:r>
+          </w:p>
+        </w:tc>
+      </w:tr>
+      <w:tr>
+        <w:trPr>
+          <w:cantSplit/>
+          <w:tblHeader w:val="false"/>
+        </w:trPr>
+        <w:tc>
+          <w:tcPr>
+            <w:tcW w:type="dxa" w:w="4881"/>
+            <w:tcBorders>
+              <w:top w:val="single" w:color="C9D3DF" w:sz="4"/>
+              <w:left w:val="single" w:color="C9D3DF" w:sz="4"/>
+              <w:bottom w:val="single" w:color="C9D3DF" w:sz="4"/>
+              <w:right w:val="single" w:color="C9D3DF" w:sz="4"/>
+            </w:tcBorders>
+            <w:tcMar>
+              <w:top w:type="dxa" w:w="50"/>
+              <w:left w:type="dxa" w:w="80"/>
+              <w:bottom w:type="dxa" w:w="50"/>
+              <w:right w:type="dxa" w:w="80"/>
+            </w:tcMar>
+          </w:tcPr>
+          <w:p>
+            <w:pPr>
+              <w:jc w:val="left"/>
+            </w:pPr>
+            <w:r>
+              <w:rPr>
+                <w:rFonts w:ascii="Malgun Gothic" w:cs="Malgun Gothic" w:eastAsia="Malgun Gothic" w:hAnsi="Malgun Gothic"/>
+                <w:sz w:val="17"/>
+                <w:szCs w:val="17"/>
+              </w:rPr>
+              <w:t xml:space="preserve">출처 링크가 없으면 쓰지 않음(10/5)</w:t>
+            </w:r>
+          </w:p>
+        </w:tc>
+        <w:tc>
+          <w:tcPr>
+            <w:tcW w:type="dxa" w:w="5323"/>
+            <w:tcBorders>
+              <w:top w:val="single" w:color="C9D3DF" w:sz="4"/>
+              <w:left w:val="single" w:color="C9D3DF" w:sz="4"/>
+              <w:bottom w:val="single" w:color="C9D3DF" w:sz="4"/>
+              <w:right w:val="single" w:color="C9D3DF" w:sz="4"/>
+            </w:tcBorders>
+            <w:tcMar>
+              <w:top w:type="dxa" w:w="50"/>
+              <w:left w:type="dxa" w:w="80"/>
+              <w:bottom w:type="dxa" w:w="50"/>
+              <w:right w:type="dxa" w:w="80"/>
+            </w:tcMar>
+          </w:tcPr>
+          <w:p>
+            <w:pPr>
+              <w:jc w:val="left"/>
+            </w:pPr>
+            <w:r>
+              <w:rPr>
+                <w:rFonts w:ascii="Malgun Gothic" w:cs="Malgun Gothic" w:eastAsia="Malgun Gothic" w:hAnsi="Malgun Gothic"/>
+                <w:sz w:val="17"/>
+                <w:szCs w:val="17"/>
+              </w:rPr>
+              <w:t xml:space="preserve">공식 온라인 출처를 찾을 수 없는 경남방언사전(2017) 72개 제외(확장 사전 2,223 → 2,151개), 사전에 없는 지역말의 우리말샘 검색 링크 제거(검색해도 결과가 없어 근거가 되지 않음) — 자동 테스트 127개 통과</w:t>
             </w:r>
           </w:p>
         </w:tc>
@@ -17391,7 +17457,7 @@
                 <w:sz w:val="17"/>
                 <w:szCs w:val="17"/>
               </w:rPr>
-              <w:t xml:space="preserve">2,253개, 사전 밖 “별도 확인 필요”</w:t>
+              <w:t xml:space="preserve">2,181개, 사전 밖 “별도 확인 필요”</w:t>
             </w:r>
           </w:p>
         </w:tc>

--- a/docs/result/오이소창원_결과보고서_최종본_20261005.docx
+++ b/docs/result/오이소창원_결과보고서_최종본_20261005.docx
@@ -577,7 +577,7 @@
             <w:pPr>
               <w:jc w:val="left"/>
             </w:pPr>
-            <w:hyperlink w:history="1" r:id="rIdsjfr-ptvulrawxeazprms">
+            <w:hyperlink w:history="1" r:id="rIdnvqwp0xttlepn5nrokfcl">
               <w:r>
                 <w:rPr>
                   <w:rStyle w:val="Hyperlink"/>
@@ -646,7 +646,7 @@
             <w:pPr>
               <w:jc w:val="left"/>
             </w:pPr>
-            <w:hyperlink w:history="1" r:id="rIdtneozinlh7t5ehe42af16">
+            <w:hyperlink w:history="1" r:id="rIdwabcbl__xpgtynxmnrvnp">
               <w:r>
                 <w:rPr>
                   <w:rStyle w:val="Hyperlink"/>
@@ -1865,7 +1865,7 @@
                 <w:sz w:val="17"/>
                 <w:szCs w:val="17"/>
               </w:rPr>
-              <w:t xml:space="preserve">핵심 30 + 확장 2,151, 사전 밖 “별도 확인 필요”</w:t>
+              <w:t xml:space="preserve">핵심 30 + 확장 2,223, 사전 밖 “별도 확인 필요”</w:t>
             </w:r>
           </w:p>
         </w:tc>
@@ -1895,7 +1895,7 @@
                 <w:sz w:val="17"/>
                 <w:szCs w:val="17"/>
               </w:rPr>
-              <w:t xml:space="preserve">2,181개, 사전 밖은 짐작하지 않음(TC5 통과)</w:t>
+              <w:t xml:space="preserve">2,253개, 사전 밖은 짐작하지 않음(TC5 통과)</w:t>
             </w:r>
           </w:p>
         </w:tc>
@@ -3492,7 +3492,7 @@
                 <w:sz w:val="17"/>
                 <w:szCs w:val="17"/>
               </w:rPr>
-              <w:t xml:space="preserve">공식 출처 사전 2,181개로 뜻·쓰임·출처 안내</w:t>
+              <w:t xml:space="preserve">공식 출처 사전 2,253개로 뜻·쓰임·출처 안내</w:t>
             </w:r>
           </w:p>
         </w:tc>
@@ -4092,7 +4092,7 @@
                 <w:sz w:val="17"/>
                 <w:szCs w:val="17"/>
               </w:rPr>
-              <w:t xml:space="preserve">30 + 2,151개 뜻 안내 100%, 사전 밖 “별도 확인 필요” 100%</w:t>
+              <w:t xml:space="preserve">30 + 2,223개 뜻 안내 100%, 사전 밖 “별도 확인 필요” 100%</w:t>
             </w:r>
           </w:p>
         </w:tc>
@@ -4122,7 +4122,7 @@
                 <w:sz w:val="17"/>
                 <w:szCs w:val="17"/>
               </w:rPr>
-              <w:t xml:space="preserve">2,181개 “문헌 기준 뜻”·출처 표시, 사전 밖 짐작 없음(TC5)</w:t>
+              <w:t xml:space="preserve">2,253개 “문헌 기준 뜻”·출처 표시, 사전 밖 짐작 없음(TC5)</w:t>
             </w:r>
           </w:p>
         </w:tc>
@@ -6773,7 +6773,7 @@
                 <w:sz w:val="17"/>
                 <w:szCs w:val="17"/>
               </w:rPr>
-              <w:t xml:space="preserve">기능 화면 4개, 정책 24건 4단계, LLM Agent(도구 5개·검증·실행 기록), 지역말 확장 2,151개, TC 6건 자동 실행 12회</w:t>
+              <w:t xml:space="preserve">기능 화면 4개, 정책 24건 4단계, LLM Agent(도구 5개·검증·실행 기록), 지역말 확장 2,223개, TC 6건 자동 실행 12회</w:t>
             </w:r>
           </w:p>
         </w:tc>
@@ -17020,7 +17020,7 @@
                 <w:sz w:val="17"/>
                 <w:szCs w:val="17"/>
               </w:rPr>
-              <w:t xml:space="preserve">공식 온라인 출처를 찾을 수 없는 경남방언사전(2017) 72개 제외(확장 사전 2,223 → 2,151개), 사전에 없는 지역말의 우리말샘 검색 링크 제거(검색해도 결과가 없어 근거가 되지 않음) — 자동 테스트 127개 통과</w:t>
+              <w:t xml:space="preserve">사전에 없는 지역말의 우리말샘 검색 링크 제거(검색해도 결과가 없어 근거가 되지 않음), 「출처·AI 활용 신고서」 출처별 공식 링크를 모두 채움(경남방언사전은 편찬 논문 KCI 링크) — 자동 테스트 127개 통과</w:t>
             </w:r>
           </w:p>
         </w:tc>
@@ -17457,7 +17457,7 @@
                 <w:sz w:val="17"/>
                 <w:szCs w:val="17"/>
               </w:rPr>
-              <w:t xml:space="preserve">2,181개, 사전 밖 “별도 확인 필요”</w:t>
+              <w:t xml:space="preserve">2,253개, 사전 밖 “별도 확인 필요”</w:t>
             </w:r>
           </w:p>
         </w:tc>

--- a/docs/result/오이소창원_결과보고서_최종본_20261005.docx
+++ b/docs/result/오이소창원_결과보고서_최종본_20261005.docx
@@ -577,7 +577,7 @@
             <w:pPr>
               <w:jc w:val="left"/>
             </w:pPr>
-            <w:hyperlink w:history="1" r:id="rIdnvqwp0xttlepn5nrokfcl">
+            <w:hyperlink w:history="1" r:id="rIdiwve8f5-smvc6d7ubzr2r">
               <w:r>
                 <w:rPr>
                   <w:rStyle w:val="Hyperlink"/>
@@ -646,7 +646,7 @@
             <w:pPr>
               <w:jc w:val="left"/>
             </w:pPr>
-            <w:hyperlink w:history="1" r:id="rIdwabcbl__xpgtynxmnrvnp">
+            <w:hyperlink w:history="1" r:id="rIdmpsxa-x1t63ubnyifemns">
               <w:r>
                 <w:rPr>
                   <w:rStyle w:val="Hyperlink"/>
@@ -5518,8 +5518,8 @@
       <w:tblGrid>
         <w:gridCol w:w="660"/>
         <w:gridCol w:w="1660"/>
-        <w:gridCol w:w="2829"/>
-        <w:gridCol w:w="5055"/>
+        <w:gridCol w:w="2823"/>
+        <w:gridCol w:w="5061"/>
       </w:tblGrid>
       <w:tr>
         <w:trPr>
@@ -5585,7 +5585,7 @@
         </w:tc>
         <w:tc>
           <w:tcPr>
-            <w:tcW w:type="dxa" w:w="2829"/>
+            <w:tcW w:type="dxa" w:w="2823"/>
             <w:tcBorders>
               <w:top w:val="single" w:color="C9D3DF" w:sz="4"/>
               <w:left w:val="single" w:color="C9D3DF" w:sz="4"/>
@@ -5619,7 +5619,7 @@
         </w:tc>
         <w:tc>
           <w:tcPr>
-            <w:tcW w:type="dxa" w:w="5055"/>
+            <w:tcW w:type="dxa" w:w="5061"/>
             <w:tcBorders>
               <w:top w:val="single" w:color="C9D3DF" w:sz="4"/>
               <w:left w:val="single" w:color="C9D3DF" w:sz="4"/>
@@ -5719,7 +5719,7 @@
         </w:tc>
         <w:tc>
           <w:tcPr>
-            <w:tcW w:type="dxa" w:w="2829"/>
+            <w:tcW w:type="dxa" w:w="2823"/>
             <w:tcBorders>
               <w:top w:val="single" w:color="C9D3DF" w:sz="4"/>
               <w:left w:val="single" w:color="C9D3DF" w:sz="4"/>
@@ -5749,7 +5749,7 @@
         </w:tc>
         <w:tc>
           <w:tcPr>
-            <w:tcW w:type="dxa" w:w="5055"/>
+            <w:tcW w:type="dxa" w:w="5061"/>
             <w:tcBorders>
               <w:top w:val="single" w:color="C9D3DF" w:sz="4"/>
               <w:left w:val="single" w:color="C9D3DF" w:sz="4"/>
@@ -5781,7 +5781,7 @@
                 <w:sz w:val="17"/>
                 <w:szCs w:val="17"/>
               </w:rPr>
-              <w:t xml:space="preserve">10/5 노트북·휴대폰 전체 검수 후 OpenAI Codex로 UX/UI 개선 5번</w:t>
+              <w:t xml:space="preserve">10/5 노트북·휴대폰 전체 검수 후 ChatGPT 아스트라(Codex)로 UX/UI 개선 5번</w:t>
             </w:r>
             <w:r>
               <w:rPr>
@@ -5861,7 +5861,7 @@
         </w:tc>
         <w:tc>
           <w:tcPr>
-            <w:tcW w:type="dxa" w:w="2829"/>
+            <w:tcW w:type="dxa" w:w="2823"/>
             <w:tcBorders>
               <w:top w:val="single" w:color="C9D3DF" w:sz="4"/>
               <w:left w:val="single" w:color="C9D3DF" w:sz="4"/>
@@ -5891,31 +5891,31 @@
         </w:tc>
         <w:tc>
           <w:tcPr>
-            <w:tcW w:type="dxa" w:w="5055"/>
-            <w:tcBorders>
-              <w:top w:val="single" w:color="C9D3DF" w:sz="4"/>
-              <w:left w:val="single" w:color="C9D3DF" w:sz="4"/>
-              <w:bottom w:val="single" w:color="C9D3DF" w:sz="4"/>
-              <w:right w:val="single" w:color="C9D3DF" w:sz="4"/>
-            </w:tcBorders>
-            <w:tcMar>
-              <w:top w:type="dxa" w:w="50"/>
-              <w:left w:type="dxa" w:w="80"/>
-              <w:bottom w:type="dxa" w:w="50"/>
-              <w:right w:type="dxa" w:w="80"/>
-            </w:tcMar>
-          </w:tcPr>
-          <w:p>
-            <w:pPr>
-              <w:jc w:val="left"/>
-            </w:pPr>
-            <w:r>
-              <w:rPr>
-                <w:rFonts w:ascii="Malgun Gothic" w:cs="Malgun Gothic" w:eastAsia="Malgun Gothic" w:hAnsi="Malgun Gothic"/>
-                <w:sz w:val="17"/>
-                <w:szCs w:val="17"/>
-              </w:rPr>
-              <w:t xml:space="preserve">기획안, 데이터 수집·출처 검증, 일정 알림 기능(캘린더·리포트·이메일), 팀 자체 테스트 25회(68건 반영), 실사용자 설문 Apps Script·분석 탭, 완료보고서·기술명세서·신청서·신고서·이 결과보고서</w:t>
+            <w:tcW w:type="dxa" w:w="5061"/>
+            <w:tcBorders>
+              <w:top w:val="single" w:color="C9D3DF" w:sz="4"/>
+              <w:left w:val="single" w:color="C9D3DF" w:sz="4"/>
+              <w:bottom w:val="single" w:color="C9D3DF" w:sz="4"/>
+              <w:right w:val="single" w:color="C9D3DF" w:sz="4"/>
+            </w:tcBorders>
+            <w:tcMar>
+              <w:top w:type="dxa" w:w="50"/>
+              <w:left w:type="dxa" w:w="80"/>
+              <w:bottom w:type="dxa" w:w="50"/>
+              <w:right w:type="dxa" w:w="80"/>
+            </w:tcMar>
+          </w:tcPr>
+          <w:p>
+            <w:pPr>
+              <w:jc w:val="left"/>
+            </w:pPr>
+            <w:r>
+              <w:rPr>
+                <w:rFonts w:ascii="Malgun Gothic" w:cs="Malgun Gothic" w:eastAsia="Malgun Gothic" w:hAnsi="Malgun Gothic"/>
+                <w:sz w:val="17"/>
+                <w:szCs w:val="17"/>
+              </w:rPr>
+              <w:t xml:space="preserve">기획안, 데이터 수집·출처 검증, 기능 개발 및 테스트(일정 알림: 캘린더·리포트·이메일), 브랜드 로고·앱 QR 제작, 온라인 응답 설문 제작, 팀 자체 테스트 25회(68건 반영), 실사용자 설문 Apps Script·분석 탭, 완료보고서·기술명세서·신청서·신고서·이 결과보고서</w:t>
             </w:r>
           </w:p>
         </w:tc>
@@ -5987,7 +5987,7 @@
         </w:tc>
         <w:tc>
           <w:tcPr>
-            <w:tcW w:type="dxa" w:w="2829"/>
+            <w:tcW w:type="dxa" w:w="2823"/>
             <w:tcBorders>
               <w:top w:val="single" w:color="C9D3DF" w:sz="4"/>
               <w:left w:val="single" w:color="C9D3DF" w:sz="4"/>
@@ -6017,7 +6017,7 @@
         </w:tc>
         <w:tc>
           <w:tcPr>
-            <w:tcW w:type="dxa" w:w="5055"/>
+            <w:tcW w:type="dxa" w:w="5061"/>
             <w:tcBorders>
               <w:top w:val="single" w:color="C9D3DF" w:sz="4"/>
               <w:left w:val="single" w:color="C9D3DF" w:sz="4"/>
@@ -6137,7 +6137,7 @@
         </w:tc>
         <w:tc>
           <w:tcPr>
-            <w:tcW w:type="dxa" w:w="2829"/>
+            <w:tcW w:type="dxa" w:w="2823"/>
             <w:tcBorders>
               <w:top w:val="single" w:color="C9D3DF" w:sz="4"/>
               <w:left w:val="single" w:color="C9D3DF" w:sz="4"/>
@@ -6167,7 +6167,7 @@
         </w:tc>
         <w:tc>
           <w:tcPr>
-            <w:tcW w:type="dxa" w:w="5055"/>
+            <w:tcW w:type="dxa" w:w="5061"/>
             <w:tcBorders>
               <w:top w:val="single" w:color="C9D3DF" w:sz="4"/>
               <w:left w:val="single" w:color="C9D3DF" w:sz="4"/>
@@ -7547,7 +7547,7 @@
                 <w:sz w:val="17"/>
                 <w:szCs w:val="17"/>
               </w:rPr>
-              <w:t xml:space="preserve">Claude Opus 5.5(추론 수준 중간)·GPT(B), ChatGPT(GPT-5.6 Sol)·OpenAI Codex(A, 10/5 UX/UI 개선), ChatGPT(GPT 솔라이트 6.1)(C, 팀 자체 점검), [팀 확인](C 제작·A 편집, 발표자료·시연동영상) — 「출처·AI 활용 신고서」</w:t>
+              <w:t xml:space="preserve">Claude Opus 5.5(추론 수준 중간)·GPT(B), ChatGPT(GPT-5.6 Sol)·ChatGPT 아스트라(Codex)(A, 10/5 UX/UI 개선), ChatGPT(GPT 솔라이트 6.1)(C, 팀 자체 점검), [팀 확인](C 제작·A 편집, 발표자료·시연동영상) — 「출처·AI 활용 신고서」</w:t>
             </w:r>
           </w:p>
         </w:tc>

--- a/docs/result/오이소창원_결과보고서_최종본_20261005.docx
+++ b/docs/result/오이소창원_결과보고서_최종본_20261005.docx
@@ -577,7 +577,7 @@
             <w:pPr>
               <w:jc w:val="left"/>
             </w:pPr>
-            <w:hyperlink w:history="1" r:id="rIdiwve8f5-smvc6d7ubzr2r">
+            <w:hyperlink w:history="1" r:id="rIdwjadeluq5pzsedycese88">
               <w:r>
                 <w:rPr>
                   <w:rStyle w:val="Hyperlink"/>
@@ -646,7 +646,7 @@
             <w:pPr>
               <w:jc w:val="left"/>
             </w:pPr>
-            <w:hyperlink w:history="1" r:id="rIdmpsxa-x1t63ubnyifemns">
+            <w:hyperlink w:history="1" r:id="rIdfjiq9tsko5dqn67mzab-g">
               <w:r>
                 <w:rPr>
                   <w:rStyle w:val="Hyperlink"/>
@@ -2669,7 +2669,7 @@
           <w:sz w:val="19"/>
           <w:szCs w:val="19"/>
         </w:rPr>
-        <w:t xml:space="preserve">창원 순유출(2025년 6,616명, 경남 시군 중 최다), 청년 전입 53,583명·전출 59,351명(2023) 등 기획안의 통계를 완료보고서(제출1)·발표자료(제출5)의 문제 설명에 같은 숫자로 썼습니다.</w:t>
+        <w:t xml:space="preserve">창원 순유출(2025년 6,616명, 경남 시군 중 최다), 청년(19~39세) 인구 241,329명(2023.12) → 221,641명(2026.8) 등 기획안의 통계를 완료보고서(제출1)·발표자료(제출5)의 문제 설명에 같은 숫자로 썼습니다.</w:t>
       </w:r>
     </w:p>
     <w:p>

--- a/docs/result/오이소창원_결과보고서_최종본_20261005.docx
+++ b/docs/result/오이소창원_결과보고서_최종본_20261005.docx
@@ -577,7 +577,7 @@
             <w:pPr>
               <w:jc w:val="left"/>
             </w:pPr>
-            <w:hyperlink w:history="1" r:id="rIdwjadeluq5pzsedycese88">
+            <w:hyperlink w:history="1" r:id="rIdvmhi5wcerz7yx7ttu9g5w">
               <w:r>
                 <w:rPr>
                   <w:rStyle w:val="Hyperlink"/>
@@ -646,7 +646,7 @@
             <w:pPr>
               <w:jc w:val="left"/>
             </w:pPr>
-            <w:hyperlink w:history="1" r:id="rIdfjiq9tsko5dqn67mzab-g">
+            <w:hyperlink w:history="1" r:id="rIdo1fs2-bo0tqi3nyg778kl">
               <w:r>
                 <w:rPr>
                   <w:rStyle w:val="Hyperlink"/>

--- a/docs/result/오이소창원_결과보고서_최종본_20261005.docx
+++ b/docs/result/오이소창원_결과보고서_최종본_20261005.docx
@@ -577,7 +577,7 @@
             <w:pPr>
               <w:jc w:val="left"/>
             </w:pPr>
-            <w:hyperlink w:history="1" r:id="rIdvmhi5wcerz7yx7ttu9g5w">
+            <w:hyperlink w:history="1" r:id="rIdl2ubtcgfphwnyhcpdc7jj">
               <w:r>
                 <w:rPr>
                   <w:rStyle w:val="Hyperlink"/>
@@ -646,7 +646,7 @@
             <w:pPr>
               <w:jc w:val="left"/>
             </w:pPr>
-            <w:hyperlink w:history="1" r:id="rIdo1fs2-bo0tqi3nyg778kl">
+            <w:hyperlink w:history="1" r:id="rIdviia9bg99kyhztlg0p9fr">
               <w:r>
                 <w:rPr>
                   <w:rStyle w:val="Hyperlink"/>

--- a/docs/result/오이소창원_결과보고서_최종본_20261005.docx
+++ b/docs/result/오이소창원_결과보고서_최종본_20261005.docx
@@ -577,7 +577,7 @@
             <w:pPr>
               <w:jc w:val="left"/>
             </w:pPr>
-            <w:hyperlink w:history="1" r:id="rIdl2ubtcgfphwnyhcpdc7jj">
+            <w:hyperlink w:history="1" r:id="rIdvnppcyzslzzefurr4flrt">
               <w:r>
                 <w:rPr>
                   <w:rStyle w:val="Hyperlink"/>
@@ -646,7 +646,7 @@
             <w:pPr>
               <w:jc w:val="left"/>
             </w:pPr>
-            <w:hyperlink w:history="1" r:id="rIdviia9bg99kyhztlg0p9fr">
+            <w:hyperlink w:history="1" r:id="rId84o2cnmys_cv8wnac-wtw">
               <w:r>
                 <w:rPr>
                   <w:rStyle w:val="Hyperlink"/>
@@ -2669,7 +2669,7 @@
           <w:sz w:val="19"/>
           <w:szCs w:val="19"/>
         </w:rPr>
-        <w:t xml:space="preserve">창원 순유출(2025년 6,616명, 경남 시군 중 최다), 청년(19~39세) 인구 241,329명(2023.12) → 221,641명(2026.8) 등 기획안의 통계를 완료보고서(제출1)·발표자료(제출5)의 문제 설명에 같은 숫자로 썼습니다.</w:t>
+        <w:t xml:space="preserve">창원 순유출(2025년 6,616명, 경남 시군 중 최다), 청년(19~39세, 주민등록인구) 241,329명(2023.12) → 221,641명(2026.8), 총인구 1,009,003명(2026.8, 외국인 포함) 등 기획안의 통계를 완료보고서(제출1)·발표자료(제출5)의 문제 설명에 같은 숫자로 썼습니다.</w:t>
       </w:r>
     </w:p>
     <w:p>

--- a/docs/result/오이소창원_결과보고서_최종본_20261005.docx
+++ b/docs/result/오이소창원_결과보고서_최종본_20261005.docx
@@ -125,7 +125,7 @@
           <w:sz w:val="19"/>
           <w:szCs w:val="19"/>
         </w:rPr>
-        <w:t xml:space="preserve">2026-10-05 갱신 · 이혜경 · 「오이소창원 기획안(최종본)」 대응 결과 · 제4회 경남 AI·SW 경진대회 일반부 · 지정주제 01 사회문제 해결형 AI Agent</w:t>
+        <w:t xml:space="preserve">2026-10-06 갱신 · 이혜경 · 「오이소창원 기획안(최종본)」 대응 결과 · 제4회 경남 AI·SW 경진대회 일반부 · 지정주제 01 사회문제 해결형 AI Agent</w:t>
       </w:r>
     </w:p>
     <w:tbl>
@@ -577,7 +577,7 @@
             <w:pPr>
               <w:jc w:val="left"/>
             </w:pPr>
-            <w:hyperlink w:history="1" r:id="rIdvnppcyzslzzefurr4flrt">
+            <w:hyperlink w:history="1" r:id="rIdo8jqprfvxmgoxzihk9uhe">
               <w:r>
                 <w:rPr>
                   <w:rStyle w:val="Hyperlink"/>
@@ -646,7 +646,7 @@
             <w:pPr>
               <w:jc w:val="left"/>
             </w:pPr>
-            <w:hyperlink w:history="1" r:id="rId84o2cnmys_cv8wnac-wtw">
+            <w:hyperlink w:history="1" r:id="rIdcj77kghnas0b2bhw0dmfy">
               <w:r>
                 <w:rPr>
                   <w:rStyle w:val="Hyperlink"/>
@@ -4857,8 +4857,8 @@
       </w:tblPr>
       <w:tblGrid>
         <w:gridCol w:w="2860"/>
-        <w:gridCol w:w="3289"/>
-        <w:gridCol w:w="4055"/>
+        <w:gridCol w:w="3235"/>
+        <w:gridCol w:w="4109"/>
       </w:tblGrid>
       <w:tr>
         <w:trPr>
@@ -4901,7 +4901,7 @@
         </w:tc>
         <w:tc>
           <w:tcPr>
-            <w:tcW w:type="dxa" w:w="3289"/>
+            <w:tcW w:type="dxa" w:w="3235"/>
             <w:tcBorders>
               <w:top w:val="single" w:color="C9D3DF" w:sz="4"/>
               <w:left w:val="single" w:color="C9D3DF" w:sz="4"/>
@@ -4935,7 +4935,7 @@
         </w:tc>
         <w:tc>
           <w:tcPr>
-            <w:tcW w:type="dxa" w:w="4055"/>
+            <w:tcW w:type="dxa" w:w="4109"/>
             <w:tcBorders>
               <w:top w:val="single" w:color="C9D3DF" w:sz="4"/>
               <w:left w:val="single" w:color="C9D3DF" w:sz="4"/>
@@ -5005,7 +5005,7 @@
         </w:tc>
         <w:tc>
           <w:tcPr>
-            <w:tcW w:type="dxa" w:w="3289"/>
+            <w:tcW w:type="dxa" w:w="3235"/>
             <w:tcBorders>
               <w:top w:val="single" w:color="C9D3DF" w:sz="4"/>
               <w:left w:val="single" w:color="C9D3DF" w:sz="4"/>
@@ -5035,7 +5035,7 @@
         </w:tc>
         <w:tc>
           <w:tcPr>
-            <w:tcW w:type="dxa" w:w="4055"/>
+            <w:tcW w:type="dxa" w:w="4109"/>
             <w:tcBorders>
               <w:top w:val="single" w:color="C9D3DF" w:sz="4"/>
               <w:left w:val="single" w:color="C9D3DF" w:sz="4"/>
@@ -5101,7 +5101,7 @@
         </w:tc>
         <w:tc>
           <w:tcPr>
-            <w:tcW w:type="dxa" w:w="3289"/>
+            <w:tcW w:type="dxa" w:w="3235"/>
             <w:tcBorders>
               <w:top w:val="single" w:color="C9D3DF" w:sz="4"/>
               <w:left w:val="single" w:color="C9D3DF" w:sz="4"/>
@@ -5131,7 +5131,7 @@
         </w:tc>
         <w:tc>
           <w:tcPr>
-            <w:tcW w:type="dxa" w:w="4055"/>
+            <w:tcW w:type="dxa" w:w="4109"/>
             <w:tcBorders>
               <w:top w:val="single" w:color="C9D3DF" w:sz="4"/>
               <w:left w:val="single" w:color="C9D3DF" w:sz="4"/>
@@ -5197,7 +5197,7 @@
         </w:tc>
         <w:tc>
           <w:tcPr>
-            <w:tcW w:type="dxa" w:w="3289"/>
+            <w:tcW w:type="dxa" w:w="3235"/>
             <w:tcBorders>
               <w:top w:val="single" w:color="C9D3DF" w:sz="4"/>
               <w:left w:val="single" w:color="C9D3DF" w:sz="4"/>
@@ -5227,7 +5227,7 @@
         </w:tc>
         <w:tc>
           <w:tcPr>
-            <w:tcW w:type="dxa" w:w="4055"/>
+            <w:tcW w:type="dxa" w:w="4109"/>
             <w:tcBorders>
               <w:top w:val="single" w:color="C9D3DF" w:sz="4"/>
               <w:left w:val="single" w:color="C9D3DF" w:sz="4"/>
@@ -5293,7 +5293,7 @@
         </w:tc>
         <w:tc>
           <w:tcPr>
-            <w:tcW w:type="dxa" w:w="3289"/>
+            <w:tcW w:type="dxa" w:w="3235"/>
             <w:tcBorders>
               <w:top w:val="single" w:color="C9D3DF" w:sz="4"/>
               <w:left w:val="single" w:color="C9D3DF" w:sz="4"/>
@@ -5323,7 +5323,7 @@
         </w:tc>
         <w:tc>
           <w:tcPr>
-            <w:tcW w:type="dxa" w:w="4055"/>
+            <w:tcW w:type="dxa" w:w="4109"/>
             <w:tcBorders>
               <w:top w:val="single" w:color="C9D3DF" w:sz="4"/>
               <w:left w:val="single" w:color="C9D3DF" w:sz="4"/>
@@ -5389,7 +5389,7 @@
         </w:tc>
         <w:tc>
           <w:tcPr>
-            <w:tcW w:type="dxa" w:w="3289"/>
+            <w:tcW w:type="dxa" w:w="3235"/>
             <w:tcBorders>
               <w:top w:val="single" w:color="C9D3DF" w:sz="4"/>
               <w:left w:val="single" w:color="C9D3DF" w:sz="4"/>
@@ -5419,31 +5419,31 @@
         </w:tc>
         <w:tc>
           <w:tcPr>
-            <w:tcW w:type="dxa" w:w="4055"/>
-            <w:tcBorders>
-              <w:top w:val="single" w:color="C9D3DF" w:sz="4"/>
-              <w:left w:val="single" w:color="C9D3DF" w:sz="4"/>
-              <w:bottom w:val="single" w:color="C9D3DF" w:sz="4"/>
-              <w:right w:val="single" w:color="C9D3DF" w:sz="4"/>
-            </w:tcBorders>
-            <w:tcMar>
-              <w:top w:type="dxa" w:w="50"/>
-              <w:left w:type="dxa" w:w="80"/>
-              <w:bottom w:type="dxa" w:w="50"/>
-              <w:right w:type="dxa" w:w="80"/>
-            </w:tcMar>
-          </w:tcPr>
-          <w:p>
-            <w:pPr>
-              <w:jc w:val="left"/>
-            </w:pPr>
-            <w:r>
-              <w:rPr>
-                <w:rFonts w:ascii="Malgun Gothic" w:cs="Malgun Gothic" w:eastAsia="Malgun Gothic" w:hAnsi="Malgun Gothic"/>
-                <w:sz w:val="17"/>
-                <w:szCs w:val="17"/>
-              </w:rPr>
-              <w:t xml:space="preserve">GPT-4.1 mini가 도구 5개 중 선택, 연락처·링크 검증, ‘Agent 실행 기록’, 실패 시 규칙 기반 안내</w:t>
+            <w:tcW w:type="dxa" w:w="4109"/>
+            <w:tcBorders>
+              <w:top w:val="single" w:color="C9D3DF" w:sz="4"/>
+              <w:left w:val="single" w:color="C9D3DF" w:sz="4"/>
+              <w:bottom w:val="single" w:color="C9D3DF" w:sz="4"/>
+              <w:right w:val="single" w:color="C9D3DF" w:sz="4"/>
+            </w:tcBorders>
+            <w:tcMar>
+              <w:top w:type="dxa" w:w="50"/>
+              <w:left w:type="dxa" w:w="80"/>
+              <w:bottom w:type="dxa" w:w="50"/>
+              <w:right w:type="dxa" w:w="80"/>
+            </w:tcMar>
+          </w:tcPr>
+          <w:p>
+            <w:pPr>
+              <w:jc w:val="left"/>
+            </w:pPr>
+            <w:r>
+              <w:rPr>
+                <w:rFonts w:ascii="Malgun Gothic" w:cs="Malgun Gothic" w:eastAsia="Malgun Gothic" w:hAnsi="Malgun Gothic"/>
+                <w:sz w:val="17"/>
+                <w:szCs w:val="17"/>
+              </w:rPr>
+              <w:t xml:space="preserve">LLM(GPT-4.1 mini)이 질문을 이해해 도구 5개 중 선택·답변 구성, 연락처·링크 검증, ‘Agent 실행 기록’, 실패 시 규칙 기반 안내</w:t>
             </w:r>
           </w:p>
         </w:tc>
@@ -5781,15 +5781,15 @@
                 <w:sz w:val="17"/>
                 <w:szCs w:val="17"/>
               </w:rPr>
-              <w:t xml:space="preserve">10/5 노트북·휴대폰 전체 검수 후 ChatGPT 아스트라(Codex)로 UX/UI 개선 5번</w:t>
-            </w:r>
-            <w:r>
-              <w:rPr>
-                <w:rFonts w:ascii="Malgun Gothic" w:cs="Malgun Gothic" w:eastAsia="Malgun Gothic" w:hAnsi="Malgun Gothic"/>
-                <w:sz w:val="17"/>
-                <w:szCs w:val="17"/>
-              </w:rPr>
-              <w:t xml:space="preserve"> — 기능 변경 없음), Streamlit Secrets 관리, 시연동영상·발표자료 최종 편집(10/5), 전체 검수</w:t>
+              <w:t xml:space="preserve">10/5 노트북·휴대폰 전체 검수 후 OpenAI Codex(Astra/Ultra)로 UX/UI 개선 5번</w:t>
+            </w:r>
+            <w:r>
+              <w:rPr>
+                <w:rFonts w:ascii="Malgun Gothic" w:cs="Malgun Gothic" w:eastAsia="Malgun Gothic" w:hAnsi="Malgun Gothic"/>
+                <w:sz w:val="17"/>
+                <w:szCs w:val="17"/>
+              </w:rPr>
+              <w:t xml:space="preserve"> — 기능 변경 없음), Streamlit Secrets 관리, 시연동영상 최종 편집(부족 장면 보완·컷 편집·자막·속도 조절), 발표자료 최종본(ChatGPT GPT-6 Astra Pro로 워크플로우 중심 10장·6분 발표 대본), 전체 검수</w:t>
             </w:r>
           </w:p>
         </w:tc>
@@ -6065,7 +6065,7 @@
                 <w:sz w:val="17"/>
                 <w:szCs w:val="17"/>
               </w:rPr>
-              <w:t xml:space="preserve">시연동영상 녹화·발표자료 10장 제작(10/5)</w:t>
+              <w:t xml:space="preserve">시연동영상 녹화·발표자료 10장 제작(10/5, ChatGPT(GPT) 활용)</w:t>
             </w:r>
           </w:p>
         </w:tc>
@@ -6282,9 +6282,9 @@
         </w:tblBorders>
       </w:tblPr>
       <w:tblGrid>
-        <w:gridCol w:w="2260"/>
-        <w:gridCol w:w="3034"/>
-        <w:gridCol w:w="4910"/>
+        <w:gridCol w:w="3060"/>
+        <w:gridCol w:w="2795"/>
+        <w:gridCol w:w="4349"/>
       </w:tblGrid>
       <w:tr>
         <w:trPr>
@@ -6293,7 +6293,7 @@
         </w:trPr>
         <w:tc>
           <w:tcPr>
-            <w:tcW w:type="dxa" w:w="2260"/>
+            <w:tcW w:type="dxa" w:w="3060"/>
             <w:tcBorders>
               <w:top w:val="single" w:color="C9D3DF" w:sz="4"/>
               <w:left w:val="single" w:color="C9D3DF" w:sz="4"/>
@@ -6327,7 +6327,7 @@
         </w:tc>
         <w:tc>
           <w:tcPr>
-            <w:tcW w:type="dxa" w:w="3034"/>
+            <w:tcW w:type="dxa" w:w="2795"/>
             <w:tcBorders>
               <w:top w:val="single" w:color="C9D3DF" w:sz="4"/>
               <w:left w:val="single" w:color="C9D3DF" w:sz="4"/>
@@ -6361,7 +6361,7 @@
         </w:tc>
         <w:tc>
           <w:tcPr>
-            <w:tcW w:type="dxa" w:w="4910"/>
+            <w:tcW w:type="dxa" w:w="4349"/>
             <w:tcBorders>
               <w:top w:val="single" w:color="C9D3DF" w:sz="4"/>
               <w:left w:val="single" w:color="C9D3DF" w:sz="4"/>
@@ -6401,7 +6401,7 @@
         </w:trPr>
         <w:tc>
           <w:tcPr>
-            <w:tcW w:type="dxa" w:w="2260"/>
+            <w:tcW w:type="dxa" w:w="3060"/>
             <w:tcBorders>
               <w:top w:val="single" w:color="C9D3DF" w:sz="4"/>
               <w:left w:val="single" w:color="C9D3DF" w:sz="4"/>
@@ -6431,7 +6431,7 @@
         </w:tc>
         <w:tc>
           <w:tcPr>
-            <w:tcW w:type="dxa" w:w="3034"/>
+            <w:tcW w:type="dxa" w:w="2795"/>
             <w:tcBorders>
               <w:top w:val="single" w:color="C9D3DF" w:sz="4"/>
               <w:left w:val="single" w:color="C9D3DF" w:sz="4"/>
@@ -6461,7 +6461,7 @@
         </w:tc>
         <w:tc>
           <w:tcPr>
-            <w:tcW w:type="dxa" w:w="4910"/>
+            <w:tcW w:type="dxa" w:w="4349"/>
             <w:tcBorders>
               <w:top w:val="single" w:color="C9D3DF" w:sz="4"/>
               <w:left w:val="single" w:color="C9D3DF" w:sz="4"/>
@@ -6497,7 +6497,7 @@
         </w:trPr>
         <w:tc>
           <w:tcPr>
-            <w:tcW w:type="dxa" w:w="2260"/>
+            <w:tcW w:type="dxa" w:w="3060"/>
             <w:tcBorders>
               <w:top w:val="single" w:color="C9D3DF" w:sz="4"/>
               <w:left w:val="single" w:color="C9D3DF" w:sz="4"/>
@@ -6527,7 +6527,7 @@
         </w:tc>
         <w:tc>
           <w:tcPr>
-            <w:tcW w:type="dxa" w:w="3034"/>
+            <w:tcW w:type="dxa" w:w="2795"/>
             <w:tcBorders>
               <w:top w:val="single" w:color="C9D3DF" w:sz="4"/>
               <w:left w:val="single" w:color="C9D3DF" w:sz="4"/>
@@ -6557,7 +6557,7 @@
         </w:tc>
         <w:tc>
           <w:tcPr>
-            <w:tcW w:type="dxa" w:w="4910"/>
+            <w:tcW w:type="dxa" w:w="4349"/>
             <w:tcBorders>
               <w:top w:val="single" w:color="C9D3DF" w:sz="4"/>
               <w:left w:val="single" w:color="C9D3DF" w:sz="4"/>
@@ -6593,7 +6593,7 @@
         </w:trPr>
         <w:tc>
           <w:tcPr>
-            <w:tcW w:type="dxa" w:w="2260"/>
+            <w:tcW w:type="dxa" w:w="3060"/>
             <w:tcBorders>
               <w:top w:val="single" w:color="C9D3DF" w:sz="4"/>
               <w:left w:val="single" w:color="C9D3DF" w:sz="4"/>
@@ -6623,7 +6623,7 @@
         </w:tc>
         <w:tc>
           <w:tcPr>
-            <w:tcW w:type="dxa" w:w="3034"/>
+            <w:tcW w:type="dxa" w:w="2795"/>
             <w:tcBorders>
               <w:top w:val="single" w:color="C9D3DF" w:sz="4"/>
               <w:left w:val="single" w:color="C9D3DF" w:sz="4"/>
@@ -6653,7 +6653,7 @@
         </w:tc>
         <w:tc>
           <w:tcPr>
-            <w:tcW w:type="dxa" w:w="4910"/>
+            <w:tcW w:type="dxa" w:w="4349"/>
             <w:tcBorders>
               <w:top w:val="single" w:color="C9D3DF" w:sz="4"/>
               <w:left w:val="single" w:color="C9D3DF" w:sz="4"/>
@@ -6689,7 +6689,7 @@
         </w:trPr>
         <w:tc>
           <w:tcPr>
-            <w:tcW w:type="dxa" w:w="2260"/>
+            <w:tcW w:type="dxa" w:w="3060"/>
             <w:tcBorders>
               <w:top w:val="single" w:color="C9D3DF" w:sz="4"/>
               <w:left w:val="single" w:color="C9D3DF" w:sz="4"/>
@@ -6719,7 +6719,7 @@
         </w:tc>
         <w:tc>
           <w:tcPr>
-            <w:tcW w:type="dxa" w:w="3034"/>
+            <w:tcW w:type="dxa" w:w="2795"/>
             <w:tcBorders>
               <w:top w:val="single" w:color="C9D3DF" w:sz="4"/>
               <w:left w:val="single" w:color="C9D3DF" w:sz="4"/>
@@ -6749,7 +6749,7 @@
         </w:tc>
         <w:tc>
           <w:tcPr>
-            <w:tcW w:type="dxa" w:w="4910"/>
+            <w:tcW w:type="dxa" w:w="4349"/>
             <w:tcBorders>
               <w:top w:val="single" w:color="C9D3DF" w:sz="4"/>
               <w:left w:val="single" w:color="C9D3DF" w:sz="4"/>
@@ -6785,7 +6785,7 @@
         </w:trPr>
         <w:tc>
           <w:tcPr>
-            <w:tcW w:type="dxa" w:w="2260"/>
+            <w:tcW w:type="dxa" w:w="3060"/>
             <w:tcBorders>
               <w:top w:val="single" w:color="C9D3DF" w:sz="4"/>
               <w:left w:val="single" w:color="C9D3DF" w:sz="4"/>
@@ -6815,7 +6815,7 @@
         </w:tc>
         <w:tc>
           <w:tcPr>
-            <w:tcW w:type="dxa" w:w="3034"/>
+            <w:tcW w:type="dxa" w:w="2795"/>
             <w:tcBorders>
               <w:top w:val="single" w:color="C9D3DF" w:sz="4"/>
               <w:left w:val="single" w:color="C9D3DF" w:sz="4"/>
@@ -6845,7 +6845,7 @@
         </w:tc>
         <w:tc>
           <w:tcPr>
-            <w:tcW w:type="dxa" w:w="4910"/>
+            <w:tcW w:type="dxa" w:w="4349"/>
             <w:tcBorders>
               <w:top w:val="single" w:color="C9D3DF" w:sz="4"/>
               <w:left w:val="single" w:color="C9D3DF" w:sz="4"/>
@@ -6881,7 +6881,7 @@
         </w:trPr>
         <w:tc>
           <w:tcPr>
-            <w:tcW w:type="dxa" w:w="2260"/>
+            <w:tcW w:type="dxa" w:w="3060"/>
             <w:tcBorders>
               <w:top w:val="single" w:color="C9D3DF" w:sz="4"/>
               <w:left w:val="single" w:color="C9D3DF" w:sz="4"/>
@@ -6911,7 +6911,7 @@
         </w:tc>
         <w:tc>
           <w:tcPr>
-            <w:tcW w:type="dxa" w:w="3034"/>
+            <w:tcW w:type="dxa" w:w="2795"/>
             <w:tcBorders>
               <w:top w:val="single" w:color="C9D3DF" w:sz="4"/>
               <w:left w:val="single" w:color="C9D3DF" w:sz="4"/>
@@ -6941,7 +6941,7 @@
         </w:tc>
         <w:tc>
           <w:tcPr>
-            <w:tcW w:type="dxa" w:w="4910"/>
+            <w:tcW w:type="dxa" w:w="4349"/>
             <w:tcBorders>
               <w:top w:val="single" w:color="C9D3DF" w:sz="4"/>
               <w:left w:val="single" w:color="C9D3DF" w:sz="4"/>
@@ -6977,7 +6977,7 @@
         </w:trPr>
         <w:tc>
           <w:tcPr>
-            <w:tcW w:type="dxa" w:w="2260"/>
+            <w:tcW w:type="dxa" w:w="3060"/>
             <w:tcBorders>
               <w:top w:val="single" w:color="C9D3DF" w:sz="4"/>
               <w:left w:val="single" w:color="C9D3DF" w:sz="4"/>
@@ -7007,7 +7007,7 @@
         </w:tc>
         <w:tc>
           <w:tcPr>
-            <w:tcW w:type="dxa" w:w="3034"/>
+            <w:tcW w:type="dxa" w:w="2795"/>
             <w:tcBorders>
               <w:top w:val="single" w:color="C9D3DF" w:sz="4"/>
               <w:left w:val="single" w:color="C9D3DF" w:sz="4"/>
@@ -7037,7 +7037,7 @@
         </w:tc>
         <w:tc>
           <w:tcPr>
-            <w:tcW w:type="dxa" w:w="4910"/>
+            <w:tcW w:type="dxa" w:w="4349"/>
             <w:tcBorders>
               <w:top w:val="single" w:color="C9D3DF" w:sz="4"/>
               <w:left w:val="single" w:color="C9D3DF" w:sz="4"/>
@@ -7073,67 +7073,67 @@
         </w:trPr>
         <w:tc>
           <w:tcPr>
-            <w:tcW w:type="dxa" w:w="2260"/>
-            <w:tcBorders>
-              <w:top w:val="single" w:color="C9D3DF" w:sz="4"/>
-              <w:left w:val="single" w:color="C9D3DF" w:sz="4"/>
-              <w:bottom w:val="single" w:color="C9D3DF" w:sz="4"/>
-              <w:right w:val="single" w:color="C9D3DF" w:sz="4"/>
-            </w:tcBorders>
-            <w:tcMar>
-              <w:top w:type="dxa" w:w="50"/>
-              <w:left w:type="dxa" w:w="80"/>
-              <w:bottom w:type="dxa" w:w="50"/>
-              <w:right w:type="dxa" w:w="80"/>
-            </w:tcMar>
-          </w:tcPr>
-          <w:p>
-            <w:pPr>
-              <w:jc w:val="center"/>
-            </w:pPr>
-            <w:r>
-              <w:rPr>
-                <w:rFonts w:ascii="Malgun Gothic" w:cs="Malgun Gothic" w:eastAsia="Malgun Gothic" w:hAnsi="Malgun Gothic"/>
-                <w:sz w:val="17"/>
-                <w:szCs w:val="17"/>
-              </w:rPr>
-              <w:t xml:space="preserve">10/6 12:00</w:t>
-            </w:r>
-          </w:p>
-        </w:tc>
-        <w:tc>
-          <w:tcPr>
-            <w:tcW w:type="dxa" w:w="3034"/>
-            <w:tcBorders>
-              <w:top w:val="single" w:color="C9D3DF" w:sz="4"/>
-              <w:left w:val="single" w:color="C9D3DF" w:sz="4"/>
-              <w:bottom w:val="single" w:color="C9D3DF" w:sz="4"/>
-              <w:right w:val="single" w:color="C9D3DF" w:sz="4"/>
-            </w:tcBorders>
-            <w:tcMar>
-              <w:top w:type="dxa" w:w="50"/>
-              <w:left w:type="dxa" w:w="80"/>
-              <w:bottom w:type="dxa" w:w="50"/>
-              <w:right w:type="dxa" w:w="80"/>
-            </w:tcMar>
-          </w:tcPr>
-          <w:p>
-            <w:pPr>
-              <w:jc w:val="left"/>
-            </w:pPr>
-            <w:r>
-              <w:rPr>
-                <w:rFonts w:ascii="Malgun Gothic" w:cs="Malgun Gothic" w:eastAsia="Malgun Gothic" w:hAnsi="Malgun Gothic"/>
-                <w:sz w:val="17"/>
-                <w:szCs w:val="17"/>
-              </w:rPr>
-              <w:t xml:space="preserve">제출</w:t>
-            </w:r>
-          </w:p>
-        </w:tc>
-        <w:tc>
-          <w:tcPr>
-            <w:tcW w:type="dxa" w:w="4910"/>
+            <w:tcW w:type="dxa" w:w="3060"/>
+            <w:tcBorders>
+              <w:top w:val="single" w:color="C9D3DF" w:sz="4"/>
+              <w:left w:val="single" w:color="C9D3DF" w:sz="4"/>
+              <w:bottom w:val="single" w:color="C9D3DF" w:sz="4"/>
+              <w:right w:val="single" w:color="C9D3DF" w:sz="4"/>
+            </w:tcBorders>
+            <w:tcMar>
+              <w:top w:type="dxa" w:w="50"/>
+              <w:left w:type="dxa" w:w="80"/>
+              <w:bottom w:type="dxa" w:w="50"/>
+              <w:right w:type="dxa" w:w="80"/>
+            </w:tcMar>
+          </w:tcPr>
+          <w:p>
+            <w:pPr>
+              <w:jc w:val="center"/>
+            </w:pPr>
+            <w:r>
+              <w:rPr>
+                <w:rFonts w:ascii="Malgun Gothic" w:cs="Malgun Gothic" w:eastAsia="Malgun Gothic" w:hAnsi="Malgun Gothic"/>
+                <w:sz w:val="17"/>
+                <w:szCs w:val="17"/>
+              </w:rPr>
+              <w:t xml:space="preserve">10/6 오전 10시 전후</w:t>
+            </w:r>
+          </w:p>
+        </w:tc>
+        <w:tc>
+          <w:tcPr>
+            <w:tcW w:type="dxa" w:w="2795"/>
+            <w:tcBorders>
+              <w:top w:val="single" w:color="C9D3DF" w:sz="4"/>
+              <w:left w:val="single" w:color="C9D3DF" w:sz="4"/>
+              <w:bottom w:val="single" w:color="C9D3DF" w:sz="4"/>
+              <w:right w:val="single" w:color="C9D3DF" w:sz="4"/>
+            </w:tcBorders>
+            <w:tcMar>
+              <w:top w:type="dxa" w:w="50"/>
+              <w:left w:type="dxa" w:w="80"/>
+              <w:bottom w:type="dxa" w:w="50"/>
+              <w:right w:type="dxa" w:w="80"/>
+            </w:tcMar>
+          </w:tcPr>
+          <w:p>
+            <w:pPr>
+              <w:jc w:val="left"/>
+            </w:pPr>
+            <w:r>
+              <w:rPr>
+                <w:rFonts w:ascii="Malgun Gothic" w:cs="Malgun Gothic" w:eastAsia="Malgun Gothic" w:hAnsi="Malgun Gothic"/>
+                <w:sz w:val="17"/>
+                <w:szCs w:val="17"/>
+              </w:rPr>
+              <w:t xml:space="preserve">제출(대회 마감 낮 12:00 전)</w:t>
+            </w:r>
+          </w:p>
+        </w:tc>
+        <w:tc>
+          <w:tcPr>
+            <w:tcW w:type="dxa" w:w="4349"/>
             <w:tcBorders>
               <w:top w:val="single" w:color="C9D3DF" w:sz="4"/>
               <w:left w:val="single" w:color="C9D3DF" w:sz="4"/>
@@ -7249,8 +7249,8 @@
       </w:tblPr>
       <w:tblGrid>
         <w:gridCol w:w="1860"/>
-        <w:gridCol w:w="3719"/>
-        <w:gridCol w:w="4625"/>
+        <w:gridCol w:w="3317"/>
+        <w:gridCol w:w="5027"/>
       </w:tblGrid>
       <w:tr>
         <w:trPr>
@@ -7293,7 +7293,7 @@
         </w:tc>
         <w:tc>
           <w:tcPr>
-            <w:tcW w:type="dxa" w:w="3719"/>
+            <w:tcW w:type="dxa" w:w="3317"/>
             <w:tcBorders>
               <w:top w:val="single" w:color="C9D3DF" w:sz="4"/>
               <w:left w:val="single" w:color="C9D3DF" w:sz="4"/>
@@ -7327,7 +7327,7 @@
         </w:tc>
         <w:tc>
           <w:tcPr>
-            <w:tcW w:type="dxa" w:w="4625"/>
+            <w:tcW w:type="dxa" w:w="5027"/>
             <w:tcBorders>
               <w:top w:val="single" w:color="C9D3DF" w:sz="4"/>
               <w:left w:val="single" w:color="C9D3DF" w:sz="4"/>
@@ -7397,7 +7397,7 @@
         </w:tc>
         <w:tc>
           <w:tcPr>
-            <w:tcW w:type="dxa" w:w="3719"/>
+            <w:tcW w:type="dxa" w:w="3317"/>
             <w:tcBorders>
               <w:top w:val="single" w:color="C9D3DF" w:sz="4"/>
               <w:left w:val="single" w:color="C9D3DF" w:sz="4"/>
@@ -7427,31 +7427,39 @@
         </w:tc>
         <w:tc>
           <w:tcPr>
-            <w:tcW w:type="dxa" w:w="4625"/>
-            <w:tcBorders>
-              <w:top w:val="single" w:color="C9D3DF" w:sz="4"/>
-              <w:left w:val="single" w:color="C9D3DF" w:sz="4"/>
-              <w:bottom w:val="single" w:color="C9D3DF" w:sz="4"/>
-              <w:right w:val="single" w:color="C9D3DF" w:sz="4"/>
-            </w:tcBorders>
-            <w:tcMar>
-              <w:top w:type="dxa" w:w="50"/>
-              <w:left w:type="dxa" w:w="80"/>
-              <w:bottom w:type="dxa" w:w="50"/>
-              <w:right w:type="dxa" w:w="80"/>
-            </w:tcMar>
-          </w:tcPr>
-          <w:p>
-            <w:pPr>
-              <w:jc w:val="left"/>
-            </w:pPr>
-            <w:r>
-              <w:rPr>
-                <w:rFonts w:ascii="Malgun Gothic" w:cs="Malgun Gothic" w:eastAsia="Malgun Gothic" w:hAnsi="Malgun Gothic"/>
-                <w:sz w:val="17"/>
-                <w:szCs w:val="17"/>
-              </w:rPr>
-              <w:t xml:space="preserve">OpenAI GPT-4.1 mini(모델 ID gpt-4.1-mini, OpenAI API) — 키는 Streamlit Secrets에만</w:t>
+            <w:tcW w:type="dxa" w:w="5027"/>
+            <w:tcBorders>
+              <w:top w:val="single" w:color="C9D3DF" w:sz="4"/>
+              <w:left w:val="single" w:color="C9D3DF" w:sz="4"/>
+              <w:bottom w:val="single" w:color="C9D3DF" w:sz="4"/>
+              <w:right w:val="single" w:color="C9D3DF" w:sz="4"/>
+            </w:tcBorders>
+            <w:tcMar>
+              <w:top w:type="dxa" w:w="50"/>
+              <w:left w:type="dxa" w:w="80"/>
+              <w:bottom w:type="dxa" w:w="50"/>
+              <w:right w:type="dxa" w:w="80"/>
+            </w:tcMar>
+          </w:tcPr>
+          <w:p>
+            <w:pPr>
+              <w:jc w:val="left"/>
+            </w:pPr>
+            <w:r>
+              <w:rPr>
+                <w:rFonts w:ascii="Malgun Gothic" w:cs="Malgun Gothic" w:eastAsia="Malgun Gothic" w:hAnsi="Malgun Gothic"/>
+                <w:sz w:val="17"/>
+                <w:szCs w:val="17"/>
+              </w:rPr>
+              <w:t xml:space="preserve">LLM(OpenAI GPT-4.1 mini, 모델 ID gpt-4.1-mini)</w:t>
+            </w:r>
+            <w:r>
+              <w:rPr>
+                <w:rFonts w:ascii="Malgun Gothic" w:cs="Malgun Gothic" w:eastAsia="Malgun Gothic" w:hAnsi="Malgun Gothic"/>
+                <w:sz w:val="17"/>
+                <w:szCs w:val="17"/>
+              </w:rPr>
+              <w:t xml:space="preserve"> — 자연어 질문 이해 → 목표·의도 파악 → 필요한 도구 선택 → 답변 구성(OpenAI API, 키는 Streamlit Secrets에만)</w:t>
             </w:r>
           </w:p>
         </w:tc>
@@ -7487,13 +7495,13 @@
                 <w:sz w:val="17"/>
                 <w:szCs w:val="17"/>
               </w:rPr>
-              <w:t xml:space="preserve">개발 보조 AI</w:t>
-            </w:r>
-          </w:p>
-        </w:tc>
-        <w:tc>
-          <w:tcPr>
-            <w:tcW w:type="dxa" w:w="3719"/>
+              <w:t xml:space="preserve">역할 구분</w:t>
+            </w:r>
+          </w:p>
+        </w:tc>
+        <w:tc>
+          <w:tcPr>
+            <w:tcW w:type="dxa" w:w="3317"/>
             <w:tcBorders>
               <w:top w:val="single" w:color="C9D3DF" w:sz="4"/>
               <w:left w:val="single" w:color="C9D3DF" w:sz="4"/>
@@ -7523,31 +7531,103 @@
         </w:tc>
         <w:tc>
           <w:tcPr>
-            <w:tcW w:type="dxa" w:w="4625"/>
-            <w:tcBorders>
-              <w:top w:val="single" w:color="C9D3DF" w:sz="4"/>
-              <w:left w:val="single" w:color="C9D3DF" w:sz="4"/>
-              <w:bottom w:val="single" w:color="C9D3DF" w:sz="4"/>
-              <w:right w:val="single" w:color="C9D3DF" w:sz="4"/>
-            </w:tcBorders>
-            <w:tcMar>
-              <w:top w:type="dxa" w:w="50"/>
-              <w:left w:type="dxa" w:w="80"/>
-              <w:bottom w:type="dxa" w:w="50"/>
-              <w:right w:type="dxa" w:w="80"/>
-            </w:tcMar>
-          </w:tcPr>
-          <w:p>
-            <w:pPr>
-              <w:jc w:val="left"/>
-            </w:pPr>
-            <w:r>
-              <w:rPr>
-                <w:rFonts w:ascii="Malgun Gothic" w:cs="Malgun Gothic" w:eastAsia="Malgun Gothic" w:hAnsi="Malgun Gothic"/>
-                <w:sz w:val="17"/>
-                <w:szCs w:val="17"/>
-              </w:rPr>
-              <w:t xml:space="preserve">Claude Opus 5.5(추론 수준 중간)·GPT(B), ChatGPT(GPT-5.6 Sol)·ChatGPT 아스트라(Codex)(A, 10/5 UX/UI 개선), ChatGPT(GPT 솔라이트 6.1)(C, 팀 자체 점검), [팀 확인](C 제작·A 편집, 발표자료·시연동영상) — 「출처·AI 활용 신고서」</w:t>
+            <w:tcW w:type="dxa" w:w="5027"/>
+            <w:tcBorders>
+              <w:top w:val="single" w:color="C9D3DF" w:sz="4"/>
+              <w:left w:val="single" w:color="C9D3DF" w:sz="4"/>
+              <w:bottom w:val="single" w:color="C9D3DF" w:sz="4"/>
+              <w:right w:val="single" w:color="C9D3DF" w:sz="4"/>
+            </w:tcBorders>
+            <w:tcMar>
+              <w:top w:type="dxa" w:w="50"/>
+              <w:left w:type="dxa" w:w="80"/>
+              <w:bottom w:type="dxa" w:w="50"/>
+              <w:right w:type="dxa" w:w="80"/>
+            </w:tcMar>
+          </w:tcPr>
+          <w:p>
+            <w:pPr>
+              <w:jc w:val="left"/>
+            </w:pPr>
+            <w:r>
+              <w:rPr>
+                <w:rFonts w:ascii="Malgun Gothic" w:cs="Malgun Gothic" w:eastAsia="Malgun Gothic" w:hAnsi="Malgun Gothic"/>
+                <w:sz w:val="17"/>
+                <w:szCs w:val="17"/>
+              </w:rPr>
+              <w:t xml:space="preserve">LLM</w:t>
+            </w:r>
+            <w:r>
+              <w:rPr>
+                <w:rFonts w:ascii="Malgun Gothic" w:cs="Malgun Gothic" w:eastAsia="Malgun Gothic" w:hAnsi="Malgun Gothic"/>
+                <w:sz w:val="17"/>
+                <w:szCs w:val="17"/>
+              </w:rPr>
+              <w:t xml:space="preserve"> 질문 이해·의도 파악·도구 선택·답변 구성 / </w:t>
+            </w:r>
+            <w:r>
+              <w:rPr>
+                <w:rFonts w:ascii="Malgun Gothic" w:cs="Malgun Gothic" w:eastAsia="Malgun Gothic" w:hAnsi="Malgun Gothic"/>
+                <w:sz w:val="17"/>
+                <w:szCs w:val="17"/>
+              </w:rPr>
+              <w:t xml:space="preserve">규칙</w:t>
+            </w:r>
+            <w:r>
+              <w:rPr>
+                <w:rFonts w:ascii="Malgun Gothic" w:cs="Malgun Gothic" w:eastAsia="Malgun Gothic" w:hAnsi="Malgun Gothic"/>
+                <w:sz w:val="17"/>
+                <w:szCs w:val="17"/>
+              </w:rPr>
+              <w:t xml:space="preserve"> 정책 자격·조건 판정 / </w:t>
+            </w:r>
+            <w:r>
+              <w:rPr>
+                <w:rFonts w:ascii="Malgun Gothic" w:cs="Malgun Gothic" w:eastAsia="Malgun Gothic" w:hAnsi="Malgun Gothic"/>
+                <w:sz w:val="17"/>
+                <w:szCs w:val="17"/>
+              </w:rPr>
+              <w:t xml:space="preserve">Tool/Data</w:t>
+            </w:r>
+            <w:r>
+              <w:rPr>
+                <w:rFonts w:ascii="Malgun Gothic" w:cs="Malgun Gothic" w:eastAsia="Malgun Gothic" w:hAnsi="Malgun Gothic"/>
+                <w:sz w:val="17"/>
+                <w:szCs w:val="17"/>
+              </w:rPr>
+              <w:t xml:space="preserve"> 정책·생활 정보·지역말·접수 창구 등 검증 자료 활용 / </w:t>
+            </w:r>
+            <w:r>
+              <w:rPr>
+                <w:rFonts w:ascii="Malgun Gothic" w:cs="Malgun Gothic" w:eastAsia="Malgun Gothic" w:hAnsi="Malgun Gothic"/>
+                <w:sz w:val="17"/>
+                <w:szCs w:val="17"/>
+              </w:rPr>
+              <w:t xml:space="preserve">답변 검증</w:t>
+            </w:r>
+            <w:r>
+              <w:rPr>
+                <w:rFonts w:ascii="Malgun Gothic" w:cs="Malgun Gothic" w:eastAsia="Malgun Gothic" w:hAnsi="Malgun Gothic"/>
+                <w:sz w:val="17"/>
+                <w:szCs w:val="17"/>
+              </w:rPr>
+              <w:t xml:space="preserve"> 공식 연락처·링크를 검증 자료와 대조 / </w:t>
+            </w:r>
+            <w:r>
+              <w:rPr>
+                <w:rFonts w:ascii="Malgun Gothic" w:cs="Malgun Gothic" w:eastAsia="Malgun Gothic" w:hAnsi="Malgun Gothic"/>
+                <w:sz w:val="17"/>
+                <w:szCs w:val="17"/>
+              </w:rPr>
+              <w:t xml:space="preserve">Memory/State</w:t>
+            </w:r>
+            <w:r>
+              <w:rPr>
+                <w:rFonts w:ascii="Malgun Gothic" w:cs="Malgun Gothic" w:eastAsia="Malgun Gothic" w:hAnsi="Malgun Gothic"/>
+                <w:sz w:val="17"/>
+                <w:szCs w:val="17"/>
+              </w:rPr>
+              <w:t xml:space="preserve"> 할 일·메모·일정 상태 관리</w:t>
             </w:r>
           </w:p>
         </w:tc>
@@ -7583,67 +7663,67 @@
                 <w:sz w:val="17"/>
                 <w:szCs w:val="17"/>
               </w:rPr>
-              <w:t xml:space="preserve">개발</w:t>
-            </w:r>
-          </w:p>
-        </w:tc>
-        <w:tc>
-          <w:tcPr>
-            <w:tcW w:type="dxa" w:w="3719"/>
-            <w:tcBorders>
-              <w:top w:val="single" w:color="C9D3DF" w:sz="4"/>
-              <w:left w:val="single" w:color="C9D3DF" w:sz="4"/>
-              <w:bottom w:val="single" w:color="C9D3DF" w:sz="4"/>
-              <w:right w:val="single" w:color="C9D3DF" w:sz="4"/>
-            </w:tcBorders>
-            <w:tcMar>
-              <w:top w:type="dxa" w:w="50"/>
-              <w:left w:type="dxa" w:w="80"/>
-              <w:bottom w:type="dxa" w:w="50"/>
-              <w:right w:type="dxa" w:w="80"/>
-            </w:tcMar>
-          </w:tcPr>
-          <w:p>
-            <w:pPr>
-              <w:jc w:val="left"/>
-            </w:pPr>
-            <w:r>
-              <w:rPr>
-                <w:rFonts w:ascii="Malgun Gothic" w:cs="Malgun Gothic" w:eastAsia="Malgun Gothic" w:hAnsi="Malgun Gothic"/>
-                <w:sz w:val="17"/>
-                <w:szCs w:val="17"/>
-              </w:rPr>
-              <w:t xml:space="preserve">Python, Streamlit, SQLite, python-dateutil, unittest</w:t>
-            </w:r>
-          </w:p>
-        </w:tc>
-        <w:tc>
-          <w:tcPr>
-            <w:tcW w:type="dxa" w:w="4625"/>
-            <w:tcBorders>
-              <w:top w:val="single" w:color="C9D3DF" w:sz="4"/>
-              <w:left w:val="single" w:color="C9D3DF" w:sz="4"/>
-              <w:bottom w:val="single" w:color="C9D3DF" w:sz="4"/>
-              <w:right w:val="single" w:color="C9D3DF" w:sz="4"/>
-            </w:tcBorders>
-            <w:tcMar>
-              <w:top w:type="dxa" w:w="50"/>
-              <w:left w:type="dxa" w:w="80"/>
-              <w:bottom w:type="dxa" w:w="50"/>
-              <w:right w:type="dxa" w:w="80"/>
-            </w:tcMar>
-          </w:tcPr>
-          <w:p>
-            <w:pPr>
-              <w:jc w:val="left"/>
-            </w:pPr>
-            <w:r>
-              <w:rPr>
-                <w:rFonts w:ascii="Malgun Gothic" w:cs="Malgun Gothic" w:eastAsia="Malgun Gothic" w:hAnsi="Malgun Gothic"/>
-                <w:sz w:val="17"/>
-                <w:szCs w:val="17"/>
-              </w:rPr>
-              <w:t xml:space="preserve">같음 + Playwright(화면 자동 실행·캡처)</w:t>
+              <w:t xml:space="preserve">개발 보조 AI</w:t>
+            </w:r>
+          </w:p>
+        </w:tc>
+        <w:tc>
+          <w:tcPr>
+            <w:tcW w:type="dxa" w:w="3317"/>
+            <w:tcBorders>
+              <w:top w:val="single" w:color="C9D3DF" w:sz="4"/>
+              <w:left w:val="single" w:color="C9D3DF" w:sz="4"/>
+              <w:bottom w:val="single" w:color="C9D3DF" w:sz="4"/>
+              <w:right w:val="single" w:color="C9D3DF" w:sz="4"/>
+            </w:tcBorders>
+            <w:tcMar>
+              <w:top w:type="dxa" w:w="50"/>
+              <w:left w:type="dxa" w:w="80"/>
+              <w:bottom w:type="dxa" w:w="50"/>
+              <w:right w:type="dxa" w:w="80"/>
+            </w:tcMar>
+          </w:tcPr>
+          <w:p>
+            <w:pPr>
+              <w:jc w:val="left"/>
+            </w:pPr>
+            <w:r>
+              <w:rPr>
+                <w:rFonts w:ascii="Malgun Gothic" w:cs="Malgun Gothic" w:eastAsia="Malgun Gothic" w:hAnsi="Malgun Gothic"/>
+                <w:sz w:val="17"/>
+                <w:szCs w:val="17"/>
+              </w:rPr>
+              <w:t xml:space="preserve">—</w:t>
+            </w:r>
+          </w:p>
+        </w:tc>
+        <w:tc>
+          <w:tcPr>
+            <w:tcW w:type="dxa" w:w="5027"/>
+            <w:tcBorders>
+              <w:top w:val="single" w:color="C9D3DF" w:sz="4"/>
+              <w:left w:val="single" w:color="C9D3DF" w:sz="4"/>
+              <w:bottom w:val="single" w:color="C9D3DF" w:sz="4"/>
+              <w:right w:val="single" w:color="C9D3DF" w:sz="4"/>
+            </w:tcBorders>
+            <w:tcMar>
+              <w:top w:type="dxa" w:w="50"/>
+              <w:left w:type="dxa" w:w="80"/>
+              <w:bottom w:type="dxa" w:w="50"/>
+              <w:right w:type="dxa" w:w="80"/>
+            </w:tcMar>
+          </w:tcPr>
+          <w:p>
+            <w:pPr>
+              <w:jc w:val="left"/>
+            </w:pPr>
+            <w:r>
+              <w:rPr>
+                <w:rFonts w:ascii="Malgun Gothic" w:cs="Malgun Gothic" w:eastAsia="Malgun Gothic" w:hAnsi="Malgun Gothic"/>
+                <w:sz w:val="17"/>
+                <w:szCs w:val="17"/>
+              </w:rPr>
+              <w:t xml:space="preserve">B 이혜경: Claude Opus 5.5(추론 수준 중간)·GPT / A 조준수: ChatGPT(GPT-5.6 Sol → GPT-6 Astra Pro, 기획·검토·발표자료 최종본), OpenAI Codex(SOL/Light 코딩 · Astra/Ultra 10/5 UX/UI), Gemini 3.8 Flash(문서·구성안 보조) / C 이미영: ChatGPT(GPT 솔라이트 6.1, 팀 자체 점검 리포트)·ChatGPT(GPT, 발표자료 제작) / NotebookLM·Canva 시안은 최종본 미채택 — 시연 화면은 실제 앱 녹화, 세부는 「출처·AI 활용 신고서」</w:t>
             </w:r>
           </w:p>
         </w:tc>
@@ -7679,13 +7759,109 @@
                 <w:sz w:val="17"/>
                 <w:szCs w:val="17"/>
               </w:rPr>
+              <w:t xml:space="preserve">개발</w:t>
+            </w:r>
+          </w:p>
+        </w:tc>
+        <w:tc>
+          <w:tcPr>
+            <w:tcW w:type="dxa" w:w="3317"/>
+            <w:tcBorders>
+              <w:top w:val="single" w:color="C9D3DF" w:sz="4"/>
+              <w:left w:val="single" w:color="C9D3DF" w:sz="4"/>
+              <w:bottom w:val="single" w:color="C9D3DF" w:sz="4"/>
+              <w:right w:val="single" w:color="C9D3DF" w:sz="4"/>
+            </w:tcBorders>
+            <w:tcMar>
+              <w:top w:type="dxa" w:w="50"/>
+              <w:left w:type="dxa" w:w="80"/>
+              <w:bottom w:type="dxa" w:w="50"/>
+              <w:right w:type="dxa" w:w="80"/>
+            </w:tcMar>
+          </w:tcPr>
+          <w:p>
+            <w:pPr>
+              <w:jc w:val="left"/>
+            </w:pPr>
+            <w:r>
+              <w:rPr>
+                <w:rFonts w:ascii="Malgun Gothic" w:cs="Malgun Gothic" w:eastAsia="Malgun Gothic" w:hAnsi="Malgun Gothic"/>
+                <w:sz w:val="17"/>
+                <w:szCs w:val="17"/>
+              </w:rPr>
+              <w:t xml:space="preserve">Python, Streamlit, SQLite, python-dateutil, unittest</w:t>
+            </w:r>
+          </w:p>
+        </w:tc>
+        <w:tc>
+          <w:tcPr>
+            <w:tcW w:type="dxa" w:w="5027"/>
+            <w:tcBorders>
+              <w:top w:val="single" w:color="C9D3DF" w:sz="4"/>
+              <w:left w:val="single" w:color="C9D3DF" w:sz="4"/>
+              <w:bottom w:val="single" w:color="C9D3DF" w:sz="4"/>
+              <w:right w:val="single" w:color="C9D3DF" w:sz="4"/>
+            </w:tcBorders>
+            <w:tcMar>
+              <w:top w:type="dxa" w:w="50"/>
+              <w:left w:type="dxa" w:w="80"/>
+              <w:bottom w:type="dxa" w:w="50"/>
+              <w:right w:type="dxa" w:w="80"/>
+            </w:tcMar>
+          </w:tcPr>
+          <w:p>
+            <w:pPr>
+              <w:jc w:val="left"/>
+            </w:pPr>
+            <w:r>
+              <w:rPr>
+                <w:rFonts w:ascii="Malgun Gothic" w:cs="Malgun Gothic" w:eastAsia="Malgun Gothic" w:hAnsi="Malgun Gothic"/>
+                <w:sz w:val="17"/>
+                <w:szCs w:val="17"/>
+              </w:rPr>
+              <w:t xml:space="preserve">같음 + Playwright(화면 자동 실행·캡처)</w:t>
+            </w:r>
+          </w:p>
+        </w:tc>
+      </w:tr>
+      <w:tr>
+        <w:trPr>
+          <w:cantSplit/>
+          <w:tblHeader w:val="false"/>
+        </w:trPr>
+        <w:tc>
+          <w:tcPr>
+            <w:tcW w:type="dxa" w:w="1860"/>
+            <w:tcBorders>
+              <w:top w:val="single" w:color="C9D3DF" w:sz="4"/>
+              <w:left w:val="single" w:color="C9D3DF" w:sz="4"/>
+              <w:bottom w:val="single" w:color="C9D3DF" w:sz="4"/>
+              <w:right w:val="single" w:color="C9D3DF" w:sz="4"/>
+            </w:tcBorders>
+            <w:tcMar>
+              <w:top w:type="dxa" w:w="50"/>
+              <w:left w:type="dxa" w:w="80"/>
+              <w:bottom w:type="dxa" w:w="50"/>
+              <w:right w:type="dxa" w:w="80"/>
+            </w:tcMar>
+          </w:tcPr>
+          <w:p>
+            <w:pPr>
+              <w:jc w:val="center"/>
+            </w:pPr>
+            <w:r>
+              <w:rPr>
+                <w:rFonts w:ascii="Malgun Gothic" w:cs="Malgun Gothic" w:eastAsia="Malgun Gothic" w:hAnsi="Malgun Gothic"/>
+                <w:sz w:val="17"/>
+                <w:szCs w:val="17"/>
+              </w:rPr>
               <w:t xml:space="preserve">테스트·협업</w:t>
             </w:r>
           </w:p>
         </w:tc>
         <w:tc>
           <w:tcPr>
-            <w:tcW w:type="dxa" w:w="3719"/>
+            <w:tcW w:type="dxa" w:w="3317"/>
             <w:tcBorders>
               <w:top w:val="single" w:color="C9D3DF" w:sz="4"/>
               <w:left w:val="single" w:color="C9D3DF" w:sz="4"/>
@@ -7715,7 +7891,7 @@
         </w:tc>
         <w:tc>
           <w:tcPr>
-            <w:tcW w:type="dxa" w:w="4625"/>
+            <w:tcW w:type="dxa" w:w="5027"/>
             <w:tcBorders>
               <w:top w:val="single" w:color="C9D3DF" w:sz="4"/>
               <w:left w:val="single" w:color="C9D3DF" w:sz="4"/>
@@ -9143,6 +9319,19 @@
           <w:sz w:val="19"/>
           <w:szCs w:val="19"/>
         </w:rPr>
+        <w:t xml:space="preserve">LLM에게 모든 판단을 맡기지 않고, 정책 자격은 규칙으로 판정하며 공식 연락처와 링크는 검증 자료와 대조합니다.</w:t>
+      </w:r>
+    </w:p>
+    <w:p>
+      <w:pPr>
+        <w:spacing w:after="60"/>
+      </w:pPr>
+      <w:r>
+        <w:rPr>
+          <w:rFonts w:ascii="Malgun Gothic" w:cs="Malgun Gothic" w:eastAsia="Malgun Gothic" w:hAnsi="Malgun Gothic"/>
+          <w:sz w:val="19"/>
+          <w:szCs w:val="19"/>
+        </w:rPr>
         <w:t xml:space="preserve">검증 DB 안의 내용으로만 답하고, 금액·연락처·링크는 추측하지 않으며, 자격은 단정하지 않고 범위 밖 질문(예: 주식 추천)은 정중히 거절합니다(TC6 통과).</w:t>
       </w:r>
     </w:p>
@@ -11298,7 +11487,7 @@
           <w:sz w:val="19"/>
           <w:szCs w:val="19"/>
         </w:rPr>
-        <w:t xml:space="preserve">제출: 2026-10-06(화) 낮 12시까지 구글폼(기본정보 입력 + zip 1개 일반부_10_조준수.zip).</w:t>
+        <w:t xml:space="preserve">제출: 2026-10-06(화) 오전 10시 전후 팀 제출(대회 마감 낮 12시) — 구글폼(기본정보 입력 + zip 1개 일반부_10_조준수.zip).</w:t>
       </w:r>
     </w:p>
     <w:tbl>

--- a/docs/result/오이소창원_결과보고서_최종본_20261005.docx
+++ b/docs/result/오이소창원_결과보고서_최종본_20261005.docx
@@ -577,7 +577,7 @@
             <w:pPr>
               <w:jc w:val="left"/>
             </w:pPr>
-            <w:hyperlink w:history="1" r:id="rIdo8jqprfvxmgoxzihk9uhe">
+            <w:hyperlink w:history="1" r:id="rId_sljla65mizbsmo_tlixp">
               <w:r>
                 <w:rPr>
                   <w:rStyle w:val="Hyperlink"/>
@@ -646,7 +646,7 @@
             <w:pPr>
               <w:jc w:val="left"/>
             </w:pPr>
-            <w:hyperlink w:history="1" r:id="rIdcj77kghnas0b2bhw0dmfy">
+            <w:hyperlink w:history="1" r:id="rIdldgp6hjtxqrposhcqghoq">
               <w:r>
                 <w:rPr>
                   <w:rStyle w:val="Hyperlink"/>
@@ -7723,7 +7723,7 @@
                 <w:sz w:val="17"/>
                 <w:szCs w:val="17"/>
               </w:rPr>
-              <w:t xml:space="preserve">B 이혜경: Claude Opus 5.5(추론 수준 중간)·GPT / A 조준수: ChatGPT(GPT-5.6 Sol → GPT-6 Astra Pro, 기획·검토·발표자료 최종본), OpenAI Codex(SOL/Light 코딩 · Astra/Ultra 10/5 UX/UI), Gemini 3.8 Flash(문서·구성안 보조) / C 이미영: ChatGPT(GPT 솔라이트 6.1, 팀 자체 점검 리포트)·ChatGPT(GPT, 발표자료 제작) / NotebookLM·Canva 시안은 최종본 미채택 — 시연 화면은 실제 앱 녹화, 세부는 「출처·AI 활용 신고서」</w:t>
+              <w:t xml:space="preserve">B 이혜경: Claude Opus 5.5(추론 수준 중간)·ChatGPT(GPT-5.6 Sol) / A 조준수: ChatGPT(GPT-5.6 Sol → GPT-6 Astra Pro, 기획·검토·발표자료 최종본), OpenAI Codex(SOL/Light 코딩 · Astra/Ultra 10/5 UX/UI), Gemini 3.8 Flash(문서·구성안 보조) / C 이미영: ChatGPT(GPT 솔라이트 6.1, 팀 자체 점검 리포트)·ChatGPT(GPT, 발표자료 제작) / NotebookLM·Canva 시안은 최종본 미채택 — 시연 화면은 실제 앱 녹화, 세부는 「출처·AI 활용 신고서」</w:t>
             </w:r>
           </w:p>
         </w:tc>

--- a/docs/result/오이소창원_결과보고서_최종본_20261005.docx
+++ b/docs/result/오이소창원_결과보고서_최종본_20261005.docx
@@ -577,7 +577,7 @@
             <w:pPr>
               <w:jc w:val="left"/>
             </w:pPr>
-            <w:hyperlink w:history="1" r:id="rId_sljla65mizbsmo_tlixp">
+            <w:hyperlink w:history="1" r:id="rIdic2zpt9fraqg0rfocaekx">
               <w:r>
                 <w:rPr>
                   <w:rStyle w:val="Hyperlink"/>
@@ -646,7 +646,7 @@
             <w:pPr>
               <w:jc w:val="left"/>
             </w:pPr>
-            <w:hyperlink w:history="1" r:id="rIdldgp6hjtxqrposhcqghoq">
+            <w:hyperlink w:history="1" r:id="rIdnyc7tcn6hrnr1iyg0a2js">
               <w:r>
                 <w:rPr>
                   <w:rStyle w:val="Hyperlink"/>
@@ -6065,7 +6065,7 @@
                 <w:sz w:val="17"/>
                 <w:szCs w:val="17"/>
               </w:rPr>
-              <w:t xml:space="preserve">시연동영상 녹화·발표자료 10장 제작(10/5, ChatGPT(GPT) 활용)</w:t>
+              <w:t xml:space="preserve">시연동영상 녹화·발표자료 10장 제작(10/5)</w:t>
             </w:r>
           </w:p>
         </w:tc>
@@ -7723,7 +7723,7 @@
                 <w:sz w:val="17"/>
                 <w:szCs w:val="17"/>
               </w:rPr>
-              <w:t xml:space="preserve">B 이혜경: Claude Opus 5.5(추론 수준 중간)·ChatGPT(GPT-5.6 Sol) / A 조준수: ChatGPT(GPT-5.6 Sol → GPT-6 Astra Pro, 기획·검토·발표자료 최종본), OpenAI Codex(SOL/Light 코딩 · Astra/Ultra 10/5 UX/UI), Gemini 3.8 Flash(문서·구성안 보조) / C 이미영: ChatGPT(GPT 솔라이트 6.1, 팀 자체 점검 리포트)·ChatGPT(GPT, 발표자료 제작) / NotebookLM·Canva 시안은 최종본 미채택 — 시연 화면은 실제 앱 녹화, 세부는 「출처·AI 활용 신고서」</w:t>
+              <w:t xml:space="preserve">B 이혜경: Claude Opus 5.5(추론 수준 중간)·ChatGPT(GPT-5.6 Sol) / A 조준수: ChatGPT(GPT-5.6 Sol → GPT-6 Astra Pro, 기획·검토·발표자료 최종본), OpenAI Codex(SOL/Light 코딩 · Astra/Ultra 10/5 UX/UI), Gemini 3.8 Flash(문서·구성안 보조) / C 이미영: ChatGPT(GPT 솔라이트 6.1, 팀 자체 점검 리포트) — 시연 화면은 실제 앱 녹화, 세부는 「출처·AI 활용 신고서」</w:t>
             </w:r>
           </w:p>
         </w:tc>

--- a/docs/result/오이소창원_결과보고서_최종본_20261005.docx
+++ b/docs/result/오이소창원_결과보고서_최종본_20261005.docx
@@ -577,7 +577,7 @@
             <w:pPr>
               <w:jc w:val="left"/>
             </w:pPr>
-            <w:hyperlink w:history="1" r:id="rIdic2zpt9fraqg0rfocaekx">
+            <w:hyperlink w:history="1" r:id="rId38zwmwhljcuizb-dykl6h">
               <w:r>
                 <w:rPr>
                   <w:rStyle w:val="Hyperlink"/>
@@ -646,7 +646,7 @@
             <w:pPr>
               <w:jc w:val="left"/>
             </w:pPr>
-            <w:hyperlink w:history="1" r:id="rIdnyc7tcn6hrnr1iyg0a2js">
+            <w:hyperlink w:history="1" r:id="rId94l-yizg-mrktnvichei_">
               <w:r>
                 <w:rPr>
                   <w:rStyle w:val="Hyperlink"/>
@@ -11503,10 +11503,10 @@
         </w:tblBorders>
       </w:tblPr>
       <w:tblGrid>
-        <w:gridCol w:w="1949"/>
-        <w:gridCol w:w="2607"/>
+        <w:gridCol w:w="1875"/>
+        <w:gridCol w:w="2536"/>
         <w:gridCol w:w="3060"/>
-        <w:gridCol w:w="2588"/>
+        <w:gridCol w:w="2733"/>
       </w:tblGrid>
       <w:tr>
         <w:trPr>
@@ -11515,7 +11515,7 @@
         </w:trPr>
         <w:tc>
           <w:tcPr>
-            <w:tcW w:type="dxa" w:w="1949"/>
+            <w:tcW w:type="dxa" w:w="1875"/>
             <w:tcBorders>
               <w:top w:val="single" w:color="C9D3DF" w:sz="4"/>
               <w:left w:val="single" w:color="C9D3DF" w:sz="4"/>
@@ -11549,7 +11549,7 @@
         </w:tc>
         <w:tc>
           <w:tcPr>
-            <w:tcW w:type="dxa" w:w="2607"/>
+            <w:tcW w:type="dxa" w:w="2536"/>
             <w:tcBorders>
               <w:top w:val="single" w:color="C9D3DF" w:sz="4"/>
               <w:left w:val="single" w:color="C9D3DF" w:sz="4"/>
@@ -11617,7 +11617,7 @@
         </w:tc>
         <w:tc>
           <w:tcPr>
-            <w:tcW w:type="dxa" w:w="2588"/>
+            <w:tcW w:type="dxa" w:w="2733"/>
             <w:tcBorders>
               <w:top w:val="single" w:color="C9D3DF" w:sz="4"/>
               <w:left w:val="single" w:color="C9D3DF" w:sz="4"/>
@@ -11657,7 +11657,7 @@
         </w:trPr>
         <w:tc>
           <w:tcPr>
-            <w:tcW w:type="dxa" w:w="1949"/>
+            <w:tcW w:type="dxa" w:w="1875"/>
             <w:tcBorders>
               <w:top w:val="single" w:color="C9D3DF" w:sz="4"/>
               <w:left w:val="single" w:color="C9D3DF" w:sz="4"/>
@@ -11687,7 +11687,7 @@
         </w:tc>
         <w:tc>
           <w:tcPr>
-            <w:tcW w:type="dxa" w:w="2607"/>
+            <w:tcW w:type="dxa" w:w="2536"/>
             <w:tcBorders>
               <w:top w:val="single" w:color="C9D3DF" w:sz="4"/>
               <w:left w:val="single" w:color="C9D3DF" w:sz="4"/>
@@ -11747,31 +11747,31 @@
         </w:tc>
         <w:tc>
           <w:tcPr>
-            <w:tcW w:type="dxa" w:w="2588"/>
-            <w:tcBorders>
-              <w:top w:val="single" w:color="C9D3DF" w:sz="4"/>
-              <w:left w:val="single" w:color="C9D3DF" w:sz="4"/>
-              <w:bottom w:val="single" w:color="C9D3DF" w:sz="4"/>
-              <w:right w:val="single" w:color="C9D3DF" w:sz="4"/>
-            </w:tcBorders>
-            <w:tcMar>
-              <w:top w:type="dxa" w:w="50"/>
-              <w:left w:type="dxa" w:w="80"/>
-              <w:bottom w:type="dxa" w:w="50"/>
-              <w:right w:type="dxa" w:w="80"/>
-            </w:tcMar>
-          </w:tcPr>
-          <w:p>
-            <w:pPr>
-              <w:jc w:val="left"/>
-            </w:pPr>
-            <w:r>
-              <w:rPr>
-                <w:rFonts w:ascii="Malgun Gothic" w:cs="Malgun Gothic" w:eastAsia="Malgun Gothic" w:hAnsi="Malgun Gothic"/>
-                <w:sz w:val="17"/>
-                <w:szCs w:val="17"/>
-              </w:rPr>
-              <w:t xml:space="preserve">deliverables/submission/</w:t>
+            <w:tcW w:type="dxa" w:w="2733"/>
+            <w:tcBorders>
+              <w:top w:val="single" w:color="C9D3DF" w:sz="4"/>
+              <w:left w:val="single" w:color="C9D3DF" w:sz="4"/>
+              <w:bottom w:val="single" w:color="C9D3DF" w:sz="4"/>
+              <w:right w:val="single" w:color="C9D3DF" w:sz="4"/>
+            </w:tcBorders>
+            <w:tcMar>
+              <w:top w:type="dxa" w:w="50"/>
+              <w:left w:type="dxa" w:w="80"/>
+              <w:bottom w:type="dxa" w:w="50"/>
+              <w:right w:type="dxa" w:w="80"/>
+            </w:tcMar>
+          </w:tcPr>
+          <w:p>
+            <w:pPr>
+              <w:jc w:val="left"/>
+            </w:pPr>
+            <w:r>
+              <w:rPr>
+                <w:rFonts w:ascii="Malgun Gothic" w:cs="Malgun Gothic" w:eastAsia="Malgun Gothic" w:hAnsi="Malgun Gothic"/>
+                <w:sz w:val="17"/>
+                <w:szCs w:val="17"/>
+              </w:rPr>
+              <w:t xml:space="preserve">deliverables/submission/ (개인정보 가림 처리본, 원본은 협회 제출)</w:t>
             </w:r>
           </w:p>
         </w:tc>
@@ -11783,7 +11783,7 @@
         </w:trPr>
         <w:tc>
           <w:tcPr>
-            <w:tcW w:type="dxa" w:w="1949"/>
+            <w:tcW w:type="dxa" w:w="1875"/>
             <w:tcBorders>
               <w:top w:val="single" w:color="C9D3DF" w:sz="4"/>
               <w:left w:val="single" w:color="C9D3DF" w:sz="4"/>
@@ -11813,7 +11813,7 @@
         </w:tc>
         <w:tc>
           <w:tcPr>
-            <w:tcW w:type="dxa" w:w="2607"/>
+            <w:tcW w:type="dxa" w:w="2536"/>
             <w:tcBorders>
               <w:top w:val="single" w:color="C9D3DF" w:sz="4"/>
               <w:left w:val="single" w:color="C9D3DF" w:sz="4"/>
@@ -11873,7 +11873,7 @@
         </w:tc>
         <w:tc>
           <w:tcPr>
-            <w:tcW w:type="dxa" w:w="2588"/>
+            <w:tcW w:type="dxa" w:w="2733"/>
             <w:tcBorders>
               <w:top w:val="single" w:color="C9D3DF" w:sz="4"/>
               <w:left w:val="single" w:color="C9D3DF" w:sz="4"/>
@@ -11909,61 +11909,61 @@
         </w:trPr>
         <w:tc>
           <w:tcPr>
-            <w:tcW w:type="dxa" w:w="1949"/>
-            <w:tcBorders>
-              <w:top w:val="single" w:color="C9D3DF" w:sz="4"/>
-              <w:left w:val="single" w:color="C9D3DF" w:sz="4"/>
-              <w:bottom w:val="single" w:color="C9D3DF" w:sz="4"/>
-              <w:right w:val="single" w:color="C9D3DF" w:sz="4"/>
-            </w:tcBorders>
-            <w:tcMar>
-              <w:top w:type="dxa" w:w="50"/>
-              <w:left w:type="dxa" w:w="80"/>
-              <w:bottom w:type="dxa" w:w="50"/>
-              <w:right w:type="dxa" w:w="80"/>
-            </w:tcMar>
-          </w:tcPr>
-          <w:p>
-            <w:pPr>
-              <w:jc w:val="left"/>
-            </w:pPr>
-            <w:r>
-              <w:rPr>
-                <w:rFonts w:ascii="Malgun Gothic" w:cs="Malgun Gothic" w:eastAsia="Malgun Gothic" w:hAnsi="Malgun Gothic"/>
-                <w:sz w:val="17"/>
-                <w:szCs w:val="17"/>
-              </w:rPr>
-              <w:t xml:space="preserve">기술명세서(제출2) + 소스 및 경로(제출3)</w:t>
-            </w:r>
-          </w:p>
-        </w:tc>
-        <w:tc>
-          <w:tcPr>
-            <w:tcW w:type="dxa" w:w="2607"/>
-            <w:tcBorders>
-              <w:top w:val="single" w:color="C9D3DF" w:sz="4"/>
-              <w:left w:val="single" w:color="C9D3DF" w:sz="4"/>
-              <w:bottom w:val="single" w:color="C9D3DF" w:sz="4"/>
-              <w:right w:val="single" w:color="C9D3DF" w:sz="4"/>
-            </w:tcBorders>
-            <w:tcMar>
-              <w:top w:type="dxa" w:w="50"/>
-              <w:left w:type="dxa" w:w="80"/>
-              <w:bottom w:type="dxa" w:w="50"/>
-              <w:right w:type="dxa" w:w="80"/>
-            </w:tcMar>
-          </w:tcPr>
-          <w:p>
-            <w:pPr>
-              <w:jc w:val="left"/>
-            </w:pPr>
-            <w:r>
-              <w:rPr>
-                <w:rFonts w:ascii="Malgun Gothic" w:cs="Malgun Gothic" w:eastAsia="Malgun Gothic" w:hAnsi="Malgun Gothic"/>
-                <w:sz w:val="17"/>
-                <w:szCs w:val="17"/>
-              </w:rPr>
-              <w:t xml:space="preserve">AI Agent 기술설명서 1쪽(별지 1) — 정보출처, 기존자산/8일 개발분, 저장소·실행 경로</w:t>
+            <w:tcW w:type="dxa" w:w="1875"/>
+            <w:tcBorders>
+              <w:top w:val="single" w:color="C9D3DF" w:sz="4"/>
+              <w:left w:val="single" w:color="C9D3DF" w:sz="4"/>
+              <w:bottom w:val="single" w:color="C9D3DF" w:sz="4"/>
+              <w:right w:val="single" w:color="C9D3DF" w:sz="4"/>
+            </w:tcBorders>
+            <w:tcMar>
+              <w:top w:type="dxa" w:w="50"/>
+              <w:left w:type="dxa" w:w="80"/>
+              <w:bottom w:type="dxa" w:w="50"/>
+              <w:right w:type="dxa" w:w="80"/>
+            </w:tcMar>
+          </w:tcPr>
+          <w:p>
+            <w:pPr>
+              <w:jc w:val="left"/>
+            </w:pPr>
+            <w:r>
+              <w:rPr>
+                <w:rFonts w:ascii="Malgun Gothic" w:cs="Malgun Gothic" w:eastAsia="Malgun Gothic" w:hAnsi="Malgun Gothic"/>
+                <w:sz w:val="17"/>
+                <w:szCs w:val="17"/>
+              </w:rPr>
+              <w:t xml:space="preserve">기술명세서(제출2) · 소스 및 경로(제출3)</w:t>
+            </w:r>
+          </w:p>
+        </w:tc>
+        <w:tc>
+          <w:tcPr>
+            <w:tcW w:type="dxa" w:w="2536"/>
+            <w:tcBorders>
+              <w:top w:val="single" w:color="C9D3DF" w:sz="4"/>
+              <w:left w:val="single" w:color="C9D3DF" w:sz="4"/>
+              <w:bottom w:val="single" w:color="C9D3DF" w:sz="4"/>
+              <w:right w:val="single" w:color="C9D3DF" w:sz="4"/>
+            </w:tcBorders>
+            <w:tcMar>
+              <w:top w:type="dxa" w:w="50"/>
+              <w:left w:type="dxa" w:w="80"/>
+              <w:bottom w:type="dxa" w:w="50"/>
+              <w:right w:type="dxa" w:w="80"/>
+            </w:tcMar>
+          </w:tcPr>
+          <w:p>
+            <w:pPr>
+              <w:jc w:val="left"/>
+            </w:pPr>
+            <w:r>
+              <w:rPr>
+                <w:rFonts w:ascii="Malgun Gothic" w:cs="Malgun Gothic" w:eastAsia="Malgun Gothic" w:hAnsi="Malgun Gothic"/>
+                <w:sz w:val="17"/>
+                <w:szCs w:val="17"/>
+              </w:rPr>
+              <w:t xml:space="preserve">기술명세서 2쪽(별지 1, 정보출처·작업별 AI 상세) · 소스 및 경로 2쪽(저장소·실행 방법·폴더 구조)</w:t>
             </w:r>
           </w:p>
         </w:tc>
@@ -11999,7 +11999,7 @@
         </w:tc>
         <w:tc>
           <w:tcPr>
-            <w:tcW w:type="dxa" w:w="2588"/>
+            <w:tcW w:type="dxa" w:w="2733"/>
             <w:tcBorders>
               <w:top w:val="single" w:color="C9D3DF" w:sz="4"/>
               <w:left w:val="single" w:color="C9D3DF" w:sz="4"/>
@@ -12035,7 +12035,7 @@
         </w:trPr>
         <w:tc>
           <w:tcPr>
-            <w:tcW w:type="dxa" w:w="1949"/>
+            <w:tcW w:type="dxa" w:w="1875"/>
             <w:tcBorders>
               <w:top w:val="single" w:color="C9D3DF" w:sz="4"/>
               <w:left w:val="single" w:color="C9D3DF" w:sz="4"/>
@@ -12065,7 +12065,7 @@
         </w:tc>
         <w:tc>
           <w:tcPr>
-            <w:tcW w:type="dxa" w:w="2607"/>
+            <w:tcW w:type="dxa" w:w="2536"/>
             <w:tcBorders>
               <w:top w:val="single" w:color="C9D3DF" w:sz="4"/>
               <w:left w:val="single" w:color="C9D3DF" w:sz="4"/>
@@ -12125,7 +12125,7 @@
         </w:tc>
         <w:tc>
           <w:tcPr>
-            <w:tcW w:type="dxa" w:w="2588"/>
+            <w:tcW w:type="dxa" w:w="2733"/>
             <w:tcBorders>
               <w:top w:val="single" w:color="C9D3DF" w:sz="4"/>
               <w:left w:val="single" w:color="C9D3DF" w:sz="4"/>
@@ -12161,7 +12161,7 @@
         </w:trPr>
         <w:tc>
           <w:tcPr>
-            <w:tcW w:type="dxa" w:w="1949"/>
+            <w:tcW w:type="dxa" w:w="1875"/>
             <w:tcBorders>
               <w:top w:val="single" w:color="C9D3DF" w:sz="4"/>
               <w:left w:val="single" w:color="C9D3DF" w:sz="4"/>
@@ -12191,7 +12191,7 @@
         </w:tc>
         <w:tc>
           <w:tcPr>
-            <w:tcW w:type="dxa" w:w="2607"/>
+            <w:tcW w:type="dxa" w:w="2536"/>
             <w:tcBorders>
               <w:top w:val="single" w:color="C9D3DF" w:sz="4"/>
               <w:left w:val="single" w:color="C9D3DF" w:sz="4"/>
@@ -12251,7 +12251,7 @@
         </w:tc>
         <w:tc>
           <w:tcPr>
-            <w:tcW w:type="dxa" w:w="2588"/>
+            <w:tcW w:type="dxa" w:w="2733"/>
             <w:tcBorders>
               <w:top w:val="single" w:color="C9D3DF" w:sz="4"/>
               <w:left w:val="single" w:color="C9D3DF" w:sz="4"/>
@@ -12287,7 +12287,7 @@
         </w:trPr>
         <w:tc>
           <w:tcPr>
-            <w:tcW w:type="dxa" w:w="1949"/>
+            <w:tcW w:type="dxa" w:w="1875"/>
             <w:tcBorders>
               <w:top w:val="single" w:color="C9D3DF" w:sz="4"/>
               <w:left w:val="single" w:color="C9D3DF" w:sz="4"/>
@@ -12317,7 +12317,7 @@
         </w:tc>
         <w:tc>
           <w:tcPr>
-            <w:tcW w:type="dxa" w:w="2607"/>
+            <w:tcW w:type="dxa" w:w="2536"/>
             <w:tcBorders>
               <w:top w:val="single" w:color="C9D3DF" w:sz="4"/>
               <w:left w:val="single" w:color="C9D3DF" w:sz="4"/>
@@ -12377,31 +12377,31 @@
         </w:tc>
         <w:tc>
           <w:tcPr>
-            <w:tcW w:type="dxa" w:w="2588"/>
-            <w:tcBorders>
-              <w:top w:val="single" w:color="C9D3DF" w:sz="4"/>
-              <w:left w:val="single" w:color="C9D3DF" w:sz="4"/>
-              <w:bottom w:val="single" w:color="C9D3DF" w:sz="4"/>
-              <w:right w:val="single" w:color="C9D3DF" w:sz="4"/>
-            </w:tcBorders>
-            <w:tcMar>
-              <w:top w:type="dxa" w:w="50"/>
-              <w:left w:type="dxa" w:w="80"/>
-              <w:bottom w:type="dxa" w:w="50"/>
-              <w:right w:type="dxa" w:w="80"/>
-            </w:tcMar>
-          </w:tcPr>
-          <w:p>
-            <w:pPr>
-              <w:jc w:val="left"/>
-            </w:pPr>
-            <w:r>
-              <w:rPr>
-                <w:rFonts w:ascii="Malgun Gothic" w:cs="Malgun Gothic" w:eastAsia="Malgun Gothic" w:hAnsi="Malgun Gothic"/>
-                <w:sz w:val="17"/>
-                <w:szCs w:val="17"/>
-              </w:rPr>
-              <w:t xml:space="preserve">deliverables/submission/</w:t>
+            <w:tcW w:type="dxa" w:w="2733"/>
+            <w:tcBorders>
+              <w:top w:val="single" w:color="C9D3DF" w:sz="4"/>
+              <w:left w:val="single" w:color="C9D3DF" w:sz="4"/>
+              <w:bottom w:val="single" w:color="C9D3DF" w:sz="4"/>
+              <w:right w:val="single" w:color="C9D3DF" w:sz="4"/>
+            </w:tcBorders>
+            <w:tcMar>
+              <w:top w:type="dxa" w:w="50"/>
+              <w:left w:type="dxa" w:w="80"/>
+              <w:bottom w:type="dxa" w:w="50"/>
+              <w:right w:type="dxa" w:w="80"/>
+            </w:tcMar>
+          </w:tcPr>
+          <w:p>
+            <w:pPr>
+              <w:jc w:val="left"/>
+            </w:pPr>
+            <w:r>
+              <w:rPr>
+                <w:rFonts w:ascii="Malgun Gothic" w:cs="Malgun Gothic" w:eastAsia="Malgun Gothic" w:hAnsi="Malgun Gothic"/>
+                <w:sz w:val="17"/>
+                <w:szCs w:val="17"/>
+              </w:rPr>
+              <w:t xml:space="preserve">deliverables/submission/ (내용은 README 20장 「정보출처」에도 수록)</w:t>
             </w:r>
           </w:p>
         </w:tc>
